--- a/project01/deliverables/三国斗阵_第一批新增预选英雄技能设计归档_v1.0.docx
+++ b/project01/deliverables/三国斗阵_第一批新增预选英雄技能设计归档_v1.0.docx
@@ -686,6 +686,7 @@
         <w:gridCol w:w="900"/>
         <w:gridCol w:w="2000"/>
         <w:gridCol w:w="6460"/>
+        <w:gridCol w:w="4320"/>
       </w:tblGrid>
       <w:tr>
         <w:trPr>
@@ -693,7 +694,67 @@
         </w:trPr>
         <w:tc>
           <w:tcPr>
-            <w:tcW w:type="dxa" w:w="900"/>
+            <w:tcW w:type="dxa" w:w="864"/>
+            <w:shd w:fill="E8EEF5"/>
+            <w:tcMar>
+              <w:top w:w="80" w:type="dxa"/>
+              <w:start w:w="120" w:type="dxa"/>
+              <w:bottom w:w="80" w:type="dxa"/>
+              <w:end w:w="120" w:type="dxa"/>
+            </w:tcMar>
+            <w:vAlign w:val="center"/>
+          </w:tcPr>
+          <w:p>
+            <w:pPr>
+              <w:keepNext w:val="0"/>
+              <w:spacing w:before="0" w:after="0" w:line="264" w:lineRule="auto"/>
+              <w:jc w:val="center"/>
+            </w:pPr>
+            <w:r>
+              <w:rPr>
+                <w:rFonts w:ascii="Microsoft YaHei" w:hAnsi="Microsoft YaHei" w:eastAsia="Microsoft YaHei"/>
+                <w:b w:val="0"/>
+                <w:i w:val="0"/>
+                <w:color w:val="1F4D78"/>
+                <w:sz w:val="17"/>
+              </w:rPr>
+              <w:t>星级</w:t>
+            </w:r>
+          </w:p>
+        </w:tc>
+        <w:tc>
+          <w:tcPr>
+            <w:tcW w:type="dxa" w:w="1872"/>
+            <w:shd w:fill="E8EEF5"/>
+            <w:tcMar>
+              <w:top w:w="80" w:type="dxa"/>
+              <w:start w:w="120" w:type="dxa"/>
+              <w:bottom w:w="80" w:type="dxa"/>
+              <w:end w:w="120" w:type="dxa"/>
+            </w:tcMar>
+            <w:vAlign w:val="center"/>
+          </w:tcPr>
+          <w:p>
+            <w:pPr>
+              <w:keepNext w:val="0"/>
+              <w:spacing w:before="0" w:after="0" w:line="264" w:lineRule="auto"/>
+              <w:jc w:val="center"/>
+            </w:pPr>
+            <w:r>
+              <w:rPr>
+                <w:rFonts w:ascii="Microsoft YaHei" w:hAnsi="Microsoft YaHei" w:eastAsia="Microsoft YaHei"/>
+                <w:b/>
+                <w:i w:val="0"/>
+                <w:color w:val="1F4D78"/>
+                <w:sz w:val="17"/>
+              </w:rPr>
+              <w:t>技能</w:t>
+            </w:r>
+          </w:p>
+        </w:tc>
+        <w:tc>
+          <w:tcPr>
+            <w:tcW w:type="dxa" w:w="4320"/>
             <w:shd w:fill="E8EEF5"/>
             <w:tcMar>
               <w:top w:w="80" w:type="dxa"/>
@@ -717,14 +778,36 @@
                 <w:color w:val="1F4D78"/>
                 <w:sz w:val="19"/>
               </w:rPr>
-              <w:t>星级</w:t>
+              <w:t>正式效果与自动规则</w:t>
             </w:r>
           </w:p>
         </w:tc>
         <w:tc>
           <w:tcPr>
-            <w:tcW w:type="dxa" w:w="2000"/>
-            <w:shd w:fill="E8EEF5"/>
+            <w:shd w:fill="D9EAF7"/>
+            <w:vAlign w:val="center"/>
+            <w:tcW w:w="4320" w:type="dxa"/>
+          </w:tcPr>
+          <w:p>
+            <w:pPr>
+              <w:spacing w:before="0" w:after="0" w:line="264" w:lineRule="auto"/>
+              <w:jc w:val="left"/>
+            </w:pPr>
+            <w:r>
+              <w:rPr>
+                <w:rFonts w:ascii="Microsoft YaHei" w:hAnsi="Microsoft YaHei" w:eastAsia="Microsoft YaHei"/>
+                <w:b w:val="0"/>
+                <w:sz w:val="17"/>
+              </w:rPr>
+              <w:t>游戏内描述建议</w:t>
+            </w:r>
+          </w:p>
+        </w:tc>
+      </w:tr>
+      <w:tr>
+        <w:tc>
+          <w:tcPr>
+            <w:tcW w:type="dxa" w:w="864"/>
             <w:tcMar>
               <w:top w:w="80" w:type="dxa"/>
               <w:start w:w="120" w:type="dxa"/>
@@ -736,25 +819,24 @@
           <w:p>
             <w:pPr>
               <w:keepNext w:val="0"/>
-              <w:spacing w:before="0" w:after="0" w:line="300" w:lineRule="auto"/>
+              <w:spacing w:before="0" w:after="0" w:line="264" w:lineRule="auto"/>
               <w:jc w:val="center"/>
             </w:pPr>
             <w:r>
               <w:rPr>
                 <w:rFonts w:ascii="Microsoft YaHei" w:hAnsi="Microsoft YaHei" w:eastAsia="Microsoft YaHei"/>
-                <w:b/>
+                <w:b w:val="0"/>
                 <w:i w:val="0"/>
                 <w:color w:val="1F4D78"/>
-                <w:sz w:val="19"/>
-              </w:rPr>
-              <w:t>技能</w:t>
+                <w:sz w:val="17"/>
+              </w:rPr>
+              <w:t>1 星</w:t>
             </w:r>
           </w:p>
         </w:tc>
         <w:tc>
           <w:tcPr>
-            <w:tcW w:type="dxa" w:w="6460"/>
-            <w:shd w:fill="E8EEF5"/>
+            <w:tcW w:type="dxa" w:w="1872"/>
             <w:tcMar>
               <w:top w:w="80" w:type="dxa"/>
               <w:start w:w="120" w:type="dxa"/>
@@ -766,7 +848,7 @@
           <w:p>
             <w:pPr>
               <w:keepNext w:val="0"/>
-              <w:spacing w:before="0" w:after="0" w:line="300" w:lineRule="auto"/>
+              <w:spacing w:before="0" w:after="0" w:line="264" w:lineRule="auto"/>
               <w:jc w:val="center"/>
             </w:pPr>
             <w:r>
@@ -774,47 +856,34 @@
                 <w:rFonts w:ascii="Microsoft YaHei" w:hAnsi="Microsoft YaHei" w:eastAsia="Microsoft YaHei"/>
                 <w:b/>
                 <w:i w:val="0"/>
-                <w:color w:val="1F4D78"/>
-                <w:sz w:val="19"/>
-              </w:rPr>
-              <w:t>正式效果与自动规则</w:t>
-            </w:r>
-          </w:p>
-        </w:tc>
-      </w:tr>
-      <w:tr>
-        <w:tc>
-          <w:tcPr>
-            <w:tcW w:type="dxa" w:w="900"/>
-            <w:tcMar>
-              <w:top w:w="80" w:type="dxa"/>
-              <w:start w:w="120" w:type="dxa"/>
-              <w:bottom w:w="80" w:type="dxa"/>
-              <w:end w:w="120" w:type="dxa"/>
-            </w:tcMar>
-            <w:vAlign w:val="center"/>
-          </w:tcPr>
-          <w:p>
-            <w:pPr>
-              <w:keepNext w:val="0"/>
-              <w:spacing w:before="0" w:after="0" w:line="300" w:lineRule="auto"/>
-              <w:jc w:val="center"/>
-            </w:pPr>
+                <w:color w:val="1F2937"/>
+                <w:sz w:val="17"/>
+              </w:rPr>
+              <w:t>固阵拒敌</w:t>
+            </w:r>
+            <w:r>
+              <w:rPr>
+                <w:rFonts w:ascii="Microsoft YaHei" w:hAnsi="Microsoft YaHei" w:eastAsia="Microsoft YaHei"/>
+                <w:b/>
+                <w:sz w:val="17"/>
+              </w:rPr>
+              <w:br/>
+            </w:r>
             <w:r>
               <w:rPr>
                 <w:rFonts w:ascii="Microsoft YaHei" w:hAnsi="Microsoft YaHei" w:eastAsia="Microsoft YaHei"/>
                 <w:b/>
                 <w:i w:val="0"/>
-                <w:color w:val="1F4D78"/>
-                <w:sz w:val="19"/>
-              </w:rPr>
-              <w:t>1 星</w:t>
+                <w:color w:val="5B6573"/>
+                <w:sz w:val="17"/>
+              </w:rPr>
+              <w:t>主动</w:t>
             </w:r>
           </w:p>
         </w:tc>
         <w:tc>
           <w:tcPr>
-            <w:tcW w:type="dxa" w:w="2000"/>
+            <w:tcW w:type="dxa" w:w="4320"/>
             <w:tcMar>
               <w:top w:w="80" w:type="dxa"/>
               <w:start w:w="120" w:type="dxa"/>
@@ -831,31 +900,116 @@
             <w:r>
               <w:rPr>
                 <w:rFonts w:ascii="Microsoft YaHei" w:hAnsi="Microsoft YaHei" w:eastAsia="Microsoft YaHei"/>
-                <w:b/>
+                <w:b w:val="0"/>
                 <w:i w:val="0"/>
                 <w:color w:val="1F2937"/>
-                <w:sz w:val="19"/>
-              </w:rPr>
-              <w:t>固阵拒敌</w:t>
-            </w:r>
-            <w:r>
-              <w:br/>
-            </w:r>
-            <w:r>
-              <w:rPr>
-                <w:rFonts w:ascii="Microsoft YaHei" w:hAnsi="Microsoft YaHei" w:eastAsia="Microsoft YaHei"/>
-                <w:b w:val="0"/>
-                <w:i w:val="0"/>
-                <w:color w:val="5B6573"/>
-                <w:sz w:val="17"/>
-              </w:rPr>
-              <w:t>主动</w:t>
+                <w:sz w:val="18"/>
+              </w:rPr>
+              <w:t>自动对当前目标造成 180% 攻击的物理伤害；当前目标为敌方队长或精英时，嘲讽其 3 秒。CD = 8 秒。</w:t>
             </w:r>
           </w:p>
         </w:tc>
         <w:tc>
           <w:tcPr>
-            <w:tcW w:type="dxa" w:w="6460"/>
+            <w:vAlign w:val="center"/>
+            <w:tcW w:w="4320" w:type="dxa"/>
+          </w:tcPr>
+          <w:p>
+            <w:pPr>
+              <w:spacing w:before="0" w:after="0" w:line="264" w:lineRule="auto"/>
+              <w:jc w:val="left"/>
+            </w:pPr>
+            <w:r>
+              <w:rPr>
+                <w:rFonts w:ascii="Microsoft YaHei" w:hAnsi="Microsoft YaHei" w:eastAsia="Microsoft YaHei"/>
+                <w:b w:val="0"/>
+                <w:sz w:val="17"/>
+              </w:rPr>
+              <w:t>对当前目标造成 180% 物理伤害；若目标是队长/精英，嘲讽 3 秒。</w:t>
+            </w:r>
+          </w:p>
+        </w:tc>
+      </w:tr>
+      <w:tr>
+        <w:tc>
+          <w:tcPr>
+            <w:tcW w:type="dxa" w:w="864"/>
+            <w:tcMar>
+              <w:top w:w="80" w:type="dxa"/>
+              <w:start w:w="120" w:type="dxa"/>
+              <w:bottom w:w="80" w:type="dxa"/>
+              <w:end w:w="120" w:type="dxa"/>
+            </w:tcMar>
+            <w:vAlign w:val="center"/>
+          </w:tcPr>
+          <w:p>
+            <w:pPr>
+              <w:keepNext w:val="0"/>
+              <w:spacing w:before="0" w:after="0" w:line="264" w:lineRule="auto"/>
+              <w:jc w:val="center"/>
+            </w:pPr>
+            <w:r>
+              <w:rPr>
+                <w:rFonts w:ascii="Microsoft YaHei" w:hAnsi="Microsoft YaHei" w:eastAsia="Microsoft YaHei"/>
+                <w:b w:val="0"/>
+                <w:i w:val="0"/>
+                <w:color w:val="1F4D78"/>
+                <w:sz w:val="17"/>
+              </w:rPr>
+              <w:t>2 星</w:t>
+            </w:r>
+          </w:p>
+        </w:tc>
+        <w:tc>
+          <w:tcPr>
+            <w:tcW w:type="dxa" w:w="1872"/>
+            <w:tcMar>
+              <w:top w:w="80" w:type="dxa"/>
+              <w:start w:w="120" w:type="dxa"/>
+              <w:bottom w:w="80" w:type="dxa"/>
+              <w:end w:w="120" w:type="dxa"/>
+            </w:tcMar>
+            <w:vAlign w:val="center"/>
+          </w:tcPr>
+          <w:p>
+            <w:pPr>
+              <w:keepNext w:val="0"/>
+              <w:spacing w:before="0" w:after="0" w:line="264" w:lineRule="auto"/>
+              <w:jc w:val="center"/>
+            </w:pPr>
+            <w:r>
+              <w:rPr>
+                <w:rFonts w:ascii="Microsoft YaHei" w:hAnsi="Microsoft YaHei" w:eastAsia="Microsoft YaHei"/>
+                <w:b/>
+                <w:i w:val="0"/>
+                <w:color w:val="1F2937"/>
+                <w:sz w:val="17"/>
+              </w:rPr>
+              <w:t>八门守备</w:t>
+            </w:r>
+            <w:r>
+              <w:rPr>
+                <w:rFonts w:ascii="Microsoft YaHei" w:hAnsi="Microsoft YaHei" w:eastAsia="Microsoft YaHei"/>
+                <w:b/>
+                <w:sz w:val="17"/>
+              </w:rPr>
+              <w:br/>
+            </w:r>
+            <w:r>
+              <w:rPr>
+                <w:rFonts w:ascii="Microsoft YaHei" w:hAnsi="Microsoft YaHei" w:eastAsia="Microsoft YaHei"/>
+                <w:b/>
+                <w:i w:val="0"/>
+                <w:color w:val="5B6573"/>
+                <w:sz w:val="17"/>
+              </w:rPr>
+              <w:t>被动</w:t>
+            </w:r>
+          </w:p>
+        </w:tc>
+        <w:tc>
+          <w:tcPr>
+            <w:tcW w:type="dxa" w:w="4320"/>
             <w:tcMar>
               <w:top w:w="80" w:type="dxa"/>
               <w:start w:w="120" w:type="dxa"/>
@@ -877,7 +1031,27 @@
                 <w:color w:val="1F2937"/>
                 <w:sz w:val="18"/>
               </w:rPr>
-              <w:t>自动对当前目标造成 180% 攻击的物理伤害；当前目标为敌方队长或精英时，嘲讽其 3 秒。CD = 8 秒。</w:t>
+              <w:t>启用守备：每有 1 名我方正式部署小兵死亡，曹仁 +1 层；每 6 秒额外 +1 层；最多 5 层；本波次保留、波次结束清空；临时召唤物不计入。战前前排时，受到近战伤害 -10%。</w:t>
+            </w:r>
+          </w:p>
+        </w:tc>
+        <w:tc>
+          <w:tcPr>
+            <w:vAlign w:val="center"/>
+            <w:tcW w:w="4320" w:type="dxa"/>
+          </w:tcPr>
+          <w:p>
+            <w:pPr>
+              <w:spacing w:before="0" w:after="0" w:line="264" w:lineRule="auto"/>
+              <w:jc w:val="left"/>
+            </w:pPr>
+            <w:r>
+              <w:rPr>
+                <w:rFonts w:ascii="Microsoft YaHei" w:hAnsi="Microsoft YaHei" w:eastAsia="Microsoft YaHei"/>
+                <w:b w:val="0"/>
+                <w:sz w:val="17"/>
+              </w:rPr>
+              <w:t>启用守备：小兵阵亡或每 6 秒获得 1 层，最多 5 层；前排时近战受伤 -10%。</w:t>
             </w:r>
           </w:p>
         </w:tc>
@@ -885,7 +1059,7 @@
       <w:tr>
         <w:tc>
           <w:tcPr>
-            <w:tcW w:type="dxa" w:w="900"/>
+            <w:tcW w:type="dxa" w:w="864"/>
             <w:tcMar>
               <w:top w:w="80" w:type="dxa"/>
               <w:start w:w="120" w:type="dxa"/>
@@ -897,24 +1071,71 @@
           <w:p>
             <w:pPr>
               <w:keepNext w:val="0"/>
-              <w:spacing w:before="0" w:after="0" w:line="300" w:lineRule="auto"/>
+              <w:spacing w:before="0" w:after="0" w:line="264" w:lineRule="auto"/>
               <w:jc w:val="center"/>
             </w:pPr>
             <w:r>
               <w:rPr>
                 <w:rFonts w:ascii="Microsoft YaHei" w:hAnsi="Microsoft YaHei" w:eastAsia="Microsoft YaHei"/>
-                <w:b/>
+                <w:b w:val="0"/>
                 <w:i w:val="0"/>
                 <w:color w:val="1F4D78"/>
-                <w:sz w:val="19"/>
-              </w:rPr>
-              <w:t>2 星</w:t>
+                <w:sz w:val="17"/>
+              </w:rPr>
+              <w:t>3 星</w:t>
             </w:r>
           </w:p>
         </w:tc>
         <w:tc>
           <w:tcPr>
-            <w:tcW w:type="dxa" w:w="2000"/>
+            <w:tcW w:type="dxa" w:w="1872"/>
+            <w:tcMar>
+              <w:top w:w="80" w:type="dxa"/>
+              <w:start w:w="120" w:type="dxa"/>
+              <w:bottom w:w="80" w:type="dxa"/>
+              <w:end w:w="120" w:type="dxa"/>
+            </w:tcMar>
+            <w:vAlign w:val="center"/>
+          </w:tcPr>
+          <w:p>
+            <w:pPr>
+              <w:keepNext w:val="0"/>
+              <w:spacing w:before="0" w:after="0" w:line="264" w:lineRule="auto"/>
+              <w:jc w:val="center"/>
+            </w:pPr>
+            <w:r>
+              <w:rPr>
+                <w:rFonts w:ascii="Microsoft YaHei" w:hAnsi="Microsoft YaHei" w:eastAsia="Microsoft YaHei"/>
+                <w:b/>
+                <w:i w:val="0"/>
+                <w:color w:val="1F2937"/>
+                <w:sz w:val="17"/>
+              </w:rPr>
+              <w:t>横戈固垒</w:t>
+            </w:r>
+            <w:r>
+              <w:rPr>
+                <w:rFonts w:ascii="Microsoft YaHei" w:hAnsi="Microsoft YaHei" w:eastAsia="Microsoft YaHei"/>
+                <w:b/>
+                <w:sz w:val="17"/>
+              </w:rPr>
+              <w:br/>
+            </w:r>
+            <w:r>
+              <w:rPr>
+                <w:rFonts w:ascii="Microsoft YaHei" w:hAnsi="Microsoft YaHei" w:eastAsia="Microsoft YaHei"/>
+                <w:b/>
+                <w:i w:val="0"/>
+                <w:color w:val="5B6573"/>
+                <w:sz w:val="17"/>
+              </w:rPr>
+              <w:t>主动</w:t>
+            </w:r>
+          </w:p>
+        </w:tc>
+        <w:tc>
+          <w:tcPr>
+            <w:tcW w:type="dxa" w:w="4320"/>
             <w:tcMar>
               <w:top w:w="80" w:type="dxa"/>
               <w:start w:w="120" w:type="dxa"/>
@@ -931,31 +1152,116 @@
             <w:r>
               <w:rPr>
                 <w:rFonts w:ascii="Microsoft YaHei" w:hAnsi="Microsoft YaHei" w:eastAsia="Microsoft YaHei"/>
-                <w:b/>
+                <w:b w:val="0"/>
                 <w:i w:val="0"/>
                 <w:color w:val="1F2937"/>
-                <w:sz w:val="19"/>
-              </w:rPr>
-              <w:t>八门守备</w:t>
-            </w:r>
-            <w:r>
-              <w:br/>
-            </w:r>
-            <w:r>
-              <w:rPr>
-                <w:rFonts w:ascii="Microsoft YaHei" w:hAnsi="Microsoft YaHei" w:eastAsia="Microsoft YaHei"/>
-                <w:b w:val="0"/>
-                <w:i w:val="0"/>
-                <w:color w:val="5B6573"/>
-                <w:sz w:val="17"/>
-              </w:rPr>
-              <w:t>被动</w:t>
+                <w:sz w:val="18"/>
+              </w:rPr>
+              <w:t>仅当生命低于 60% 的我方队长不超过 1 名，且当前目标区域存在敌方队长或精英时自动释放。对区域最多 3 名敌人各造成 120% 攻击物理伤害；守备至少 3 层时，命中的队长/精英攻击 -20%，持续 5 秒。不消耗守备；CD = 11 秒。</w:t>
             </w:r>
           </w:p>
         </w:tc>
         <w:tc>
           <w:tcPr>
-            <w:tcW w:type="dxa" w:w="6460"/>
+            <w:vAlign w:val="center"/>
+            <w:tcW w:w="4320" w:type="dxa"/>
+          </w:tcPr>
+          <w:p>
+            <w:pPr>
+              <w:spacing w:before="0" w:after="0" w:line="264" w:lineRule="auto"/>
+              <w:jc w:val="left"/>
+            </w:pPr>
+            <w:r>
+              <w:rPr>
+                <w:rFonts w:ascii="Microsoft YaHei" w:hAnsi="Microsoft YaHei" w:eastAsia="Microsoft YaHei"/>
+                <w:b w:val="0"/>
+                <w:sz w:val="17"/>
+              </w:rPr>
+              <w:t>攻击当前区域最多 3 名敌人，各造成 120% 物理伤害；守备 &gt;=3 层时，队长/精英攻击 -20%，持续 5 秒。</w:t>
+            </w:r>
+          </w:p>
+        </w:tc>
+      </w:tr>
+      <w:tr>
+        <w:tc>
+          <w:tcPr>
+            <w:tcW w:type="dxa" w:w="864"/>
+            <w:tcMar>
+              <w:top w:w="80" w:type="dxa"/>
+              <w:start w:w="120" w:type="dxa"/>
+              <w:bottom w:w="80" w:type="dxa"/>
+              <w:end w:w="120" w:type="dxa"/>
+            </w:tcMar>
+            <w:vAlign w:val="center"/>
+          </w:tcPr>
+          <w:p>
+            <w:pPr>
+              <w:keepNext w:val="0"/>
+              <w:spacing w:before="0" w:after="0" w:line="264" w:lineRule="auto"/>
+              <w:jc w:val="center"/>
+            </w:pPr>
+            <w:r>
+              <w:rPr>
+                <w:rFonts w:ascii="Microsoft YaHei" w:hAnsi="Microsoft YaHei" w:eastAsia="Microsoft YaHei"/>
+                <w:b w:val="0"/>
+                <w:i w:val="0"/>
+                <w:color w:val="1F4D78"/>
+                <w:sz w:val="17"/>
+              </w:rPr>
+              <w:t>4 星</w:t>
+            </w:r>
+          </w:p>
+        </w:tc>
+        <w:tc>
+          <w:tcPr>
+            <w:tcW w:type="dxa" w:w="1872"/>
+            <w:tcMar>
+              <w:top w:w="80" w:type="dxa"/>
+              <w:start w:w="120" w:type="dxa"/>
+              <w:bottom w:w="80" w:type="dxa"/>
+              <w:end w:w="120" w:type="dxa"/>
+            </w:tcMar>
+            <w:vAlign w:val="center"/>
+          </w:tcPr>
+          <w:p>
+            <w:pPr>
+              <w:keepNext w:val="0"/>
+              <w:spacing w:before="0" w:after="0" w:line="264" w:lineRule="auto"/>
+              <w:jc w:val="center"/>
+            </w:pPr>
+            <w:r>
+              <w:rPr>
+                <w:rFonts w:ascii="Microsoft YaHei" w:hAnsi="Microsoft YaHei" w:eastAsia="Microsoft YaHei"/>
+                <w:b/>
+                <w:i w:val="0"/>
+                <w:color w:val="1F2937"/>
+                <w:sz w:val="17"/>
+              </w:rPr>
+              <w:t>合围守势</w:t>
+            </w:r>
+            <w:r>
+              <w:rPr>
+                <w:rFonts w:ascii="Microsoft YaHei" w:hAnsi="Microsoft YaHei" w:eastAsia="Microsoft YaHei"/>
+                <w:b/>
+                <w:sz w:val="17"/>
+              </w:rPr>
+              <w:br/>
+            </w:r>
+            <w:r>
+              <w:rPr>
+                <w:rFonts w:ascii="Microsoft YaHei" w:hAnsi="Microsoft YaHei" w:eastAsia="Microsoft YaHei"/>
+                <w:b/>
+                <w:i w:val="0"/>
+                <w:color w:val="5B6573"/>
+                <w:sz w:val="17"/>
+              </w:rPr>
+              <w:t>被动</w:t>
+            </w:r>
+          </w:p>
+        </w:tc>
+        <w:tc>
+          <w:tcPr>
+            <w:tcW w:type="dxa" w:w="4320"/>
             <w:tcMar>
               <w:top w:w="80" w:type="dxa"/>
               <w:start w:w="120" w:type="dxa"/>
@@ -977,7 +1283,27 @@
                 <w:color w:val="1F2937"/>
                 <w:sz w:val="18"/>
               </w:rPr>
-              <w:t>启用守备：每有 1 名我方正式部署小兵死亡，曹仁 +1 层；每 6 秒额外 +1 层；最多 5 层；本波次保留、波次结束清空；临时召唤物不计入。战前前排时，受到近战伤害 -10%。</w:t>
+              <w:t>每波首次守备达到 3 层时，所有我方小兵获得“固守”：受到伤害 -10%，持续至本波结束。同一波内不会因守备变化而消失、刷新或重复触发。</w:t>
+            </w:r>
+          </w:p>
+        </w:tc>
+        <w:tc>
+          <w:tcPr>
+            <w:vAlign w:val="center"/>
+            <w:tcW w:w="4320" w:type="dxa"/>
+          </w:tcPr>
+          <w:p>
+            <w:pPr>
+              <w:spacing w:before="0" w:after="0" w:line="264" w:lineRule="auto"/>
+              <w:jc w:val="left"/>
+            </w:pPr>
+            <w:r>
+              <w:rPr>
+                <w:rFonts w:ascii="Microsoft YaHei" w:hAnsi="Microsoft YaHei" w:eastAsia="Microsoft YaHei"/>
+                <w:b w:val="0"/>
+                <w:sz w:val="17"/>
+              </w:rPr>
+              <w:t>每波首次达到 3 层守备时，所有小兵受伤 -10%，持续本波。</w:t>
             </w:r>
           </w:p>
         </w:tc>
@@ -985,7 +1311,7 @@
       <w:tr>
         <w:tc>
           <w:tcPr>
-            <w:tcW w:type="dxa" w:w="900"/>
+            <w:tcW w:type="dxa" w:w="864"/>
             <w:tcMar>
               <w:top w:w="80" w:type="dxa"/>
               <w:start w:w="120" w:type="dxa"/>
@@ -997,24 +1323,71 @@
           <w:p>
             <w:pPr>
               <w:keepNext w:val="0"/>
-              <w:spacing w:before="0" w:after="0" w:line="300" w:lineRule="auto"/>
+              <w:spacing w:before="0" w:after="0" w:line="264" w:lineRule="auto"/>
               <w:jc w:val="center"/>
             </w:pPr>
             <w:r>
               <w:rPr>
                 <w:rFonts w:ascii="Microsoft YaHei" w:hAnsi="Microsoft YaHei" w:eastAsia="Microsoft YaHei"/>
-                <w:b/>
+                <w:b w:val="0"/>
                 <w:i w:val="0"/>
                 <w:color w:val="1F4D78"/>
-                <w:sz w:val="19"/>
-              </w:rPr>
-              <w:t>3 星</w:t>
+                <w:sz w:val="17"/>
+              </w:rPr>
+              <w:t>5 星</w:t>
             </w:r>
           </w:p>
         </w:tc>
         <w:tc>
           <w:tcPr>
-            <w:tcW w:type="dxa" w:w="2000"/>
+            <w:tcW w:type="dxa" w:w="1872"/>
+            <w:tcMar>
+              <w:top w:w="80" w:type="dxa"/>
+              <w:start w:w="120" w:type="dxa"/>
+              <w:bottom w:w="80" w:type="dxa"/>
+              <w:end w:w="120" w:type="dxa"/>
+            </w:tcMar>
+            <w:vAlign w:val="center"/>
+          </w:tcPr>
+          <w:p>
+            <w:pPr>
+              <w:keepNext w:val="0"/>
+              <w:spacing w:before="0" w:after="0" w:line="264" w:lineRule="auto"/>
+              <w:jc w:val="center"/>
+            </w:pPr>
+            <w:r>
+              <w:rPr>
+                <w:rFonts w:ascii="Microsoft YaHei" w:hAnsi="Microsoft YaHei" w:eastAsia="Microsoft YaHei"/>
+                <w:b/>
+                <w:i w:val="0"/>
+                <w:color w:val="1F2937"/>
+                <w:sz w:val="17"/>
+              </w:rPr>
+              <w:t>铁壁沉舟</w:t>
+            </w:r>
+            <w:r>
+              <w:rPr>
+                <w:rFonts w:ascii="Microsoft YaHei" w:hAnsi="Microsoft YaHei" w:eastAsia="Microsoft YaHei"/>
+                <w:b/>
+                <w:sz w:val="17"/>
+              </w:rPr>
+              <w:br/>
+            </w:r>
+            <w:r>
+              <w:rPr>
+                <w:rFonts w:ascii="Microsoft YaHei" w:hAnsi="Microsoft YaHei" w:eastAsia="Microsoft YaHei"/>
+                <w:b/>
+                <w:i w:val="0"/>
+                <w:color w:val="5B6573"/>
+                <w:sz w:val="17"/>
+              </w:rPr>
+              <w:t>主动</w:t>
+            </w:r>
+          </w:p>
+        </w:tc>
+        <w:tc>
+          <w:tcPr>
+            <w:tcW w:type="dxa" w:w="4320"/>
             <w:tcMar>
               <w:top w:w="80" w:type="dxa"/>
               <w:start w:w="120" w:type="dxa"/>
@@ -1031,31 +1404,116 @@
             <w:r>
               <w:rPr>
                 <w:rFonts w:ascii="Microsoft YaHei" w:hAnsi="Microsoft YaHei" w:eastAsia="Microsoft YaHei"/>
-                <w:b/>
+                <w:b w:val="0"/>
                 <w:i w:val="0"/>
                 <w:color w:val="1F2937"/>
-                <w:sz w:val="19"/>
-              </w:rPr>
-              <w:t>横戈固垒</w:t>
-            </w:r>
-            <w:r>
-              <w:br/>
-            </w:r>
-            <w:r>
-              <w:rPr>
-                <w:rFonts w:ascii="Microsoft YaHei" w:hAnsi="Microsoft YaHei" w:eastAsia="Microsoft YaHei"/>
-                <w:b w:val="0"/>
-                <w:i w:val="0"/>
-                <w:color w:val="5B6573"/>
-                <w:sz w:val="17"/>
-              </w:rPr>
-              <w:t>主动</w:t>
+                <w:sz w:val="18"/>
+              </w:rPr>
+              <w:t>当至少 2 名我方队长生命低于 60%，且守备至少 1 层时自动释放。消耗全部守备；所有我方队长和小兵获得自身最大生命 × 5% × 消耗层数的护盾，持续 7 秒；CD = 15 秒。</w:t>
             </w:r>
           </w:p>
         </w:tc>
         <w:tc>
           <w:tcPr>
-            <w:tcW w:type="dxa" w:w="6460"/>
+            <w:vAlign w:val="center"/>
+            <w:tcW w:w="4320" w:type="dxa"/>
+          </w:tcPr>
+          <w:p>
+            <w:pPr>
+              <w:spacing w:before="0" w:after="0" w:line="264" w:lineRule="auto"/>
+              <w:jc w:val="left"/>
+            </w:pPr>
+            <w:r>
+              <w:rPr>
+                <w:rFonts w:ascii="Microsoft YaHei" w:hAnsi="Microsoft YaHei" w:eastAsia="Microsoft YaHei"/>
+                <w:b w:val="0"/>
+                <w:sz w:val="17"/>
+              </w:rPr>
+              <w:t>消耗全部守备，为全军提供护盾；每层守备提供 5% 最大生命护盾，持续 7 秒。</w:t>
+            </w:r>
+          </w:p>
+        </w:tc>
+      </w:tr>
+      <w:tr>
+        <w:tc>
+          <w:tcPr>
+            <w:tcW w:type="dxa" w:w="864"/>
+            <w:tcMar>
+              <w:top w:w="80" w:type="dxa"/>
+              <w:start w:w="120" w:type="dxa"/>
+              <w:bottom w:w="80" w:type="dxa"/>
+              <w:end w:w="120" w:type="dxa"/>
+            </w:tcMar>
+            <w:vAlign w:val="center"/>
+          </w:tcPr>
+          <w:p>
+            <w:pPr>
+              <w:keepNext w:val="0"/>
+              <w:spacing w:before="0" w:after="0" w:line="264" w:lineRule="auto"/>
+              <w:jc w:val="center"/>
+            </w:pPr>
+            <w:r>
+              <w:rPr>
+                <w:rFonts w:ascii="Microsoft YaHei" w:hAnsi="Microsoft YaHei" w:eastAsia="Microsoft YaHei"/>
+                <w:b w:val="0"/>
+                <w:i w:val="0"/>
+                <w:color w:val="1F4D78"/>
+                <w:sz w:val="17"/>
+              </w:rPr>
+              <w:t>6 星</w:t>
+            </w:r>
+          </w:p>
+        </w:tc>
+        <w:tc>
+          <w:tcPr>
+            <w:tcW w:type="dxa" w:w="1872"/>
+            <w:tcMar>
+              <w:top w:w="80" w:type="dxa"/>
+              <w:start w:w="120" w:type="dxa"/>
+              <w:bottom w:w="80" w:type="dxa"/>
+              <w:end w:w="120" w:type="dxa"/>
+            </w:tcMar>
+            <w:vAlign w:val="center"/>
+          </w:tcPr>
+          <w:p>
+            <w:pPr>
+              <w:keepNext w:val="0"/>
+              <w:spacing w:before="0" w:after="0" w:line="264" w:lineRule="auto"/>
+              <w:jc w:val="center"/>
+            </w:pPr>
+            <w:r>
+              <w:rPr>
+                <w:rFonts w:ascii="Microsoft YaHei" w:hAnsi="Microsoft YaHei" w:eastAsia="Microsoft YaHei"/>
+                <w:b/>
+                <w:i w:val="0"/>
+                <w:color w:val="1F2937"/>
+                <w:sz w:val="17"/>
+              </w:rPr>
+              <w:t>死守不退</w:t>
+            </w:r>
+            <w:r>
+              <w:rPr>
+                <w:rFonts w:ascii="Microsoft YaHei" w:hAnsi="Microsoft YaHei" w:eastAsia="Microsoft YaHei"/>
+                <w:b/>
+                <w:sz w:val="17"/>
+              </w:rPr>
+              <w:br/>
+            </w:r>
+            <w:r>
+              <w:rPr>
+                <w:rFonts w:ascii="Microsoft YaHei" w:hAnsi="Microsoft YaHei" w:eastAsia="Microsoft YaHei"/>
+                <w:b/>
+                <w:i w:val="0"/>
+                <w:color w:val="5B6573"/>
+                <w:sz w:val="17"/>
+              </w:rPr>
+              <w:t>被动</w:t>
+            </w:r>
+          </w:p>
+        </w:tc>
+        <w:tc>
+          <w:tcPr>
+            <w:tcW w:type="dxa" w:w="4320"/>
             <w:tcMar>
               <w:top w:w="80" w:type="dxa"/>
               <w:start w:w="120" w:type="dxa"/>
@@ -1077,307 +1535,27 @@
                 <w:color w:val="1F2937"/>
                 <w:sz w:val="18"/>
               </w:rPr>
-              <w:t>仅当生命低于 60% 的我方队长不超过 1 名，且当前目标区域存在敌方队长或精英时自动释放。对区域最多 3 名敌人各造成 120% 攻击物理伤害；守备至少 3 层时，命中的队长/精英攻击 -20%，持续 5 秒。不消耗守备；CD = 11 秒。</w:t>
-            </w:r>
-          </w:p>
-        </w:tc>
-      </w:tr>
-      <w:tr>
-        <w:tc>
-          <w:tcPr>
-            <w:tcW w:type="dxa" w:w="900"/>
-            <w:tcMar>
-              <w:top w:w="80" w:type="dxa"/>
-              <w:start w:w="120" w:type="dxa"/>
-              <w:bottom w:w="80" w:type="dxa"/>
-              <w:end w:w="120" w:type="dxa"/>
-            </w:tcMar>
-            <w:vAlign w:val="center"/>
-          </w:tcPr>
-          <w:p>
-            <w:pPr>
-              <w:keepNext w:val="0"/>
-              <w:spacing w:before="0" w:after="0" w:line="300" w:lineRule="auto"/>
-              <w:jc w:val="center"/>
-            </w:pPr>
-            <w:r>
-              <w:rPr>
-                <w:rFonts w:ascii="Microsoft YaHei" w:hAnsi="Microsoft YaHei" w:eastAsia="Microsoft YaHei"/>
-                <w:b/>
-                <w:i w:val="0"/>
-                <w:color w:val="1F4D78"/>
-                <w:sz w:val="19"/>
-              </w:rPr>
-              <w:t>4 星</w:t>
+              <w:t>每波首次守备达到 5 层时自动触发，不消耗守备。所有我方队长受到伤害 -10%，所有我方小兵受到伤害 -15%，持续 6 秒；每波 1 次。</w:t>
             </w:r>
           </w:p>
         </w:tc>
         <w:tc>
           <w:tcPr>
-            <w:tcW w:type="dxa" w:w="2000"/>
-            <w:tcMar>
-              <w:top w:w="80" w:type="dxa"/>
-              <w:start w:w="120" w:type="dxa"/>
-              <w:bottom w:w="80" w:type="dxa"/>
-              <w:end w:w="120" w:type="dxa"/>
-            </w:tcMar>
             <w:vAlign w:val="center"/>
+            <w:tcW w:w="4320" w:type="dxa"/>
           </w:tcPr>
           <w:p>
             <w:pPr>
-              <w:keepNext w:val="0"/>
-              <w:spacing w:before="0" w:after="0" w:line="300" w:lineRule="auto"/>
+              <w:spacing w:before="0" w:after="0" w:line="264" w:lineRule="auto"/>
+              <w:jc w:val="left"/>
             </w:pPr>
             <w:r>
               <w:rPr>
                 <w:rFonts w:ascii="Microsoft YaHei" w:hAnsi="Microsoft YaHei" w:eastAsia="Microsoft YaHei"/>
-                <w:b/>
-                <w:i w:val="0"/>
-                <w:color w:val="1F2937"/>
-                <w:sz w:val="19"/>
-              </w:rPr>
-              <w:t>合围守势</w:t>
-            </w:r>
-            <w:r>
-              <w:br/>
-            </w:r>
-            <w:r>
-              <w:rPr>
-                <w:rFonts w:ascii="Microsoft YaHei" w:hAnsi="Microsoft YaHei" w:eastAsia="Microsoft YaHei"/>
                 <w:b w:val="0"/>
-                <w:i w:val="0"/>
-                <w:color w:val="5B6573"/>
                 <w:sz w:val="17"/>
               </w:rPr>
-              <w:t>被动</w:t>
-            </w:r>
-          </w:p>
-        </w:tc>
-        <w:tc>
-          <w:tcPr>
-            <w:tcW w:type="dxa" w:w="6460"/>
-            <w:tcMar>
-              <w:top w:w="80" w:type="dxa"/>
-              <w:start w:w="120" w:type="dxa"/>
-              <w:bottom w:w="80" w:type="dxa"/>
-              <w:end w:w="120" w:type="dxa"/>
-            </w:tcMar>
-            <w:vAlign w:val="center"/>
-          </w:tcPr>
-          <w:p>
-            <w:pPr>
-              <w:keepNext w:val="0"/>
-              <w:spacing w:before="0" w:after="0" w:line="300" w:lineRule="auto"/>
-            </w:pPr>
-            <w:r>
-              <w:rPr>
-                <w:rFonts w:ascii="Microsoft YaHei" w:hAnsi="Microsoft YaHei" w:eastAsia="Microsoft YaHei"/>
-                <w:b w:val="0"/>
-                <w:i w:val="0"/>
-                <w:color w:val="1F2937"/>
-                <w:sz w:val="18"/>
-              </w:rPr>
-              <w:t>每波首次守备达到 3 层时，所有我方小兵获得“固守”：受到伤害 -10%，持续至本波结束。同一波内不会因守备变化而消失、刷新或重复触发。</w:t>
-            </w:r>
-          </w:p>
-        </w:tc>
-      </w:tr>
-      <w:tr>
-        <w:tc>
-          <w:tcPr>
-            <w:tcW w:type="dxa" w:w="900"/>
-            <w:tcMar>
-              <w:top w:w="80" w:type="dxa"/>
-              <w:start w:w="120" w:type="dxa"/>
-              <w:bottom w:w="80" w:type="dxa"/>
-              <w:end w:w="120" w:type="dxa"/>
-            </w:tcMar>
-            <w:vAlign w:val="center"/>
-          </w:tcPr>
-          <w:p>
-            <w:pPr>
-              <w:keepNext w:val="0"/>
-              <w:spacing w:before="0" w:after="0" w:line="300" w:lineRule="auto"/>
-              <w:jc w:val="center"/>
-            </w:pPr>
-            <w:r>
-              <w:rPr>
-                <w:rFonts w:ascii="Microsoft YaHei" w:hAnsi="Microsoft YaHei" w:eastAsia="Microsoft YaHei"/>
-                <w:b/>
-                <w:i w:val="0"/>
-                <w:color w:val="1F4D78"/>
-                <w:sz w:val="19"/>
-              </w:rPr>
-              <w:t>5 星</w:t>
-            </w:r>
-          </w:p>
-        </w:tc>
-        <w:tc>
-          <w:tcPr>
-            <w:tcW w:type="dxa" w:w="2000"/>
-            <w:tcMar>
-              <w:top w:w="80" w:type="dxa"/>
-              <w:start w:w="120" w:type="dxa"/>
-              <w:bottom w:w="80" w:type="dxa"/>
-              <w:end w:w="120" w:type="dxa"/>
-            </w:tcMar>
-            <w:vAlign w:val="center"/>
-          </w:tcPr>
-          <w:p>
-            <w:pPr>
-              <w:keepNext w:val="0"/>
-              <w:spacing w:before="0" w:after="0" w:line="300" w:lineRule="auto"/>
-            </w:pPr>
-            <w:r>
-              <w:rPr>
-                <w:rFonts w:ascii="Microsoft YaHei" w:hAnsi="Microsoft YaHei" w:eastAsia="Microsoft YaHei"/>
-                <w:b/>
-                <w:i w:val="0"/>
-                <w:color w:val="1F2937"/>
-                <w:sz w:val="19"/>
-              </w:rPr>
-              <w:t>铁壁沉舟</w:t>
-            </w:r>
-            <w:r>
-              <w:br/>
-            </w:r>
-            <w:r>
-              <w:rPr>
-                <w:rFonts w:ascii="Microsoft YaHei" w:hAnsi="Microsoft YaHei" w:eastAsia="Microsoft YaHei"/>
-                <w:b w:val="0"/>
-                <w:i w:val="0"/>
-                <w:color w:val="5B6573"/>
-                <w:sz w:val="17"/>
-              </w:rPr>
-              <w:t>主动</w:t>
-            </w:r>
-          </w:p>
-        </w:tc>
-        <w:tc>
-          <w:tcPr>
-            <w:tcW w:type="dxa" w:w="6460"/>
-            <w:tcMar>
-              <w:top w:w="80" w:type="dxa"/>
-              <w:start w:w="120" w:type="dxa"/>
-              <w:bottom w:w="80" w:type="dxa"/>
-              <w:end w:w="120" w:type="dxa"/>
-            </w:tcMar>
-            <w:vAlign w:val="center"/>
-          </w:tcPr>
-          <w:p>
-            <w:pPr>
-              <w:keepNext w:val="0"/>
-              <w:spacing w:before="0" w:after="0" w:line="300" w:lineRule="auto"/>
-            </w:pPr>
-            <w:r>
-              <w:rPr>
-                <w:rFonts w:ascii="Microsoft YaHei" w:hAnsi="Microsoft YaHei" w:eastAsia="Microsoft YaHei"/>
-                <w:b w:val="0"/>
-                <w:i w:val="0"/>
-                <w:color w:val="1F2937"/>
-                <w:sz w:val="18"/>
-              </w:rPr>
-              <w:t>当至少 2 名我方队长生命低于 60%，且守备至少 1 层时自动释放。消耗全部守备；所有我方队长和小兵获得自身最大生命 × 5% × 消耗层数的护盾，持续 7 秒；CD = 15 秒。</w:t>
-            </w:r>
-          </w:p>
-        </w:tc>
-      </w:tr>
-      <w:tr>
-        <w:tc>
-          <w:tcPr>
-            <w:tcW w:type="dxa" w:w="900"/>
-            <w:tcMar>
-              <w:top w:w="80" w:type="dxa"/>
-              <w:start w:w="120" w:type="dxa"/>
-              <w:bottom w:w="80" w:type="dxa"/>
-              <w:end w:w="120" w:type="dxa"/>
-            </w:tcMar>
-            <w:vAlign w:val="center"/>
-          </w:tcPr>
-          <w:p>
-            <w:pPr>
-              <w:keepNext w:val="0"/>
-              <w:spacing w:before="0" w:after="0" w:line="300" w:lineRule="auto"/>
-              <w:jc w:val="center"/>
-            </w:pPr>
-            <w:r>
-              <w:rPr>
-                <w:rFonts w:ascii="Microsoft YaHei" w:hAnsi="Microsoft YaHei" w:eastAsia="Microsoft YaHei"/>
-                <w:b/>
-                <w:i w:val="0"/>
-                <w:color w:val="1F4D78"/>
-                <w:sz w:val="19"/>
-              </w:rPr>
-              <w:t>6 星</w:t>
-            </w:r>
-          </w:p>
-        </w:tc>
-        <w:tc>
-          <w:tcPr>
-            <w:tcW w:type="dxa" w:w="2000"/>
-            <w:tcMar>
-              <w:top w:w="80" w:type="dxa"/>
-              <w:start w:w="120" w:type="dxa"/>
-              <w:bottom w:w="80" w:type="dxa"/>
-              <w:end w:w="120" w:type="dxa"/>
-            </w:tcMar>
-            <w:vAlign w:val="center"/>
-          </w:tcPr>
-          <w:p>
-            <w:pPr>
-              <w:keepNext w:val="0"/>
-              <w:spacing w:before="0" w:after="0" w:line="300" w:lineRule="auto"/>
-            </w:pPr>
-            <w:r>
-              <w:rPr>
-                <w:rFonts w:ascii="Microsoft YaHei" w:hAnsi="Microsoft YaHei" w:eastAsia="Microsoft YaHei"/>
-                <w:b/>
-                <w:i w:val="0"/>
-                <w:color w:val="1F2937"/>
-                <w:sz w:val="19"/>
-              </w:rPr>
-              <w:t>死守不退</w:t>
-            </w:r>
-            <w:r>
-              <w:br/>
-            </w:r>
-            <w:r>
-              <w:rPr>
-                <w:rFonts w:ascii="Microsoft YaHei" w:hAnsi="Microsoft YaHei" w:eastAsia="Microsoft YaHei"/>
-                <w:b w:val="0"/>
-                <w:i w:val="0"/>
-                <w:color w:val="5B6573"/>
-                <w:sz w:val="17"/>
-              </w:rPr>
-              <w:t>被动</w:t>
-            </w:r>
-          </w:p>
-        </w:tc>
-        <w:tc>
-          <w:tcPr>
-            <w:tcW w:type="dxa" w:w="6460"/>
-            <w:tcMar>
-              <w:top w:w="80" w:type="dxa"/>
-              <w:start w:w="120" w:type="dxa"/>
-              <w:bottom w:w="80" w:type="dxa"/>
-              <w:end w:w="120" w:type="dxa"/>
-            </w:tcMar>
-            <w:vAlign w:val="center"/>
-          </w:tcPr>
-          <w:p>
-            <w:pPr>
-              <w:keepNext w:val="0"/>
-              <w:spacing w:before="0" w:after="0" w:line="300" w:lineRule="auto"/>
-            </w:pPr>
-            <w:r>
-              <w:rPr>
-                <w:rFonts w:ascii="Microsoft YaHei" w:hAnsi="Microsoft YaHei" w:eastAsia="Microsoft YaHei"/>
-                <w:b w:val="0"/>
-                <w:i w:val="0"/>
-                <w:color w:val="1F2937"/>
-                <w:sz w:val="18"/>
-              </w:rPr>
-              <w:t>每波首次守备达到 5 层时自动触发，不消耗守备。所有我方队长受到伤害 -10%，所有我方小兵受到伤害 -15%，持续 6 秒；每波 1 次。</w:t>
+              <w:t>每波首次达到 5 层守备时，全体队长受伤 -10%，小兵受伤 -15%，持续 6 秒。</w:t>
             </w:r>
           </w:p>
         </w:tc>
@@ -1552,6 +1730,7 @@
         <w:gridCol w:w="900"/>
         <w:gridCol w:w="2000"/>
         <w:gridCol w:w="6460"/>
+        <w:gridCol w:w="4320"/>
       </w:tblGrid>
       <w:tr>
         <w:trPr>
@@ -1559,7 +1738,67 @@
         </w:trPr>
         <w:tc>
           <w:tcPr>
-            <w:tcW w:type="dxa" w:w="900"/>
+            <w:tcW w:type="dxa" w:w="864"/>
+            <w:shd w:fill="E8EEF5"/>
+            <w:tcMar>
+              <w:top w:w="80" w:type="dxa"/>
+              <w:start w:w="120" w:type="dxa"/>
+              <w:bottom w:w="80" w:type="dxa"/>
+              <w:end w:w="120" w:type="dxa"/>
+            </w:tcMar>
+            <w:vAlign w:val="center"/>
+          </w:tcPr>
+          <w:p>
+            <w:pPr>
+              <w:keepNext w:val="0"/>
+              <w:spacing w:before="0" w:after="0" w:line="264" w:lineRule="auto"/>
+              <w:jc w:val="center"/>
+            </w:pPr>
+            <w:r>
+              <w:rPr>
+                <w:rFonts w:ascii="Microsoft YaHei" w:hAnsi="Microsoft YaHei" w:eastAsia="Microsoft YaHei"/>
+                <w:b w:val="0"/>
+                <w:i w:val="0"/>
+                <w:color w:val="1F4D78"/>
+                <w:sz w:val="17"/>
+              </w:rPr>
+              <w:t>星级</w:t>
+            </w:r>
+          </w:p>
+        </w:tc>
+        <w:tc>
+          <w:tcPr>
+            <w:tcW w:type="dxa" w:w="1872"/>
+            <w:shd w:fill="E8EEF5"/>
+            <w:tcMar>
+              <w:top w:w="80" w:type="dxa"/>
+              <w:start w:w="120" w:type="dxa"/>
+              <w:bottom w:w="80" w:type="dxa"/>
+              <w:end w:w="120" w:type="dxa"/>
+            </w:tcMar>
+            <w:vAlign w:val="center"/>
+          </w:tcPr>
+          <w:p>
+            <w:pPr>
+              <w:keepNext w:val="0"/>
+              <w:spacing w:before="0" w:after="0" w:line="264" w:lineRule="auto"/>
+              <w:jc w:val="center"/>
+            </w:pPr>
+            <w:r>
+              <w:rPr>
+                <w:rFonts w:ascii="Microsoft YaHei" w:hAnsi="Microsoft YaHei" w:eastAsia="Microsoft YaHei"/>
+                <w:b/>
+                <w:i w:val="0"/>
+                <w:color w:val="1F4D78"/>
+                <w:sz w:val="17"/>
+              </w:rPr>
+              <w:t>技能</w:t>
+            </w:r>
+          </w:p>
+        </w:tc>
+        <w:tc>
+          <w:tcPr>
+            <w:tcW w:type="dxa" w:w="4320"/>
             <w:shd w:fill="E8EEF5"/>
             <w:tcMar>
               <w:top w:w="80" w:type="dxa"/>
@@ -1583,14 +1822,36 @@
                 <w:color w:val="1F4D78"/>
                 <w:sz w:val="19"/>
               </w:rPr>
-              <w:t>星级</w:t>
+              <w:t>正式效果与自动规则</w:t>
             </w:r>
           </w:p>
         </w:tc>
         <w:tc>
           <w:tcPr>
-            <w:tcW w:type="dxa" w:w="2000"/>
-            <w:shd w:fill="E8EEF5"/>
+            <w:shd w:fill="D9EAF7"/>
+            <w:vAlign w:val="center"/>
+            <w:tcW w:w="4320" w:type="dxa"/>
+          </w:tcPr>
+          <w:p>
+            <w:pPr>
+              <w:spacing w:before="0" w:after="0" w:line="264" w:lineRule="auto"/>
+              <w:jc w:val="left"/>
+            </w:pPr>
+            <w:r>
+              <w:rPr>
+                <w:rFonts w:ascii="Microsoft YaHei" w:hAnsi="Microsoft YaHei" w:eastAsia="Microsoft YaHei"/>
+                <w:b w:val="0"/>
+                <w:sz w:val="17"/>
+              </w:rPr>
+              <w:t>游戏内描述建议</w:t>
+            </w:r>
+          </w:p>
+        </w:tc>
+      </w:tr>
+      <w:tr>
+        <w:tc>
+          <w:tcPr>
+            <w:tcW w:type="dxa" w:w="864"/>
             <w:tcMar>
               <w:top w:w="80" w:type="dxa"/>
               <w:start w:w="120" w:type="dxa"/>
@@ -1602,25 +1863,24 @@
           <w:p>
             <w:pPr>
               <w:keepNext w:val="0"/>
-              <w:spacing w:before="0" w:after="0" w:line="300" w:lineRule="auto"/>
+              <w:spacing w:before="0" w:after="0" w:line="264" w:lineRule="auto"/>
               <w:jc w:val="center"/>
             </w:pPr>
             <w:r>
               <w:rPr>
                 <w:rFonts w:ascii="Microsoft YaHei" w:hAnsi="Microsoft YaHei" w:eastAsia="Microsoft YaHei"/>
-                <w:b/>
+                <w:b w:val="0"/>
                 <w:i w:val="0"/>
                 <w:color w:val="1F4D78"/>
-                <w:sz w:val="19"/>
-              </w:rPr>
-              <w:t>技能</w:t>
+                <w:sz w:val="17"/>
+              </w:rPr>
+              <w:t>1 星</w:t>
             </w:r>
           </w:p>
         </w:tc>
         <w:tc>
           <w:tcPr>
-            <w:tcW w:type="dxa" w:w="6460"/>
-            <w:shd w:fill="E8EEF5"/>
+            <w:tcW w:type="dxa" w:w="1872"/>
             <w:tcMar>
               <w:top w:w="80" w:type="dxa"/>
               <w:start w:w="120" w:type="dxa"/>
@@ -1632,7 +1892,7 @@
           <w:p>
             <w:pPr>
               <w:keepNext w:val="0"/>
-              <w:spacing w:before="0" w:after="0" w:line="300" w:lineRule="auto"/>
+              <w:spacing w:before="0" w:after="0" w:line="264" w:lineRule="auto"/>
               <w:jc w:val="center"/>
             </w:pPr>
             <w:r>
@@ -1640,47 +1900,34 @@
                 <w:rFonts w:ascii="Microsoft YaHei" w:hAnsi="Microsoft YaHei" w:eastAsia="Microsoft YaHei"/>
                 <w:b/>
                 <w:i w:val="0"/>
-                <w:color w:val="1F4D78"/>
-                <w:sz w:val="19"/>
-              </w:rPr>
-              <w:t>正式效果与自动规则</w:t>
-            </w:r>
-          </w:p>
-        </w:tc>
-      </w:tr>
-      <w:tr>
-        <w:tc>
-          <w:tcPr>
-            <w:tcW w:type="dxa" w:w="900"/>
-            <w:tcMar>
-              <w:top w:w="80" w:type="dxa"/>
-              <w:start w:w="120" w:type="dxa"/>
-              <w:bottom w:w="80" w:type="dxa"/>
-              <w:end w:w="120" w:type="dxa"/>
-            </w:tcMar>
-            <w:vAlign w:val="center"/>
-          </w:tcPr>
-          <w:p>
-            <w:pPr>
-              <w:keepNext w:val="0"/>
-              <w:spacing w:before="0" w:after="0" w:line="300" w:lineRule="auto"/>
-              <w:jc w:val="center"/>
-            </w:pPr>
+                <w:color w:val="1F2937"/>
+                <w:sz w:val="17"/>
+              </w:rPr>
+              <w:t>双戟断首</w:t>
+            </w:r>
+            <w:r>
+              <w:rPr>
+                <w:rFonts w:ascii="Microsoft YaHei" w:hAnsi="Microsoft YaHei" w:eastAsia="Microsoft YaHei"/>
+                <w:b/>
+                <w:sz w:val="17"/>
+              </w:rPr>
+              <w:br/>
+            </w:r>
             <w:r>
               <w:rPr>
                 <w:rFonts w:ascii="Microsoft YaHei" w:hAnsi="Microsoft YaHei" w:eastAsia="Microsoft YaHei"/>
                 <w:b/>
                 <w:i w:val="0"/>
-                <w:color w:val="1F4D78"/>
-                <w:sz w:val="19"/>
-              </w:rPr>
-              <w:t>1 星</w:t>
+                <w:color w:val="5B6573"/>
+                <w:sz w:val="17"/>
+              </w:rPr>
+              <w:t>主动</w:t>
             </w:r>
           </w:p>
         </w:tc>
         <w:tc>
           <w:tcPr>
-            <w:tcW w:type="dxa" w:w="2000"/>
+            <w:tcW w:type="dxa" w:w="4320"/>
             <w:tcMar>
               <w:top w:w="80" w:type="dxa"/>
               <w:start w:w="120" w:type="dxa"/>
@@ -1697,31 +1944,116 @@
             <w:r>
               <w:rPr>
                 <w:rFonts w:ascii="Microsoft YaHei" w:hAnsi="Microsoft YaHei" w:eastAsia="Microsoft YaHei"/>
-                <w:b/>
+                <w:b w:val="0"/>
                 <w:i w:val="0"/>
                 <w:color w:val="1F2937"/>
-                <w:sz w:val="19"/>
-              </w:rPr>
-              <w:t>双戟断首</w:t>
-            </w:r>
-            <w:r>
-              <w:br/>
-            </w:r>
-            <w:r>
-              <w:rPr>
-                <w:rFonts w:ascii="Microsoft YaHei" w:hAnsi="Microsoft YaHei" w:eastAsia="Microsoft YaHei"/>
-                <w:b w:val="0"/>
-                <w:i w:val="0"/>
-                <w:color w:val="5B6573"/>
-                <w:sz w:val="17"/>
-              </w:rPr>
-              <w:t>主动</w:t>
+                <w:sz w:val="18"/>
+              </w:rPr>
+              <w:t>自动对当前目标造成 190% 攻击的物理伤害；当前目标为敌方队长或精英时，攻击 -15%，持续 4 秒。CD = 8 秒。</w:t>
             </w:r>
           </w:p>
         </w:tc>
         <w:tc>
           <w:tcPr>
-            <w:tcW w:type="dxa" w:w="6460"/>
+            <w:vAlign w:val="center"/>
+            <w:tcW w:w="4320" w:type="dxa"/>
+          </w:tcPr>
+          <w:p>
+            <w:pPr>
+              <w:spacing w:before="0" w:after="0" w:line="264" w:lineRule="auto"/>
+              <w:jc w:val="left"/>
+            </w:pPr>
+            <w:r>
+              <w:rPr>
+                <w:rFonts w:ascii="Microsoft YaHei" w:hAnsi="Microsoft YaHei" w:eastAsia="Microsoft YaHei"/>
+                <w:b w:val="0"/>
+                <w:sz w:val="17"/>
+              </w:rPr>
+              <w:t>对当前目标造成 190% 物理伤害；若目标是队长/精英，攻击 -15%，持续 4 秒。</w:t>
+            </w:r>
+          </w:p>
+        </w:tc>
+      </w:tr>
+      <w:tr>
+        <w:tc>
+          <w:tcPr>
+            <w:tcW w:type="dxa" w:w="864"/>
+            <w:tcMar>
+              <w:top w:w="80" w:type="dxa"/>
+              <w:start w:w="120" w:type="dxa"/>
+              <w:bottom w:w="80" w:type="dxa"/>
+              <w:end w:w="120" w:type="dxa"/>
+            </w:tcMar>
+            <w:vAlign w:val="center"/>
+          </w:tcPr>
+          <w:p>
+            <w:pPr>
+              <w:keepNext w:val="0"/>
+              <w:spacing w:before="0" w:after="0" w:line="264" w:lineRule="auto"/>
+              <w:jc w:val="center"/>
+            </w:pPr>
+            <w:r>
+              <w:rPr>
+                <w:rFonts w:ascii="Microsoft YaHei" w:hAnsi="Microsoft YaHei" w:eastAsia="Microsoft YaHei"/>
+                <w:b w:val="0"/>
+                <w:i w:val="0"/>
+                <w:color w:val="1F4D78"/>
+                <w:sz w:val="17"/>
+              </w:rPr>
+              <w:t>2 星</w:t>
+            </w:r>
+          </w:p>
+        </w:tc>
+        <w:tc>
+          <w:tcPr>
+            <w:tcW w:type="dxa" w:w="1872"/>
+            <w:tcMar>
+              <w:top w:w="80" w:type="dxa"/>
+              <w:start w:w="120" w:type="dxa"/>
+              <w:bottom w:w="80" w:type="dxa"/>
+              <w:end w:w="120" w:type="dxa"/>
+            </w:tcMar>
+            <w:vAlign w:val="center"/>
+          </w:tcPr>
+          <w:p>
+            <w:pPr>
+              <w:keepNext w:val="0"/>
+              <w:spacing w:before="0" w:after="0" w:line="264" w:lineRule="auto"/>
+              <w:jc w:val="center"/>
+            </w:pPr>
+            <w:r>
+              <w:rPr>
+                <w:rFonts w:ascii="Microsoft YaHei" w:hAnsi="Microsoft YaHei" w:eastAsia="Microsoft YaHei"/>
+                <w:b/>
+                <w:i w:val="0"/>
+                <w:color w:val="1F2937"/>
+                <w:sz w:val="17"/>
+              </w:rPr>
+              <w:t>古之恶来</w:t>
+            </w:r>
+            <w:r>
+              <w:rPr>
+                <w:rFonts w:ascii="Microsoft YaHei" w:hAnsi="Microsoft YaHei" w:eastAsia="Microsoft YaHei"/>
+                <w:b/>
+                <w:sz w:val="17"/>
+              </w:rPr>
+              <w:br/>
+            </w:r>
+            <w:r>
+              <w:rPr>
+                <w:rFonts w:ascii="Microsoft YaHei" w:hAnsi="Microsoft YaHei" w:eastAsia="Microsoft YaHei"/>
+                <w:b/>
+                <w:i w:val="0"/>
+                <w:color w:val="5B6573"/>
+                <w:sz w:val="17"/>
+              </w:rPr>
+              <w:t>被动</w:t>
+            </w:r>
+          </w:p>
+        </w:tc>
+        <w:tc>
+          <w:tcPr>
+            <w:tcW w:type="dxa" w:w="4320"/>
             <w:tcMar>
               <w:top w:w="80" w:type="dxa"/>
               <w:start w:w="120" w:type="dxa"/>
@@ -1743,7 +2075,27 @@
                 <w:color w:val="1F2937"/>
                 <w:sz w:val="18"/>
               </w:rPr>
-              <w:t>自动对当前目标造成 190% 攻击的物理伤害；当前目标为敌方队长或精英时，攻击 -15%，持续 4 秒。CD = 8 秒。</w:t>
+              <w:t>启用死战：生命首次降至 75%、50%、25% 或以下时各 +1 层，最多 3 层；单次跨越多个未触发阈值时获得对应层数；每层攻击 +5%；不因治疗失去，波次结束清空。战前前排时，受到近战伤害 -8%。</w:t>
+            </w:r>
+          </w:p>
+        </w:tc>
+        <w:tc>
+          <w:tcPr>
+            <w:vAlign w:val="center"/>
+            <w:tcW w:w="4320" w:type="dxa"/>
+          </w:tcPr>
+          <w:p>
+            <w:pPr>
+              <w:spacing w:before="0" w:after="0" w:line="264" w:lineRule="auto"/>
+              <w:jc w:val="left"/>
+            </w:pPr>
+            <w:r>
+              <w:rPr>
+                <w:rFonts w:ascii="Microsoft YaHei" w:hAnsi="Microsoft YaHei" w:eastAsia="Microsoft YaHei"/>
+                <w:b w:val="0"/>
+                <w:sz w:val="17"/>
+              </w:rPr>
+              <w:t>启用死战：生命降至 75%/50%/25% 时获得层数，最多 3 层；每层攻击 +5%；前排时近战受伤 -8%。</w:t>
             </w:r>
           </w:p>
         </w:tc>
@@ -1751,7 +2103,7 @@
       <w:tr>
         <w:tc>
           <w:tcPr>
-            <w:tcW w:type="dxa" w:w="900"/>
+            <w:tcW w:type="dxa" w:w="864"/>
             <w:tcMar>
               <w:top w:w="80" w:type="dxa"/>
               <w:start w:w="120" w:type="dxa"/>
@@ -1763,24 +2115,71 @@
           <w:p>
             <w:pPr>
               <w:keepNext w:val="0"/>
-              <w:spacing w:before="0" w:after="0" w:line="300" w:lineRule="auto"/>
+              <w:spacing w:before="0" w:after="0" w:line="264" w:lineRule="auto"/>
               <w:jc w:val="center"/>
             </w:pPr>
             <w:r>
               <w:rPr>
                 <w:rFonts w:ascii="Microsoft YaHei" w:hAnsi="Microsoft YaHei" w:eastAsia="Microsoft YaHei"/>
-                <w:b/>
+                <w:b w:val="0"/>
                 <w:i w:val="0"/>
                 <w:color w:val="1F4D78"/>
-                <w:sz w:val="19"/>
-              </w:rPr>
-              <w:t>2 星</w:t>
+                <w:sz w:val="17"/>
+              </w:rPr>
+              <w:t>3 星</w:t>
             </w:r>
           </w:p>
         </w:tc>
         <w:tc>
           <w:tcPr>
-            <w:tcW w:type="dxa" w:w="2000"/>
+            <w:tcW w:type="dxa" w:w="1872"/>
+            <w:tcMar>
+              <w:top w:w="80" w:type="dxa"/>
+              <w:start w:w="120" w:type="dxa"/>
+              <w:bottom w:w="80" w:type="dxa"/>
+              <w:end w:w="120" w:type="dxa"/>
+            </w:tcMar>
+            <w:vAlign w:val="center"/>
+          </w:tcPr>
+          <w:p>
+            <w:pPr>
+              <w:keepNext w:val="0"/>
+              <w:spacing w:before="0" w:after="0" w:line="264" w:lineRule="auto"/>
+              <w:jc w:val="center"/>
+            </w:pPr>
+            <w:r>
+              <w:rPr>
+                <w:rFonts w:ascii="Microsoft YaHei" w:hAnsi="Microsoft YaHei" w:eastAsia="Microsoft YaHei"/>
+                <w:b/>
+                <w:i w:val="0"/>
+                <w:color w:val="1F2937"/>
+                <w:sz w:val="17"/>
+              </w:rPr>
+              <w:t>旋戟披靡</w:t>
+            </w:r>
+            <w:r>
+              <w:rPr>
+                <w:rFonts w:ascii="Microsoft YaHei" w:hAnsi="Microsoft YaHei" w:eastAsia="Microsoft YaHei"/>
+                <w:b/>
+                <w:sz w:val="17"/>
+              </w:rPr>
+              <w:br/>
+            </w:r>
+            <w:r>
+              <w:rPr>
+                <w:rFonts w:ascii="Microsoft YaHei" w:hAnsi="Microsoft YaHei" w:eastAsia="Microsoft YaHei"/>
+                <w:b/>
+                <w:i w:val="0"/>
+                <w:color w:val="5B6573"/>
+                <w:sz w:val="17"/>
+              </w:rPr>
+              <w:t>主动</w:t>
+            </w:r>
+          </w:p>
+        </w:tc>
+        <w:tc>
+          <w:tcPr>
+            <w:tcW w:type="dxa" w:w="4320"/>
             <w:tcMar>
               <w:top w:w="80" w:type="dxa"/>
               <w:start w:w="120" w:type="dxa"/>
@@ -1797,31 +2196,116 @@
             <w:r>
               <w:rPr>
                 <w:rFonts w:ascii="Microsoft YaHei" w:hAnsi="Microsoft YaHei" w:eastAsia="Microsoft YaHei"/>
-                <w:b/>
+                <w:b w:val="0"/>
                 <w:i w:val="0"/>
                 <w:color w:val="1F2937"/>
-                <w:sz w:val="19"/>
-              </w:rPr>
-              <w:t>古之恶来</w:t>
-            </w:r>
-            <w:r>
-              <w:br/>
-            </w:r>
-            <w:r>
-              <w:rPr>
-                <w:rFonts w:ascii="Microsoft YaHei" w:hAnsi="Microsoft YaHei" w:eastAsia="Microsoft YaHei"/>
-                <w:b w:val="0"/>
-                <w:i w:val="0"/>
-                <w:color w:val="5B6573"/>
-                <w:sz w:val="17"/>
-              </w:rPr>
-              <w:t>被动</w:t>
+                <w:sz w:val="18"/>
+              </w:rPr>
+              <w:t>当前目标区域至少有 2 名敌人时自动释放。对区域最多 3 名敌人各造成 120% 攻击物理伤害；死战至少 2 层时，每名命中敌人额外受 60% 攻击物理伤害。不消耗死战；CD = 11 秒。</w:t>
             </w:r>
           </w:p>
         </w:tc>
         <w:tc>
           <w:tcPr>
-            <w:tcW w:type="dxa" w:w="6460"/>
+            <w:vAlign w:val="center"/>
+            <w:tcW w:w="4320" w:type="dxa"/>
+          </w:tcPr>
+          <w:p>
+            <w:pPr>
+              <w:spacing w:before="0" w:after="0" w:line="264" w:lineRule="auto"/>
+              <w:jc w:val="left"/>
+            </w:pPr>
+            <w:r>
+              <w:rPr>
+                <w:rFonts w:ascii="Microsoft YaHei" w:hAnsi="Microsoft YaHei" w:eastAsia="Microsoft YaHei"/>
+                <w:b w:val="0"/>
+                <w:sz w:val="17"/>
+              </w:rPr>
+              <w:t>攻击当前区域最多 3 名敌人，各造成 120% 物理伤害；死战 &gt;=2 层时，每名额外受 60% 物理伤害。</w:t>
+            </w:r>
+          </w:p>
+        </w:tc>
+      </w:tr>
+      <w:tr>
+        <w:tc>
+          <w:tcPr>
+            <w:tcW w:type="dxa" w:w="864"/>
+            <w:tcMar>
+              <w:top w:w="80" w:type="dxa"/>
+              <w:start w:w="120" w:type="dxa"/>
+              <w:bottom w:w="80" w:type="dxa"/>
+              <w:end w:w="120" w:type="dxa"/>
+            </w:tcMar>
+            <w:vAlign w:val="center"/>
+          </w:tcPr>
+          <w:p>
+            <w:pPr>
+              <w:keepNext w:val="0"/>
+              <w:spacing w:before="0" w:after="0" w:line="264" w:lineRule="auto"/>
+              <w:jc w:val="center"/>
+            </w:pPr>
+            <w:r>
+              <w:rPr>
+                <w:rFonts w:ascii="Microsoft YaHei" w:hAnsi="Microsoft YaHei" w:eastAsia="Microsoft YaHei"/>
+                <w:b w:val="0"/>
+                <w:i w:val="0"/>
+                <w:color w:val="1F4D78"/>
+                <w:sz w:val="17"/>
+              </w:rPr>
+              <w:t>4 星</w:t>
+            </w:r>
+          </w:p>
+        </w:tc>
+        <w:tc>
+          <w:tcPr>
+            <w:tcW w:type="dxa" w:w="1872"/>
+            <w:tcMar>
+              <w:top w:w="80" w:type="dxa"/>
+              <w:start w:w="120" w:type="dxa"/>
+              <w:bottom w:w="80" w:type="dxa"/>
+              <w:end w:w="120" w:type="dxa"/>
+            </w:tcMar>
+            <w:vAlign w:val="center"/>
+          </w:tcPr>
+          <w:p>
+            <w:pPr>
+              <w:keepNext w:val="0"/>
+              <w:spacing w:before="0" w:after="0" w:line="264" w:lineRule="auto"/>
+              <w:jc w:val="center"/>
+            </w:pPr>
+            <w:r>
+              <w:rPr>
+                <w:rFonts w:ascii="Microsoft YaHei" w:hAnsi="Microsoft YaHei" w:eastAsia="Microsoft YaHei"/>
+                <w:b/>
+                <w:i w:val="0"/>
+                <w:color w:val="1F2937"/>
+                <w:sz w:val="17"/>
+              </w:rPr>
+              <w:t>浴血难退</w:t>
+            </w:r>
+            <w:r>
+              <w:rPr>
+                <w:rFonts w:ascii="Microsoft YaHei" w:hAnsi="Microsoft YaHei" w:eastAsia="Microsoft YaHei"/>
+                <w:b/>
+                <w:sz w:val="17"/>
+              </w:rPr>
+              <w:br/>
+            </w:r>
+            <w:r>
+              <w:rPr>
+                <w:rFonts w:ascii="Microsoft YaHei" w:hAnsi="Microsoft YaHei" w:eastAsia="Microsoft YaHei"/>
+                <w:b/>
+                <w:i w:val="0"/>
+                <w:color w:val="5B6573"/>
+                <w:sz w:val="17"/>
+              </w:rPr>
+              <w:t>被动</w:t>
+            </w:r>
+          </w:p>
+        </w:tc>
+        <w:tc>
+          <w:tcPr>
+            <w:tcW w:type="dxa" w:w="4320"/>
             <w:tcMar>
               <w:top w:w="80" w:type="dxa"/>
               <w:start w:w="120" w:type="dxa"/>
@@ -1843,7 +2327,27 @@
                 <w:color w:val="1F2937"/>
                 <w:sz w:val="18"/>
               </w:rPr>
-              <w:t>启用死战：生命首次降至 75%、50%、25% 或以下时各 +1 层，最多 3 层；单次跨越多个未触发阈值时获得对应层数；每层攻击 +5%；不因治疗失去，波次结束清空。战前前排时，受到近战伤害 -8%。</w:t>
+              <w:t>每层死战使典韦受到控制效果的持续时间 -10%，最多 -30%。</w:t>
+            </w:r>
+          </w:p>
+        </w:tc>
+        <w:tc>
+          <w:tcPr>
+            <w:vAlign w:val="center"/>
+            <w:tcW w:w="4320" w:type="dxa"/>
+          </w:tcPr>
+          <w:p>
+            <w:pPr>
+              <w:spacing w:before="0" w:after="0" w:line="264" w:lineRule="auto"/>
+              <w:jc w:val="left"/>
+            </w:pPr>
+            <w:r>
+              <w:rPr>
+                <w:rFonts w:ascii="Microsoft YaHei" w:hAnsi="Microsoft YaHei" w:eastAsia="Microsoft YaHei"/>
+                <w:b w:val="0"/>
+                <w:sz w:val="17"/>
+              </w:rPr>
+              <w:t>每层死战使控制持续时间 -10%，最多 -30%。</w:t>
             </w:r>
           </w:p>
         </w:tc>
@@ -1851,7 +2355,7 @@
       <w:tr>
         <w:tc>
           <w:tcPr>
-            <w:tcW w:type="dxa" w:w="900"/>
+            <w:tcW w:type="dxa" w:w="864"/>
             <w:tcMar>
               <w:top w:w="80" w:type="dxa"/>
               <w:start w:w="120" w:type="dxa"/>
@@ -1863,24 +2367,71 @@
           <w:p>
             <w:pPr>
               <w:keepNext w:val="0"/>
-              <w:spacing w:before="0" w:after="0" w:line="300" w:lineRule="auto"/>
+              <w:spacing w:before="0" w:after="0" w:line="264" w:lineRule="auto"/>
               <w:jc w:val="center"/>
             </w:pPr>
             <w:r>
               <w:rPr>
                 <w:rFonts w:ascii="Microsoft YaHei" w:hAnsi="Microsoft YaHei" w:eastAsia="Microsoft YaHei"/>
-                <w:b/>
+                <w:b w:val="0"/>
                 <w:i w:val="0"/>
                 <w:color w:val="1F4D78"/>
-                <w:sz w:val="19"/>
-              </w:rPr>
-              <w:t>3 星</w:t>
+                <w:sz w:val="17"/>
+              </w:rPr>
+              <w:t>5 星</w:t>
             </w:r>
           </w:p>
         </w:tc>
         <w:tc>
           <w:tcPr>
-            <w:tcW w:type="dxa" w:w="2000"/>
+            <w:tcW w:type="dxa" w:w="1872"/>
+            <w:tcMar>
+              <w:top w:w="80" w:type="dxa"/>
+              <w:start w:w="120" w:type="dxa"/>
+              <w:bottom w:w="80" w:type="dxa"/>
+              <w:end w:w="120" w:type="dxa"/>
+            </w:tcMar>
+            <w:vAlign w:val="center"/>
+          </w:tcPr>
+          <w:p>
+            <w:pPr>
+              <w:keepNext w:val="0"/>
+              <w:spacing w:before="0" w:after="0" w:line="264" w:lineRule="auto"/>
+              <w:jc w:val="center"/>
+            </w:pPr>
+            <w:r>
+              <w:rPr>
+                <w:rFonts w:ascii="Microsoft YaHei" w:hAnsi="Microsoft YaHei" w:eastAsia="Microsoft YaHei"/>
+                <w:b/>
+                <w:i w:val="0"/>
+                <w:color w:val="1F2937"/>
+                <w:sz w:val="17"/>
+              </w:rPr>
+              <w:t>恶来绝命</w:t>
+            </w:r>
+            <w:r>
+              <w:rPr>
+                <w:rFonts w:ascii="Microsoft YaHei" w:hAnsi="Microsoft YaHei" w:eastAsia="Microsoft YaHei"/>
+                <w:b/>
+                <w:sz w:val="17"/>
+              </w:rPr>
+              <w:br/>
+            </w:r>
+            <w:r>
+              <w:rPr>
+                <w:rFonts w:ascii="Microsoft YaHei" w:hAnsi="Microsoft YaHei" w:eastAsia="Microsoft YaHei"/>
+                <w:b/>
+                <w:i w:val="0"/>
+                <w:color w:val="5B6573"/>
+                <w:sz w:val="17"/>
+              </w:rPr>
+              <w:t>主动</w:t>
+            </w:r>
+          </w:p>
+        </w:tc>
+        <w:tc>
+          <w:tcPr>
+            <w:tcW w:type="dxa" w:w="4320"/>
             <w:tcMar>
               <w:top w:w="80" w:type="dxa"/>
               <w:start w:w="120" w:type="dxa"/>
@@ -1897,31 +2448,116 @@
             <w:r>
               <w:rPr>
                 <w:rFonts w:ascii="Microsoft YaHei" w:hAnsi="Microsoft YaHei" w:eastAsia="Microsoft YaHei"/>
-                <w:b/>
+                <w:b w:val="0"/>
                 <w:i w:val="0"/>
                 <w:color w:val="1F2937"/>
-                <w:sz w:val="19"/>
-              </w:rPr>
-              <w:t>旋戟披靡</w:t>
-            </w:r>
-            <w:r>
-              <w:br/>
-            </w:r>
-            <w:r>
-              <w:rPr>
-                <w:rFonts w:ascii="Microsoft YaHei" w:hAnsi="Microsoft YaHei" w:eastAsia="Microsoft YaHei"/>
-                <w:b w:val="0"/>
-                <w:i w:val="0"/>
-                <w:color w:val="5B6573"/>
-                <w:sz w:val="17"/>
-              </w:rPr>
-              <w:t>主动</w:t>
+                <w:sz w:val="18"/>
+              </w:rPr>
+              <w:t>当典韦生命低于 60%、死战至少 1 层且存在敌方队长或精英时自动释放。选择生命比例最低的敌方队长或精英，造成 240% 攻击 + 每层死战 45% 攻击的物理伤害；消耗全部死战；CD = 15 秒。</w:t>
             </w:r>
           </w:p>
         </w:tc>
         <w:tc>
           <w:tcPr>
-            <w:tcW w:type="dxa" w:w="6460"/>
+            <w:vAlign w:val="center"/>
+            <w:tcW w:w="4320" w:type="dxa"/>
+          </w:tcPr>
+          <w:p>
+            <w:pPr>
+              <w:spacing w:before="0" w:after="0" w:line="264" w:lineRule="auto"/>
+              <w:jc w:val="left"/>
+            </w:pPr>
+            <w:r>
+              <w:rPr>
+                <w:rFonts w:ascii="Microsoft YaHei" w:hAnsi="Microsoft YaHei" w:eastAsia="Microsoft YaHei"/>
+                <w:b w:val="0"/>
+                <w:sz w:val="17"/>
+              </w:rPr>
+              <w:t>消耗全部死战，攻击低血队长/精英：造成 240% + 每层 45% 物理伤害。</w:t>
+            </w:r>
+          </w:p>
+        </w:tc>
+      </w:tr>
+      <w:tr>
+        <w:tc>
+          <w:tcPr>
+            <w:tcW w:type="dxa" w:w="864"/>
+            <w:tcMar>
+              <w:top w:w="80" w:type="dxa"/>
+              <w:start w:w="120" w:type="dxa"/>
+              <w:bottom w:w="80" w:type="dxa"/>
+              <w:end w:w="120" w:type="dxa"/>
+            </w:tcMar>
+            <w:vAlign w:val="center"/>
+          </w:tcPr>
+          <w:p>
+            <w:pPr>
+              <w:keepNext w:val="0"/>
+              <w:spacing w:before="0" w:after="0" w:line="264" w:lineRule="auto"/>
+              <w:jc w:val="center"/>
+            </w:pPr>
+            <w:r>
+              <w:rPr>
+                <w:rFonts w:ascii="Microsoft YaHei" w:hAnsi="Microsoft YaHei" w:eastAsia="Microsoft YaHei"/>
+                <w:b w:val="0"/>
+                <w:i w:val="0"/>
+                <w:color w:val="1F4D78"/>
+                <w:sz w:val="17"/>
+              </w:rPr>
+              <w:t>6 星</w:t>
+            </w:r>
+          </w:p>
+        </w:tc>
+        <w:tc>
+          <w:tcPr>
+            <w:tcW w:type="dxa" w:w="1872"/>
+            <w:tcMar>
+              <w:top w:w="80" w:type="dxa"/>
+              <w:start w:w="120" w:type="dxa"/>
+              <w:bottom w:w="80" w:type="dxa"/>
+              <w:end w:w="120" w:type="dxa"/>
+            </w:tcMar>
+            <w:vAlign w:val="center"/>
+          </w:tcPr>
+          <w:p>
+            <w:pPr>
+              <w:keepNext w:val="0"/>
+              <w:spacing w:before="0" w:after="0" w:line="264" w:lineRule="auto"/>
+              <w:jc w:val="center"/>
+            </w:pPr>
+            <w:r>
+              <w:rPr>
+                <w:rFonts w:ascii="Microsoft YaHei" w:hAnsi="Microsoft YaHei" w:eastAsia="Microsoft YaHei"/>
+                <w:b/>
+                <w:i w:val="0"/>
+                <w:color w:val="1F2937"/>
+                <w:sz w:val="17"/>
+              </w:rPr>
+              <w:t>死战不屈</w:t>
+            </w:r>
+            <w:r>
+              <w:rPr>
+                <w:rFonts w:ascii="Microsoft YaHei" w:hAnsi="Microsoft YaHei" w:eastAsia="Microsoft YaHei"/>
+                <w:b/>
+                <w:sz w:val="17"/>
+              </w:rPr>
+              <w:br/>
+            </w:r>
+            <w:r>
+              <w:rPr>
+                <w:rFonts w:ascii="Microsoft YaHei" w:hAnsi="Microsoft YaHei" w:eastAsia="Microsoft YaHei"/>
+                <w:b/>
+                <w:i w:val="0"/>
+                <w:color w:val="5B6573"/>
+                <w:sz w:val="17"/>
+              </w:rPr>
+              <w:t>被动</w:t>
+            </w:r>
+          </w:p>
+        </w:tc>
+        <w:tc>
+          <w:tcPr>
+            <w:tcW w:type="dxa" w:w="4320"/>
             <w:tcMar>
               <w:top w:w="80" w:type="dxa"/>
               <w:start w:w="120" w:type="dxa"/>
@@ -1943,307 +2579,27 @@
                 <w:color w:val="1F2937"/>
                 <w:sz w:val="18"/>
               </w:rPr>
-              <w:t>当前目标区域至少有 2 名敌人时自动释放。对区域最多 3 名敌人各造成 120% 攻击物理伤害；死战至少 2 层时，每名命中敌人额外受 60% 攻击物理伤害。不消耗死战；CD = 11 秒。</w:t>
-            </w:r>
-          </w:p>
-        </w:tc>
-      </w:tr>
-      <w:tr>
-        <w:tc>
-          <w:tcPr>
-            <w:tcW w:type="dxa" w:w="900"/>
-            <w:tcMar>
-              <w:top w:w="80" w:type="dxa"/>
-              <w:start w:w="120" w:type="dxa"/>
-              <w:bottom w:w="80" w:type="dxa"/>
-              <w:end w:w="120" w:type="dxa"/>
-            </w:tcMar>
-            <w:vAlign w:val="center"/>
-          </w:tcPr>
-          <w:p>
-            <w:pPr>
-              <w:keepNext w:val="0"/>
-              <w:spacing w:before="0" w:after="0" w:line="300" w:lineRule="auto"/>
-              <w:jc w:val="center"/>
-            </w:pPr>
-            <w:r>
-              <w:rPr>
-                <w:rFonts w:ascii="Microsoft YaHei" w:hAnsi="Microsoft YaHei" w:eastAsia="Microsoft YaHei"/>
-                <w:b/>
-                <w:i w:val="0"/>
-                <w:color w:val="1F4D78"/>
-                <w:sz w:val="19"/>
-              </w:rPr>
-              <w:t>4 星</w:t>
+              <w:t>每波首次获得第 3 层死战时自动触发：清除自身 1 个普通减益，受到伤害 -15%，持续 6 秒；每波 1 次。</w:t>
             </w:r>
           </w:p>
         </w:tc>
         <w:tc>
           <w:tcPr>
-            <w:tcW w:type="dxa" w:w="2000"/>
-            <w:tcMar>
-              <w:top w:w="80" w:type="dxa"/>
-              <w:start w:w="120" w:type="dxa"/>
-              <w:bottom w:w="80" w:type="dxa"/>
-              <w:end w:w="120" w:type="dxa"/>
-            </w:tcMar>
             <w:vAlign w:val="center"/>
+            <w:tcW w:w="4320" w:type="dxa"/>
           </w:tcPr>
           <w:p>
             <w:pPr>
-              <w:keepNext w:val="0"/>
-              <w:spacing w:before="0" w:after="0" w:line="300" w:lineRule="auto"/>
+              <w:spacing w:before="0" w:after="0" w:line="264" w:lineRule="auto"/>
+              <w:jc w:val="left"/>
             </w:pPr>
             <w:r>
               <w:rPr>
                 <w:rFonts w:ascii="Microsoft YaHei" w:hAnsi="Microsoft YaHei" w:eastAsia="Microsoft YaHei"/>
-                <w:b/>
-                <w:i w:val="0"/>
-                <w:color w:val="1F2937"/>
-                <w:sz w:val="19"/>
-              </w:rPr>
-              <w:t>浴血难退</w:t>
-            </w:r>
-            <w:r>
-              <w:br/>
-            </w:r>
-            <w:r>
-              <w:rPr>
-                <w:rFonts w:ascii="Microsoft YaHei" w:hAnsi="Microsoft YaHei" w:eastAsia="Microsoft YaHei"/>
                 <w:b w:val="0"/>
-                <w:i w:val="0"/>
-                <w:color w:val="5B6573"/>
                 <w:sz w:val="17"/>
               </w:rPr>
-              <w:t>被动</w:t>
-            </w:r>
-          </w:p>
-        </w:tc>
-        <w:tc>
-          <w:tcPr>
-            <w:tcW w:type="dxa" w:w="6460"/>
-            <w:tcMar>
-              <w:top w:w="80" w:type="dxa"/>
-              <w:start w:w="120" w:type="dxa"/>
-              <w:bottom w:w="80" w:type="dxa"/>
-              <w:end w:w="120" w:type="dxa"/>
-            </w:tcMar>
-            <w:vAlign w:val="center"/>
-          </w:tcPr>
-          <w:p>
-            <w:pPr>
-              <w:keepNext w:val="0"/>
-              <w:spacing w:before="0" w:after="0" w:line="300" w:lineRule="auto"/>
-            </w:pPr>
-            <w:r>
-              <w:rPr>
-                <w:rFonts w:ascii="Microsoft YaHei" w:hAnsi="Microsoft YaHei" w:eastAsia="Microsoft YaHei"/>
-                <w:b w:val="0"/>
-                <w:i w:val="0"/>
-                <w:color w:val="1F2937"/>
-                <w:sz w:val="18"/>
-              </w:rPr>
-              <w:t>每层死战使典韦受到控制效果的持续时间 -10%，最多 -30%。</w:t>
-            </w:r>
-          </w:p>
-        </w:tc>
-      </w:tr>
-      <w:tr>
-        <w:tc>
-          <w:tcPr>
-            <w:tcW w:type="dxa" w:w="900"/>
-            <w:tcMar>
-              <w:top w:w="80" w:type="dxa"/>
-              <w:start w:w="120" w:type="dxa"/>
-              <w:bottom w:w="80" w:type="dxa"/>
-              <w:end w:w="120" w:type="dxa"/>
-            </w:tcMar>
-            <w:vAlign w:val="center"/>
-          </w:tcPr>
-          <w:p>
-            <w:pPr>
-              <w:keepNext w:val="0"/>
-              <w:spacing w:before="0" w:after="0" w:line="300" w:lineRule="auto"/>
-              <w:jc w:val="center"/>
-            </w:pPr>
-            <w:r>
-              <w:rPr>
-                <w:rFonts w:ascii="Microsoft YaHei" w:hAnsi="Microsoft YaHei" w:eastAsia="Microsoft YaHei"/>
-                <w:b/>
-                <w:i w:val="0"/>
-                <w:color w:val="1F4D78"/>
-                <w:sz w:val="19"/>
-              </w:rPr>
-              <w:t>5 星</w:t>
-            </w:r>
-          </w:p>
-        </w:tc>
-        <w:tc>
-          <w:tcPr>
-            <w:tcW w:type="dxa" w:w="2000"/>
-            <w:tcMar>
-              <w:top w:w="80" w:type="dxa"/>
-              <w:start w:w="120" w:type="dxa"/>
-              <w:bottom w:w="80" w:type="dxa"/>
-              <w:end w:w="120" w:type="dxa"/>
-            </w:tcMar>
-            <w:vAlign w:val="center"/>
-          </w:tcPr>
-          <w:p>
-            <w:pPr>
-              <w:keepNext w:val="0"/>
-              <w:spacing w:before="0" w:after="0" w:line="300" w:lineRule="auto"/>
-            </w:pPr>
-            <w:r>
-              <w:rPr>
-                <w:rFonts w:ascii="Microsoft YaHei" w:hAnsi="Microsoft YaHei" w:eastAsia="Microsoft YaHei"/>
-                <w:b/>
-                <w:i w:val="0"/>
-                <w:color w:val="1F2937"/>
-                <w:sz w:val="19"/>
-              </w:rPr>
-              <w:t>恶来绝命</w:t>
-            </w:r>
-            <w:r>
-              <w:br/>
-            </w:r>
-            <w:r>
-              <w:rPr>
-                <w:rFonts w:ascii="Microsoft YaHei" w:hAnsi="Microsoft YaHei" w:eastAsia="Microsoft YaHei"/>
-                <w:b w:val="0"/>
-                <w:i w:val="0"/>
-                <w:color w:val="5B6573"/>
-                <w:sz w:val="17"/>
-              </w:rPr>
-              <w:t>主动</w:t>
-            </w:r>
-          </w:p>
-        </w:tc>
-        <w:tc>
-          <w:tcPr>
-            <w:tcW w:type="dxa" w:w="6460"/>
-            <w:tcMar>
-              <w:top w:w="80" w:type="dxa"/>
-              <w:start w:w="120" w:type="dxa"/>
-              <w:bottom w:w="80" w:type="dxa"/>
-              <w:end w:w="120" w:type="dxa"/>
-            </w:tcMar>
-            <w:vAlign w:val="center"/>
-          </w:tcPr>
-          <w:p>
-            <w:pPr>
-              <w:keepNext w:val="0"/>
-              <w:spacing w:before="0" w:after="0" w:line="300" w:lineRule="auto"/>
-            </w:pPr>
-            <w:r>
-              <w:rPr>
-                <w:rFonts w:ascii="Microsoft YaHei" w:hAnsi="Microsoft YaHei" w:eastAsia="Microsoft YaHei"/>
-                <w:b w:val="0"/>
-                <w:i w:val="0"/>
-                <w:color w:val="1F2937"/>
-                <w:sz w:val="18"/>
-              </w:rPr>
-              <w:t>当典韦生命低于 60%、死战至少 1 层且存在敌方队长或精英时自动释放。选择生命比例最低的敌方队长或精英，造成 240% 攻击 + 每层死战 45% 攻击的物理伤害；消耗全部死战；CD = 15 秒。</w:t>
-            </w:r>
-          </w:p>
-        </w:tc>
-      </w:tr>
-      <w:tr>
-        <w:tc>
-          <w:tcPr>
-            <w:tcW w:type="dxa" w:w="900"/>
-            <w:tcMar>
-              <w:top w:w="80" w:type="dxa"/>
-              <w:start w:w="120" w:type="dxa"/>
-              <w:bottom w:w="80" w:type="dxa"/>
-              <w:end w:w="120" w:type="dxa"/>
-            </w:tcMar>
-            <w:vAlign w:val="center"/>
-          </w:tcPr>
-          <w:p>
-            <w:pPr>
-              <w:keepNext w:val="0"/>
-              <w:spacing w:before="0" w:after="0" w:line="300" w:lineRule="auto"/>
-              <w:jc w:val="center"/>
-            </w:pPr>
-            <w:r>
-              <w:rPr>
-                <w:rFonts w:ascii="Microsoft YaHei" w:hAnsi="Microsoft YaHei" w:eastAsia="Microsoft YaHei"/>
-                <w:b/>
-                <w:i w:val="0"/>
-                <w:color w:val="1F4D78"/>
-                <w:sz w:val="19"/>
-              </w:rPr>
-              <w:t>6 星</w:t>
-            </w:r>
-          </w:p>
-        </w:tc>
-        <w:tc>
-          <w:tcPr>
-            <w:tcW w:type="dxa" w:w="2000"/>
-            <w:tcMar>
-              <w:top w:w="80" w:type="dxa"/>
-              <w:start w:w="120" w:type="dxa"/>
-              <w:bottom w:w="80" w:type="dxa"/>
-              <w:end w:w="120" w:type="dxa"/>
-            </w:tcMar>
-            <w:vAlign w:val="center"/>
-          </w:tcPr>
-          <w:p>
-            <w:pPr>
-              <w:keepNext w:val="0"/>
-              <w:spacing w:before="0" w:after="0" w:line="300" w:lineRule="auto"/>
-            </w:pPr>
-            <w:r>
-              <w:rPr>
-                <w:rFonts w:ascii="Microsoft YaHei" w:hAnsi="Microsoft YaHei" w:eastAsia="Microsoft YaHei"/>
-                <w:b/>
-                <w:i w:val="0"/>
-                <w:color w:val="1F2937"/>
-                <w:sz w:val="19"/>
-              </w:rPr>
-              <w:t>死战不屈</w:t>
-            </w:r>
-            <w:r>
-              <w:br/>
-            </w:r>
-            <w:r>
-              <w:rPr>
-                <w:rFonts w:ascii="Microsoft YaHei" w:hAnsi="Microsoft YaHei" w:eastAsia="Microsoft YaHei"/>
-                <w:b w:val="0"/>
-                <w:i w:val="0"/>
-                <w:color w:val="5B6573"/>
-                <w:sz w:val="17"/>
-              </w:rPr>
-              <w:t>被动</w:t>
-            </w:r>
-          </w:p>
-        </w:tc>
-        <w:tc>
-          <w:tcPr>
-            <w:tcW w:type="dxa" w:w="6460"/>
-            <w:tcMar>
-              <w:top w:w="80" w:type="dxa"/>
-              <w:start w:w="120" w:type="dxa"/>
-              <w:bottom w:w="80" w:type="dxa"/>
-              <w:end w:w="120" w:type="dxa"/>
-            </w:tcMar>
-            <w:vAlign w:val="center"/>
-          </w:tcPr>
-          <w:p>
-            <w:pPr>
-              <w:keepNext w:val="0"/>
-              <w:spacing w:before="0" w:after="0" w:line="300" w:lineRule="auto"/>
-            </w:pPr>
-            <w:r>
-              <w:rPr>
-                <w:rFonts w:ascii="Microsoft YaHei" w:hAnsi="Microsoft YaHei" w:eastAsia="Microsoft YaHei"/>
-                <w:b w:val="0"/>
-                <w:i w:val="0"/>
-                <w:color w:val="1F2937"/>
-                <w:sz w:val="18"/>
-              </w:rPr>
-              <w:t>每波首次获得第 3 层死战时自动触发：清除自身 1 个普通减益，受到伤害 -15%，持续 6 秒；每波 1 次。</w:t>
+              <w:t>每波首次获得 3 层死战时，清除 1 个减益并受伤 -15%，持续 6 秒。</w:t>
             </w:r>
           </w:p>
         </w:tc>
@@ -2418,6 +2774,7 @@
         <w:gridCol w:w="900"/>
         <w:gridCol w:w="2000"/>
         <w:gridCol w:w="6460"/>
+        <w:gridCol w:w="4320"/>
       </w:tblGrid>
       <w:tr>
         <w:trPr>
@@ -2425,7 +2782,67 @@
         </w:trPr>
         <w:tc>
           <w:tcPr>
-            <w:tcW w:type="dxa" w:w="900"/>
+            <w:tcW w:type="dxa" w:w="864"/>
+            <w:shd w:fill="E8EEF5"/>
+            <w:tcMar>
+              <w:top w:w="80" w:type="dxa"/>
+              <w:start w:w="120" w:type="dxa"/>
+              <w:bottom w:w="80" w:type="dxa"/>
+              <w:end w:w="120" w:type="dxa"/>
+            </w:tcMar>
+            <w:vAlign w:val="center"/>
+          </w:tcPr>
+          <w:p>
+            <w:pPr>
+              <w:keepNext w:val="0"/>
+              <w:spacing w:before="0" w:after="0" w:line="264" w:lineRule="auto"/>
+              <w:jc w:val="center"/>
+            </w:pPr>
+            <w:r>
+              <w:rPr>
+                <w:rFonts w:ascii="Microsoft YaHei" w:hAnsi="Microsoft YaHei" w:eastAsia="Microsoft YaHei"/>
+                <w:b w:val="0"/>
+                <w:i w:val="0"/>
+                <w:color w:val="1F4D78"/>
+                <w:sz w:val="17"/>
+              </w:rPr>
+              <w:t>星级</w:t>
+            </w:r>
+          </w:p>
+        </w:tc>
+        <w:tc>
+          <w:tcPr>
+            <w:tcW w:type="dxa" w:w="1872"/>
+            <w:shd w:fill="E8EEF5"/>
+            <w:tcMar>
+              <w:top w:w="80" w:type="dxa"/>
+              <w:start w:w="120" w:type="dxa"/>
+              <w:bottom w:w="80" w:type="dxa"/>
+              <w:end w:w="120" w:type="dxa"/>
+            </w:tcMar>
+            <w:vAlign w:val="center"/>
+          </w:tcPr>
+          <w:p>
+            <w:pPr>
+              <w:keepNext w:val="0"/>
+              <w:spacing w:before="0" w:after="0" w:line="264" w:lineRule="auto"/>
+              <w:jc w:val="center"/>
+            </w:pPr>
+            <w:r>
+              <w:rPr>
+                <w:rFonts w:ascii="Microsoft YaHei" w:hAnsi="Microsoft YaHei" w:eastAsia="Microsoft YaHei"/>
+                <w:b/>
+                <w:i w:val="0"/>
+                <w:color w:val="1F4D78"/>
+                <w:sz w:val="17"/>
+              </w:rPr>
+              <w:t>技能</w:t>
+            </w:r>
+          </w:p>
+        </w:tc>
+        <w:tc>
+          <w:tcPr>
+            <w:tcW w:type="dxa" w:w="4320"/>
             <w:shd w:fill="E8EEF5"/>
             <w:tcMar>
               <w:top w:w="80" w:type="dxa"/>
@@ -2449,14 +2866,36 @@
                 <w:color w:val="1F4D78"/>
                 <w:sz w:val="19"/>
               </w:rPr>
-              <w:t>星级</w:t>
+              <w:t>正式效果与自动规则</w:t>
             </w:r>
           </w:p>
         </w:tc>
         <w:tc>
           <w:tcPr>
-            <w:tcW w:type="dxa" w:w="2000"/>
-            <w:shd w:fill="E8EEF5"/>
+            <w:shd w:fill="D9EAF7"/>
+            <w:vAlign w:val="center"/>
+            <w:tcW w:w="4320" w:type="dxa"/>
+          </w:tcPr>
+          <w:p>
+            <w:pPr>
+              <w:spacing w:before="0" w:after="0" w:line="264" w:lineRule="auto"/>
+              <w:jc w:val="left"/>
+            </w:pPr>
+            <w:r>
+              <w:rPr>
+                <w:rFonts w:ascii="Microsoft YaHei" w:hAnsi="Microsoft YaHei" w:eastAsia="Microsoft YaHei"/>
+                <w:b w:val="0"/>
+                <w:sz w:val="17"/>
+              </w:rPr>
+              <w:t>游戏内描述建议</w:t>
+            </w:r>
+          </w:p>
+        </w:tc>
+      </w:tr>
+      <w:tr>
+        <w:tc>
+          <w:tcPr>
+            <w:tcW w:type="dxa" w:w="864"/>
             <w:tcMar>
               <w:top w:w="80" w:type="dxa"/>
               <w:start w:w="120" w:type="dxa"/>
@@ -2468,25 +2907,24 @@
           <w:p>
             <w:pPr>
               <w:keepNext w:val="0"/>
-              <w:spacing w:before="0" w:after="0" w:line="300" w:lineRule="auto"/>
+              <w:spacing w:before="0" w:after="0" w:line="264" w:lineRule="auto"/>
               <w:jc w:val="center"/>
             </w:pPr>
             <w:r>
               <w:rPr>
                 <w:rFonts w:ascii="Microsoft YaHei" w:hAnsi="Microsoft YaHei" w:eastAsia="Microsoft YaHei"/>
-                <w:b/>
+                <w:b w:val="0"/>
                 <w:i w:val="0"/>
                 <w:color w:val="1F4D78"/>
-                <w:sz w:val="19"/>
-              </w:rPr>
-              <w:t>技能</w:t>
+                <w:sz w:val="17"/>
+              </w:rPr>
+              <w:t>1 星</w:t>
             </w:r>
           </w:p>
         </w:tc>
         <w:tc>
           <w:tcPr>
-            <w:tcW w:type="dxa" w:w="6460"/>
-            <w:shd w:fill="E8EEF5"/>
+            <w:tcW w:type="dxa" w:w="1872"/>
             <w:tcMar>
               <w:top w:w="80" w:type="dxa"/>
               <w:start w:w="120" w:type="dxa"/>
@@ -2498,7 +2936,7 @@
           <w:p>
             <w:pPr>
               <w:keepNext w:val="0"/>
-              <w:spacing w:before="0" w:after="0" w:line="300" w:lineRule="auto"/>
+              <w:spacing w:before="0" w:after="0" w:line="264" w:lineRule="auto"/>
               <w:jc w:val="center"/>
             </w:pPr>
             <w:r>
@@ -2506,47 +2944,34 @@
                 <w:rFonts w:ascii="Microsoft YaHei" w:hAnsi="Microsoft YaHei" w:eastAsia="Microsoft YaHei"/>
                 <w:b/>
                 <w:i w:val="0"/>
-                <w:color w:val="1F4D78"/>
-                <w:sz w:val="19"/>
-              </w:rPr>
-              <w:t>正式效果与自动规则</w:t>
-            </w:r>
-          </w:p>
-        </w:tc>
-      </w:tr>
-      <w:tr>
-        <w:tc>
-          <w:tcPr>
-            <w:tcW w:type="dxa" w:w="900"/>
-            <w:tcMar>
-              <w:top w:w="80" w:type="dxa"/>
-              <w:start w:w="120" w:type="dxa"/>
-              <w:bottom w:w="80" w:type="dxa"/>
-              <w:end w:w="120" w:type="dxa"/>
-            </w:tcMar>
-            <w:vAlign w:val="center"/>
-          </w:tcPr>
-          <w:p>
-            <w:pPr>
-              <w:keepNext w:val="0"/>
-              <w:spacing w:before="0" w:after="0" w:line="300" w:lineRule="auto"/>
-              <w:jc w:val="center"/>
-            </w:pPr>
+                <w:color w:val="1F2937"/>
+                <w:sz w:val="17"/>
+              </w:rPr>
+              <w:t>逍遥突斩</w:t>
+            </w:r>
+            <w:r>
+              <w:rPr>
+                <w:rFonts w:ascii="Microsoft YaHei" w:hAnsi="Microsoft YaHei" w:eastAsia="Microsoft YaHei"/>
+                <w:b/>
+                <w:sz w:val="17"/>
+              </w:rPr>
+              <w:br/>
+            </w:r>
             <w:r>
               <w:rPr>
                 <w:rFonts w:ascii="Microsoft YaHei" w:hAnsi="Microsoft YaHei" w:eastAsia="Microsoft YaHei"/>
                 <w:b/>
                 <w:i w:val="0"/>
-                <w:color w:val="1F4D78"/>
-                <w:sz w:val="19"/>
-              </w:rPr>
-              <w:t>1 星</w:t>
+                <w:color w:val="5B6573"/>
+                <w:sz w:val="17"/>
+              </w:rPr>
+              <w:t>主动</w:t>
             </w:r>
           </w:p>
         </w:tc>
         <w:tc>
           <w:tcPr>
-            <w:tcW w:type="dxa" w:w="2000"/>
+            <w:tcW w:type="dxa" w:w="4320"/>
             <w:tcMar>
               <w:top w:w="80" w:type="dxa"/>
               <w:start w:w="120" w:type="dxa"/>
@@ -2563,31 +2988,116 @@
             <w:r>
               <w:rPr>
                 <w:rFonts w:ascii="Microsoft YaHei" w:hAnsi="Microsoft YaHei" w:eastAsia="Microsoft YaHei"/>
-                <w:b/>
+                <w:b w:val="0"/>
                 <w:i w:val="0"/>
                 <w:color w:val="1F2937"/>
-                <w:sz w:val="19"/>
-              </w:rPr>
-              <w:t>逍遥突斩</w:t>
-            </w:r>
-            <w:r>
-              <w:br/>
-            </w:r>
-            <w:r>
-              <w:rPr>
-                <w:rFonts w:ascii="Microsoft YaHei" w:hAnsi="Microsoft YaHei" w:eastAsia="Microsoft YaHei"/>
-                <w:b w:val="0"/>
-                <w:i w:val="0"/>
-                <w:color w:val="5B6573"/>
-                <w:sz w:val="17"/>
-              </w:rPr>
-              <w:t>主动</w:t>
+                <w:sz w:val="18"/>
+              </w:rPr>
+              <w:t>自动对当前目标造成 190% 攻击的物理伤害。CD = 8 秒。</w:t>
             </w:r>
           </w:p>
         </w:tc>
         <w:tc>
           <w:tcPr>
-            <w:tcW w:type="dxa" w:w="6460"/>
+            <w:vAlign w:val="center"/>
+            <w:tcW w:w="4320" w:type="dxa"/>
+          </w:tcPr>
+          <w:p>
+            <w:pPr>
+              <w:spacing w:before="0" w:after="0" w:line="264" w:lineRule="auto"/>
+              <w:jc w:val="left"/>
+            </w:pPr>
+            <w:r>
+              <w:rPr>
+                <w:rFonts w:ascii="Microsoft YaHei" w:hAnsi="Microsoft YaHei" w:eastAsia="Microsoft YaHei"/>
+                <w:b w:val="0"/>
+                <w:sz w:val="17"/>
+              </w:rPr>
+              <w:t>对当前目标造成 190% 物理伤害。</w:t>
+            </w:r>
+          </w:p>
+        </w:tc>
+      </w:tr>
+      <w:tr>
+        <w:tc>
+          <w:tcPr>
+            <w:tcW w:type="dxa" w:w="864"/>
+            <w:tcMar>
+              <w:top w:w="80" w:type="dxa"/>
+              <w:start w:w="120" w:type="dxa"/>
+              <w:bottom w:w="80" w:type="dxa"/>
+              <w:end w:w="120" w:type="dxa"/>
+            </w:tcMar>
+            <w:vAlign w:val="center"/>
+          </w:tcPr>
+          <w:p>
+            <w:pPr>
+              <w:keepNext w:val="0"/>
+              <w:spacing w:before="0" w:after="0" w:line="264" w:lineRule="auto"/>
+              <w:jc w:val="center"/>
+            </w:pPr>
+            <w:r>
+              <w:rPr>
+                <w:rFonts w:ascii="Microsoft YaHei" w:hAnsi="Microsoft YaHei" w:eastAsia="Microsoft YaHei"/>
+                <w:b w:val="0"/>
+                <w:i w:val="0"/>
+                <w:color w:val="1F4D78"/>
+                <w:sz w:val="17"/>
+              </w:rPr>
+              <w:t>2 星</w:t>
+            </w:r>
+          </w:p>
+        </w:tc>
+        <w:tc>
+          <w:tcPr>
+            <w:tcW w:type="dxa" w:w="1872"/>
+            <w:tcMar>
+              <w:top w:w="80" w:type="dxa"/>
+              <w:start w:w="120" w:type="dxa"/>
+              <w:bottom w:w="80" w:type="dxa"/>
+              <w:end w:w="120" w:type="dxa"/>
+            </w:tcMar>
+            <w:vAlign w:val="center"/>
+          </w:tcPr>
+          <w:p>
+            <w:pPr>
+              <w:keepNext w:val="0"/>
+              <w:spacing w:before="0" w:after="0" w:line="264" w:lineRule="auto"/>
+              <w:jc w:val="center"/>
+            </w:pPr>
+            <w:r>
+              <w:rPr>
+                <w:rFonts w:ascii="Microsoft YaHei" w:hAnsi="Microsoft YaHei" w:eastAsia="Microsoft YaHei"/>
+                <w:b/>
+                <w:i w:val="0"/>
+                <w:color w:val="1F2937"/>
+                <w:sz w:val="17"/>
+              </w:rPr>
+              <w:t>威震合肥</w:t>
+            </w:r>
+            <w:r>
+              <w:rPr>
+                <w:rFonts w:ascii="Microsoft YaHei" w:hAnsi="Microsoft YaHei" w:eastAsia="Microsoft YaHei"/>
+                <w:b/>
+                <w:sz w:val="17"/>
+              </w:rPr>
+              <w:br/>
+            </w:r>
+            <w:r>
+              <w:rPr>
+                <w:rFonts w:ascii="Microsoft YaHei" w:hAnsi="Microsoft YaHei" w:eastAsia="Microsoft YaHei"/>
+                <w:b/>
+                <w:i w:val="0"/>
+                <w:color w:val="5B6573"/>
+                <w:sz w:val="17"/>
+              </w:rPr>
+              <w:t>被动</w:t>
+            </w:r>
+          </w:p>
+        </w:tc>
+        <w:tc>
+          <w:tcPr>
+            <w:tcW w:type="dxa" w:w="4320"/>
             <w:tcMar>
               <w:top w:w="80" w:type="dxa"/>
               <w:start w:w="120" w:type="dxa"/>
@@ -2609,7 +3119,27 @@
                 <w:color w:val="1F2937"/>
                 <w:sz w:val="18"/>
               </w:rPr>
-              <w:t>自动对当前目标造成 190% 攻击的物理伤害。CD = 8 秒。</w:t>
+              <w:t>启用震慑：主动以敌方队长或精英为主目标时施加 1 层，最多 3 层，持续 8 秒、重复刷新；仅维持 1 个震慑目标；范围附带命中不改变震慑；每层使该目标对张辽以外我方单位伤害 -4%，最多 -12%；波次结束清空。战前侧翼时，攻击 +10%、受到远程伤害 -10%。</w:t>
+            </w:r>
+          </w:p>
+        </w:tc>
+        <w:tc>
+          <w:tcPr>
+            <w:vAlign w:val="center"/>
+            <w:tcW w:w="4320" w:type="dxa"/>
+          </w:tcPr>
+          <w:p>
+            <w:pPr>
+              <w:spacing w:before="0" w:after="0" w:line="264" w:lineRule="auto"/>
+              <w:jc w:val="left"/>
+            </w:pPr>
+            <w:r>
+              <w:rPr>
+                <w:rFonts w:ascii="Microsoft YaHei" w:hAnsi="Microsoft YaHei" w:eastAsia="Microsoft YaHei"/>
+                <w:b w:val="0"/>
+                <w:sz w:val="17"/>
+              </w:rPr>
+              <w:t>主动命中队长/精英时施加震慑，最多 3 层；每层使其对其他友军伤害 -4%；侧翼时攻击 +10%、远程受伤 -10%。</w:t>
             </w:r>
           </w:p>
         </w:tc>
@@ -2617,7 +3147,7 @@
       <w:tr>
         <w:tc>
           <w:tcPr>
-            <w:tcW w:type="dxa" w:w="900"/>
+            <w:tcW w:type="dxa" w:w="864"/>
             <w:tcMar>
               <w:top w:w="80" w:type="dxa"/>
               <w:start w:w="120" w:type="dxa"/>
@@ -2629,24 +3159,71 @@
           <w:p>
             <w:pPr>
               <w:keepNext w:val="0"/>
-              <w:spacing w:before="0" w:after="0" w:line="300" w:lineRule="auto"/>
+              <w:spacing w:before="0" w:after="0" w:line="264" w:lineRule="auto"/>
               <w:jc w:val="center"/>
             </w:pPr>
             <w:r>
               <w:rPr>
                 <w:rFonts w:ascii="Microsoft YaHei" w:hAnsi="Microsoft YaHei" w:eastAsia="Microsoft YaHei"/>
-                <w:b/>
+                <w:b w:val="0"/>
                 <w:i w:val="0"/>
                 <w:color w:val="1F4D78"/>
-                <w:sz w:val="19"/>
-              </w:rPr>
-              <w:t>2 星</w:t>
+                <w:sz w:val="17"/>
+              </w:rPr>
+              <w:t>3 星</w:t>
             </w:r>
           </w:p>
         </w:tc>
         <w:tc>
           <w:tcPr>
-            <w:tcW w:type="dxa" w:w="2000"/>
+            <w:tcW w:type="dxa" w:w="1872"/>
+            <w:tcMar>
+              <w:top w:w="80" w:type="dxa"/>
+              <w:start w:w="120" w:type="dxa"/>
+              <w:bottom w:w="80" w:type="dxa"/>
+              <w:end w:w="120" w:type="dxa"/>
+            </w:tcMar>
+            <w:vAlign w:val="center"/>
+          </w:tcPr>
+          <w:p>
+            <w:pPr>
+              <w:keepNext w:val="0"/>
+              <w:spacing w:before="0" w:after="0" w:line="264" w:lineRule="auto"/>
+              <w:jc w:val="center"/>
+            </w:pPr>
+            <w:r>
+              <w:rPr>
+                <w:rFonts w:ascii="Microsoft YaHei" w:hAnsi="Microsoft YaHei" w:eastAsia="Microsoft YaHei"/>
+                <w:b/>
+                <w:i w:val="0"/>
+                <w:color w:val="1F2937"/>
+                <w:sz w:val="17"/>
+              </w:rPr>
+              <w:t>断后破军</w:t>
+            </w:r>
+            <w:r>
+              <w:rPr>
+                <w:rFonts w:ascii="Microsoft YaHei" w:hAnsi="Microsoft YaHei" w:eastAsia="Microsoft YaHei"/>
+                <w:b/>
+                <w:sz w:val="17"/>
+              </w:rPr>
+              <w:br/>
+            </w:r>
+            <w:r>
+              <w:rPr>
+                <w:rFonts w:ascii="Microsoft YaHei" w:hAnsi="Microsoft YaHei" w:eastAsia="Microsoft YaHei"/>
+                <w:b/>
+                <w:i w:val="0"/>
+                <w:color w:val="5B6573"/>
+                <w:sz w:val="17"/>
+              </w:rPr>
+              <w:t>主动</w:t>
+            </w:r>
+          </w:p>
+        </w:tc>
+        <w:tc>
+          <w:tcPr>
+            <w:tcW w:type="dxa" w:w="4320"/>
             <w:tcMar>
               <w:top w:w="80" w:type="dxa"/>
               <w:start w:w="120" w:type="dxa"/>
@@ -2663,31 +3240,116 @@
             <w:r>
               <w:rPr>
                 <w:rFonts w:ascii="Microsoft YaHei" w:hAnsi="Microsoft YaHei" w:eastAsia="Microsoft YaHei"/>
-                <w:b/>
+                <w:b w:val="0"/>
                 <w:i w:val="0"/>
                 <w:color w:val="1F2937"/>
-                <w:sz w:val="19"/>
-              </w:rPr>
-              <w:t>威震合肥</w:t>
-            </w:r>
-            <w:r>
-              <w:br/>
-            </w:r>
-            <w:r>
-              <w:rPr>
-                <w:rFonts w:ascii="Microsoft YaHei" w:hAnsi="Microsoft YaHei" w:eastAsia="Microsoft YaHei"/>
-                <w:b w:val="0"/>
-                <w:i w:val="0"/>
-                <w:color w:val="5B6573"/>
-                <w:sz w:val="17"/>
-              </w:rPr>
-              <w:t>被动</w:t>
+                <w:sz w:val="18"/>
+              </w:rPr>
+              <w:t>震慑目标所在区域至少有 2 名敌人时自动释放。对震慑目标及区域内最多另外 2 名敌人各造成 120% 攻击物理伤害；震慑目标额外受到 80% 攻击物理伤害，并获得 1 层震慑。CD = 11 秒。</w:t>
             </w:r>
           </w:p>
         </w:tc>
         <w:tc>
           <w:tcPr>
-            <w:tcW w:type="dxa" w:w="6460"/>
+            <w:vAlign w:val="center"/>
+            <w:tcW w:w="4320" w:type="dxa"/>
+          </w:tcPr>
+          <w:p>
+            <w:pPr>
+              <w:spacing w:before="0" w:after="0" w:line="264" w:lineRule="auto"/>
+              <w:jc w:val="left"/>
+            </w:pPr>
+            <w:r>
+              <w:rPr>
+                <w:rFonts w:ascii="Microsoft YaHei" w:hAnsi="Microsoft YaHei" w:eastAsia="Microsoft YaHei"/>
+                <w:b w:val="0"/>
+                <w:sz w:val="17"/>
+              </w:rPr>
+              <w:t>攻击震慑目标及区域内最多 2 名额外敌人，各造成 120% 物理伤害；震慑目标额外受 80% 并 +1 层震慑。</w:t>
+            </w:r>
+          </w:p>
+        </w:tc>
+      </w:tr>
+      <w:tr>
+        <w:tc>
+          <w:tcPr>
+            <w:tcW w:type="dxa" w:w="864"/>
+            <w:tcMar>
+              <w:top w:w="80" w:type="dxa"/>
+              <w:start w:w="120" w:type="dxa"/>
+              <w:bottom w:w="80" w:type="dxa"/>
+              <w:end w:w="120" w:type="dxa"/>
+            </w:tcMar>
+            <w:vAlign w:val="center"/>
+          </w:tcPr>
+          <w:p>
+            <w:pPr>
+              <w:keepNext w:val="0"/>
+              <w:spacing w:before="0" w:after="0" w:line="264" w:lineRule="auto"/>
+              <w:jc w:val="center"/>
+            </w:pPr>
+            <w:r>
+              <w:rPr>
+                <w:rFonts w:ascii="Microsoft YaHei" w:hAnsi="Microsoft YaHei" w:eastAsia="Microsoft YaHei"/>
+                <w:b w:val="0"/>
+                <w:i w:val="0"/>
+                <w:color w:val="1F4D78"/>
+                <w:sz w:val="17"/>
+              </w:rPr>
+              <w:t>4 星</w:t>
+            </w:r>
+          </w:p>
+        </w:tc>
+        <w:tc>
+          <w:tcPr>
+            <w:tcW w:type="dxa" w:w="1872"/>
+            <w:tcMar>
+              <w:top w:w="80" w:type="dxa"/>
+              <w:start w:w="120" w:type="dxa"/>
+              <w:bottom w:w="80" w:type="dxa"/>
+              <w:end w:w="120" w:type="dxa"/>
+            </w:tcMar>
+            <w:vAlign w:val="center"/>
+          </w:tcPr>
+          <w:p>
+            <w:pPr>
+              <w:keepNext w:val="0"/>
+              <w:spacing w:before="0" w:after="0" w:line="264" w:lineRule="auto"/>
+              <w:jc w:val="center"/>
+            </w:pPr>
+            <w:r>
+              <w:rPr>
+                <w:rFonts w:ascii="Microsoft YaHei" w:hAnsi="Microsoft YaHei" w:eastAsia="Microsoft YaHei"/>
+                <w:b/>
+                <w:i w:val="0"/>
+                <w:color w:val="1F2937"/>
+                <w:sz w:val="17"/>
+              </w:rPr>
+              <w:t>声威夺气</w:t>
+            </w:r>
+            <w:r>
+              <w:rPr>
+                <w:rFonts w:ascii="Microsoft YaHei" w:hAnsi="Microsoft YaHei" w:eastAsia="Microsoft YaHei"/>
+                <w:b/>
+                <w:sz w:val="17"/>
+              </w:rPr>
+              <w:br/>
+            </w:r>
+            <w:r>
+              <w:rPr>
+                <w:rFonts w:ascii="Microsoft YaHei" w:hAnsi="Microsoft YaHei" w:eastAsia="Microsoft YaHei"/>
+                <w:b/>
+                <w:i w:val="0"/>
+                <w:color w:val="5B6573"/>
+                <w:sz w:val="17"/>
+              </w:rPr>
+              <w:t>被动</w:t>
+            </w:r>
+          </w:p>
+        </w:tc>
+        <w:tc>
+          <w:tcPr>
+            <w:tcW w:type="dxa" w:w="4320"/>
             <w:tcMar>
               <w:top w:w="80" w:type="dxa"/>
               <w:start w:w="120" w:type="dxa"/>
@@ -2709,7 +3371,27 @@
                 <w:color w:val="1F2937"/>
                 <w:sz w:val="18"/>
               </w:rPr>
-              <w:t>启用震慑：主动以敌方队长或精英为主目标时施加 1 层，最多 3 层，持续 8 秒、重复刷新；仅维持 1 个震慑目标；范围附带命中不改变震慑；每层使该目标对张辽以外我方单位伤害 -4%，最多 -12%；波次结束清空。战前侧翼时，攻击 +10%、受到远程伤害 -10%。</w:t>
+              <w:t>每波中，同一敌方队长或精英首次达到 3 层震慑时，物理防御 -12，持续 6 秒；该“胆寒”状态不因后续消耗震慑而提前消失，每个目标每波 1 次。</w:t>
+            </w:r>
+          </w:p>
+        </w:tc>
+        <w:tc>
+          <w:tcPr>
+            <w:vAlign w:val="center"/>
+            <w:tcW w:w="4320" w:type="dxa"/>
+          </w:tcPr>
+          <w:p>
+            <w:pPr>
+              <w:spacing w:before="0" w:after="0" w:line="264" w:lineRule="auto"/>
+              <w:jc w:val="left"/>
+            </w:pPr>
+            <w:r>
+              <w:rPr>
+                <w:rFonts w:ascii="Microsoft YaHei" w:hAnsi="Microsoft YaHei" w:eastAsia="Microsoft YaHei"/>
+                <w:b w:val="0"/>
+                <w:sz w:val="17"/>
+              </w:rPr>
+              <w:t>敌方队长/精英首次达到 3 层震慑时，物理防御 -12，持续 6 秒。</w:t>
             </w:r>
           </w:p>
         </w:tc>
@@ -2717,7 +3399,7 @@
       <w:tr>
         <w:tc>
           <w:tcPr>
-            <w:tcW w:type="dxa" w:w="900"/>
+            <w:tcW w:type="dxa" w:w="864"/>
             <w:tcMar>
               <w:top w:w="80" w:type="dxa"/>
               <w:start w:w="120" w:type="dxa"/>
@@ -2729,24 +3411,71 @@
           <w:p>
             <w:pPr>
               <w:keepNext w:val="0"/>
-              <w:spacing w:before="0" w:after="0" w:line="300" w:lineRule="auto"/>
+              <w:spacing w:before="0" w:after="0" w:line="264" w:lineRule="auto"/>
               <w:jc w:val="center"/>
             </w:pPr>
             <w:r>
               <w:rPr>
                 <w:rFonts w:ascii="Microsoft YaHei" w:hAnsi="Microsoft YaHei" w:eastAsia="Microsoft YaHei"/>
-                <w:b/>
+                <w:b w:val="0"/>
                 <w:i w:val="0"/>
                 <w:color w:val="1F4D78"/>
-                <w:sz w:val="19"/>
-              </w:rPr>
-              <w:t>3 星</w:t>
+                <w:sz w:val="17"/>
+              </w:rPr>
+              <w:t>5 星</w:t>
             </w:r>
           </w:p>
         </w:tc>
         <w:tc>
           <w:tcPr>
-            <w:tcW w:type="dxa" w:w="2000"/>
+            <w:tcW w:type="dxa" w:w="1872"/>
+            <w:tcMar>
+              <w:top w:w="80" w:type="dxa"/>
+              <w:start w:w="120" w:type="dxa"/>
+              <w:bottom w:w="80" w:type="dxa"/>
+              <w:end w:w="120" w:type="dxa"/>
+            </w:tcMar>
+            <w:vAlign w:val="center"/>
+          </w:tcPr>
+          <w:p>
+            <w:pPr>
+              <w:keepNext w:val="0"/>
+              <w:spacing w:before="0" w:after="0" w:line="264" w:lineRule="auto"/>
+              <w:jc w:val="center"/>
+            </w:pPr>
+            <w:r>
+              <w:rPr>
+                <w:rFonts w:ascii="Microsoft YaHei" w:hAnsi="Microsoft YaHei" w:eastAsia="Microsoft YaHei"/>
+                <w:b/>
+                <w:i w:val="0"/>
+                <w:color w:val="1F2937"/>
+                <w:sz w:val="17"/>
+              </w:rPr>
+              <w:t>八百破阵</w:t>
+            </w:r>
+            <w:r>
+              <w:rPr>
+                <w:rFonts w:ascii="Microsoft YaHei" w:hAnsi="Microsoft YaHei" w:eastAsia="Microsoft YaHei"/>
+                <w:b/>
+                <w:sz w:val="17"/>
+              </w:rPr>
+              <w:br/>
+            </w:r>
+            <w:r>
+              <w:rPr>
+                <w:rFonts w:ascii="Microsoft YaHei" w:hAnsi="Microsoft YaHei" w:eastAsia="Microsoft YaHei"/>
+                <w:b/>
+                <w:i w:val="0"/>
+                <w:color w:val="5B6573"/>
+                <w:sz w:val="17"/>
+              </w:rPr>
+              <w:t>主动</w:t>
+            </w:r>
+          </w:p>
+        </w:tc>
+        <w:tc>
+          <w:tcPr>
+            <w:tcW w:type="dxa" w:w="4320"/>
             <w:tcMar>
               <w:top w:w="80" w:type="dxa"/>
               <w:start w:w="120" w:type="dxa"/>
@@ -2763,31 +3492,116 @@
             <w:r>
               <w:rPr>
                 <w:rFonts w:ascii="Microsoft YaHei" w:hAnsi="Microsoft YaHei" w:eastAsia="Microsoft YaHei"/>
-                <w:b/>
+                <w:b w:val="0"/>
                 <w:i w:val="0"/>
                 <w:color w:val="1F2937"/>
-                <w:sz w:val="19"/>
-              </w:rPr>
-              <w:t>断后破军</w:t>
-            </w:r>
-            <w:r>
-              <w:br/>
-            </w:r>
-            <w:r>
-              <w:rPr>
-                <w:rFonts w:ascii="Microsoft YaHei" w:hAnsi="Microsoft YaHei" w:eastAsia="Microsoft YaHei"/>
-                <w:b w:val="0"/>
-                <w:i w:val="0"/>
-                <w:color w:val="5B6573"/>
-                <w:sz w:val="17"/>
-              </w:rPr>
-              <w:t>主动</w:t>
+                <w:sz w:val="18"/>
+              </w:rPr>
+              <w:t>震慑目标拥有 3 层震慑时自动释放。对该目标造成 260% 攻击 + 每层震慑 45% 攻击的物理伤害；消耗其全部震慑；满层时为 395% 攻击；CD = 15 秒。</w:t>
             </w:r>
           </w:p>
         </w:tc>
         <w:tc>
           <w:tcPr>
-            <w:tcW w:type="dxa" w:w="6460"/>
+            <w:vAlign w:val="center"/>
+            <w:tcW w:w="4320" w:type="dxa"/>
+          </w:tcPr>
+          <w:p>
+            <w:pPr>
+              <w:spacing w:before="0" w:after="0" w:line="264" w:lineRule="auto"/>
+              <w:jc w:val="left"/>
+            </w:pPr>
+            <w:r>
+              <w:rPr>
+                <w:rFonts w:ascii="Microsoft YaHei" w:hAnsi="Microsoft YaHei" w:eastAsia="Microsoft YaHei"/>
+                <w:b w:val="0"/>
+                <w:sz w:val="17"/>
+              </w:rPr>
+              <w:t>消耗全部震慑，对目标造成 260% + 每层 45% 物理伤害；满层为 395%。</w:t>
+            </w:r>
+          </w:p>
+        </w:tc>
+      </w:tr>
+      <w:tr>
+        <w:tc>
+          <w:tcPr>
+            <w:tcW w:type="dxa" w:w="864"/>
+            <w:tcMar>
+              <w:top w:w="80" w:type="dxa"/>
+              <w:start w:w="120" w:type="dxa"/>
+              <w:bottom w:w="80" w:type="dxa"/>
+              <w:end w:w="120" w:type="dxa"/>
+            </w:tcMar>
+            <w:vAlign w:val="center"/>
+          </w:tcPr>
+          <w:p>
+            <w:pPr>
+              <w:keepNext w:val="0"/>
+              <w:spacing w:before="0" w:after="0" w:line="264" w:lineRule="auto"/>
+              <w:jc w:val="center"/>
+            </w:pPr>
+            <w:r>
+              <w:rPr>
+                <w:rFonts w:ascii="Microsoft YaHei" w:hAnsi="Microsoft YaHei" w:eastAsia="Microsoft YaHei"/>
+                <w:b w:val="0"/>
+                <w:i w:val="0"/>
+                <w:color w:val="1F4D78"/>
+                <w:sz w:val="17"/>
+              </w:rPr>
+              <w:t>6 星</w:t>
+            </w:r>
+          </w:p>
+        </w:tc>
+        <w:tc>
+          <w:tcPr>
+            <w:tcW w:type="dxa" w:w="1872"/>
+            <w:tcMar>
+              <w:top w:w="80" w:type="dxa"/>
+              <w:start w:w="120" w:type="dxa"/>
+              <w:bottom w:w="80" w:type="dxa"/>
+              <w:end w:w="120" w:type="dxa"/>
+            </w:tcMar>
+            <w:vAlign w:val="center"/>
+          </w:tcPr>
+          <w:p>
+            <w:pPr>
+              <w:keepNext w:val="0"/>
+              <w:spacing w:before="0" w:after="0" w:line="264" w:lineRule="auto"/>
+              <w:jc w:val="center"/>
+            </w:pPr>
+            <w:r>
+              <w:rPr>
+                <w:rFonts w:ascii="Microsoft YaHei" w:hAnsi="Microsoft YaHei" w:eastAsia="Microsoft YaHei"/>
+                <w:b/>
+                <w:i w:val="0"/>
+                <w:color w:val="1F2937"/>
+                <w:sz w:val="17"/>
+              </w:rPr>
+              <w:t>止啼之威</w:t>
+            </w:r>
+            <w:r>
+              <w:rPr>
+                <w:rFonts w:ascii="Microsoft YaHei" w:hAnsi="Microsoft YaHei" w:eastAsia="Microsoft YaHei"/>
+                <w:b/>
+                <w:sz w:val="17"/>
+              </w:rPr>
+              <w:br/>
+            </w:r>
+            <w:r>
+              <w:rPr>
+                <w:rFonts w:ascii="Microsoft YaHei" w:hAnsi="Microsoft YaHei" w:eastAsia="Microsoft YaHei"/>
+                <w:b/>
+                <w:i w:val="0"/>
+                <w:color w:val="5B6573"/>
+                <w:sz w:val="17"/>
+              </w:rPr>
+              <w:t>被动</w:t>
+            </w:r>
+          </w:p>
+        </w:tc>
+        <w:tc>
+          <w:tcPr>
+            <w:tcW w:type="dxa" w:w="4320"/>
             <w:tcMar>
               <w:top w:w="80" w:type="dxa"/>
               <w:start w:w="120" w:type="dxa"/>
@@ -2809,307 +3623,27 @@
                 <w:color w:val="1F2937"/>
                 <w:sz w:val="18"/>
               </w:rPr>
-              <w:t>震慑目标所在区域至少有 2 名敌人时自动释放。对震慑目标及区域内最多另外 2 名敌人各造成 120% 攻击物理伤害；震慑目标额外受到 80% 攻击物理伤害，并获得 1 层震慑。CD = 11 秒。</w:t>
-            </w:r>
-          </w:p>
-        </w:tc>
-      </w:tr>
-      <w:tr>
-        <w:tc>
-          <w:tcPr>
-            <w:tcW w:type="dxa" w:w="900"/>
-            <w:tcMar>
-              <w:top w:w="80" w:type="dxa"/>
-              <w:start w:w="120" w:type="dxa"/>
-              <w:bottom w:w="80" w:type="dxa"/>
-              <w:end w:w="120" w:type="dxa"/>
-            </w:tcMar>
-            <w:vAlign w:val="center"/>
-          </w:tcPr>
-          <w:p>
-            <w:pPr>
-              <w:keepNext w:val="0"/>
-              <w:spacing w:before="0" w:after="0" w:line="300" w:lineRule="auto"/>
-              <w:jc w:val="center"/>
-            </w:pPr>
-            <w:r>
-              <w:rPr>
-                <w:rFonts w:ascii="Microsoft YaHei" w:hAnsi="Microsoft YaHei" w:eastAsia="Microsoft YaHei"/>
-                <w:b/>
-                <w:i w:val="0"/>
-                <w:color w:val="1F4D78"/>
-                <w:sz w:val="19"/>
-              </w:rPr>
-              <w:t>4 星</w:t>
+              <w:t>每次张辽使用“八百破阵”消耗 3 层震慑后触发：张辽攻击 +15%，本队近战小兵对敌方队长或精英造成伤害 +15%，持续 6 秒。</w:t>
             </w:r>
           </w:p>
         </w:tc>
         <w:tc>
           <w:tcPr>
-            <w:tcW w:type="dxa" w:w="2000"/>
-            <w:tcMar>
-              <w:top w:w="80" w:type="dxa"/>
-              <w:start w:w="120" w:type="dxa"/>
-              <w:bottom w:w="80" w:type="dxa"/>
-              <w:end w:w="120" w:type="dxa"/>
-            </w:tcMar>
             <w:vAlign w:val="center"/>
+            <w:tcW w:w="4320" w:type="dxa"/>
           </w:tcPr>
           <w:p>
             <w:pPr>
-              <w:keepNext w:val="0"/>
-              <w:spacing w:before="0" w:after="0" w:line="300" w:lineRule="auto"/>
+              <w:spacing w:before="0" w:after="0" w:line="264" w:lineRule="auto"/>
+              <w:jc w:val="left"/>
             </w:pPr>
             <w:r>
               <w:rPr>
                 <w:rFonts w:ascii="Microsoft YaHei" w:hAnsi="Microsoft YaHei" w:eastAsia="Microsoft YaHei"/>
-                <w:b/>
-                <w:i w:val="0"/>
-                <w:color w:val="1F2937"/>
-                <w:sz w:val="19"/>
-              </w:rPr>
-              <w:t>声威夺气</w:t>
-            </w:r>
-            <w:r>
-              <w:br/>
-            </w:r>
-            <w:r>
-              <w:rPr>
-                <w:rFonts w:ascii="Microsoft YaHei" w:hAnsi="Microsoft YaHei" w:eastAsia="Microsoft YaHei"/>
                 <w:b w:val="0"/>
-                <w:i w:val="0"/>
-                <w:color w:val="5B6573"/>
                 <w:sz w:val="17"/>
               </w:rPr>
-              <w:t>被动</w:t>
-            </w:r>
-          </w:p>
-        </w:tc>
-        <w:tc>
-          <w:tcPr>
-            <w:tcW w:type="dxa" w:w="6460"/>
-            <w:tcMar>
-              <w:top w:w="80" w:type="dxa"/>
-              <w:start w:w="120" w:type="dxa"/>
-              <w:bottom w:w="80" w:type="dxa"/>
-              <w:end w:w="120" w:type="dxa"/>
-            </w:tcMar>
-            <w:vAlign w:val="center"/>
-          </w:tcPr>
-          <w:p>
-            <w:pPr>
-              <w:keepNext w:val="0"/>
-              <w:spacing w:before="0" w:after="0" w:line="300" w:lineRule="auto"/>
-            </w:pPr>
-            <w:r>
-              <w:rPr>
-                <w:rFonts w:ascii="Microsoft YaHei" w:hAnsi="Microsoft YaHei" w:eastAsia="Microsoft YaHei"/>
-                <w:b w:val="0"/>
-                <w:i w:val="0"/>
-                <w:color w:val="1F2937"/>
-                <w:sz w:val="18"/>
-              </w:rPr>
-              <w:t>每波中，同一敌方队长或精英首次达到 3 层震慑时，物理防御 -12，持续 6 秒；该“胆寒”状态不因后续消耗震慑而提前消失，每个目标每波 1 次。</w:t>
-            </w:r>
-          </w:p>
-        </w:tc>
-      </w:tr>
-      <w:tr>
-        <w:tc>
-          <w:tcPr>
-            <w:tcW w:type="dxa" w:w="900"/>
-            <w:tcMar>
-              <w:top w:w="80" w:type="dxa"/>
-              <w:start w:w="120" w:type="dxa"/>
-              <w:bottom w:w="80" w:type="dxa"/>
-              <w:end w:w="120" w:type="dxa"/>
-            </w:tcMar>
-            <w:vAlign w:val="center"/>
-          </w:tcPr>
-          <w:p>
-            <w:pPr>
-              <w:keepNext w:val="0"/>
-              <w:spacing w:before="0" w:after="0" w:line="300" w:lineRule="auto"/>
-              <w:jc w:val="center"/>
-            </w:pPr>
-            <w:r>
-              <w:rPr>
-                <w:rFonts w:ascii="Microsoft YaHei" w:hAnsi="Microsoft YaHei" w:eastAsia="Microsoft YaHei"/>
-                <w:b/>
-                <w:i w:val="0"/>
-                <w:color w:val="1F4D78"/>
-                <w:sz w:val="19"/>
-              </w:rPr>
-              <w:t>5 星</w:t>
-            </w:r>
-          </w:p>
-        </w:tc>
-        <w:tc>
-          <w:tcPr>
-            <w:tcW w:type="dxa" w:w="2000"/>
-            <w:tcMar>
-              <w:top w:w="80" w:type="dxa"/>
-              <w:start w:w="120" w:type="dxa"/>
-              <w:bottom w:w="80" w:type="dxa"/>
-              <w:end w:w="120" w:type="dxa"/>
-            </w:tcMar>
-            <w:vAlign w:val="center"/>
-          </w:tcPr>
-          <w:p>
-            <w:pPr>
-              <w:keepNext w:val="0"/>
-              <w:spacing w:before="0" w:after="0" w:line="300" w:lineRule="auto"/>
-            </w:pPr>
-            <w:r>
-              <w:rPr>
-                <w:rFonts w:ascii="Microsoft YaHei" w:hAnsi="Microsoft YaHei" w:eastAsia="Microsoft YaHei"/>
-                <w:b/>
-                <w:i w:val="0"/>
-                <w:color w:val="1F2937"/>
-                <w:sz w:val="19"/>
-              </w:rPr>
-              <w:t>八百破阵</w:t>
-            </w:r>
-            <w:r>
-              <w:br/>
-            </w:r>
-            <w:r>
-              <w:rPr>
-                <w:rFonts w:ascii="Microsoft YaHei" w:hAnsi="Microsoft YaHei" w:eastAsia="Microsoft YaHei"/>
-                <w:b w:val="0"/>
-                <w:i w:val="0"/>
-                <w:color w:val="5B6573"/>
-                <w:sz w:val="17"/>
-              </w:rPr>
-              <w:t>主动</w:t>
-            </w:r>
-          </w:p>
-        </w:tc>
-        <w:tc>
-          <w:tcPr>
-            <w:tcW w:type="dxa" w:w="6460"/>
-            <w:tcMar>
-              <w:top w:w="80" w:type="dxa"/>
-              <w:start w:w="120" w:type="dxa"/>
-              <w:bottom w:w="80" w:type="dxa"/>
-              <w:end w:w="120" w:type="dxa"/>
-            </w:tcMar>
-            <w:vAlign w:val="center"/>
-          </w:tcPr>
-          <w:p>
-            <w:pPr>
-              <w:keepNext w:val="0"/>
-              <w:spacing w:before="0" w:after="0" w:line="300" w:lineRule="auto"/>
-            </w:pPr>
-            <w:r>
-              <w:rPr>
-                <w:rFonts w:ascii="Microsoft YaHei" w:hAnsi="Microsoft YaHei" w:eastAsia="Microsoft YaHei"/>
-                <w:b w:val="0"/>
-                <w:i w:val="0"/>
-                <w:color w:val="1F2937"/>
-                <w:sz w:val="18"/>
-              </w:rPr>
-              <w:t>震慑目标拥有 3 层震慑时自动释放。对该目标造成 260% 攻击 + 每层震慑 45% 攻击的物理伤害；消耗其全部震慑；满层时为 395% 攻击；CD = 15 秒。</w:t>
-            </w:r>
-          </w:p>
-        </w:tc>
-      </w:tr>
-      <w:tr>
-        <w:tc>
-          <w:tcPr>
-            <w:tcW w:type="dxa" w:w="900"/>
-            <w:tcMar>
-              <w:top w:w="80" w:type="dxa"/>
-              <w:start w:w="120" w:type="dxa"/>
-              <w:bottom w:w="80" w:type="dxa"/>
-              <w:end w:w="120" w:type="dxa"/>
-            </w:tcMar>
-            <w:vAlign w:val="center"/>
-          </w:tcPr>
-          <w:p>
-            <w:pPr>
-              <w:keepNext w:val="0"/>
-              <w:spacing w:before="0" w:after="0" w:line="300" w:lineRule="auto"/>
-              <w:jc w:val="center"/>
-            </w:pPr>
-            <w:r>
-              <w:rPr>
-                <w:rFonts w:ascii="Microsoft YaHei" w:hAnsi="Microsoft YaHei" w:eastAsia="Microsoft YaHei"/>
-                <w:b/>
-                <w:i w:val="0"/>
-                <w:color w:val="1F4D78"/>
-                <w:sz w:val="19"/>
-              </w:rPr>
-              <w:t>6 星</w:t>
-            </w:r>
-          </w:p>
-        </w:tc>
-        <w:tc>
-          <w:tcPr>
-            <w:tcW w:type="dxa" w:w="2000"/>
-            <w:tcMar>
-              <w:top w:w="80" w:type="dxa"/>
-              <w:start w:w="120" w:type="dxa"/>
-              <w:bottom w:w="80" w:type="dxa"/>
-              <w:end w:w="120" w:type="dxa"/>
-            </w:tcMar>
-            <w:vAlign w:val="center"/>
-          </w:tcPr>
-          <w:p>
-            <w:pPr>
-              <w:keepNext w:val="0"/>
-              <w:spacing w:before="0" w:after="0" w:line="300" w:lineRule="auto"/>
-            </w:pPr>
-            <w:r>
-              <w:rPr>
-                <w:rFonts w:ascii="Microsoft YaHei" w:hAnsi="Microsoft YaHei" w:eastAsia="Microsoft YaHei"/>
-                <w:b/>
-                <w:i w:val="0"/>
-                <w:color w:val="1F2937"/>
-                <w:sz w:val="19"/>
-              </w:rPr>
-              <w:t>止啼之威</w:t>
-            </w:r>
-            <w:r>
-              <w:br/>
-            </w:r>
-            <w:r>
-              <w:rPr>
-                <w:rFonts w:ascii="Microsoft YaHei" w:hAnsi="Microsoft YaHei" w:eastAsia="Microsoft YaHei"/>
-                <w:b w:val="0"/>
-                <w:i w:val="0"/>
-                <w:color w:val="5B6573"/>
-                <w:sz w:val="17"/>
-              </w:rPr>
-              <w:t>被动</w:t>
-            </w:r>
-          </w:p>
-        </w:tc>
-        <w:tc>
-          <w:tcPr>
-            <w:tcW w:type="dxa" w:w="6460"/>
-            <w:tcMar>
-              <w:top w:w="80" w:type="dxa"/>
-              <w:start w:w="120" w:type="dxa"/>
-              <w:bottom w:w="80" w:type="dxa"/>
-              <w:end w:w="120" w:type="dxa"/>
-            </w:tcMar>
-            <w:vAlign w:val="center"/>
-          </w:tcPr>
-          <w:p>
-            <w:pPr>
-              <w:keepNext w:val="0"/>
-              <w:spacing w:before="0" w:after="0" w:line="300" w:lineRule="auto"/>
-            </w:pPr>
-            <w:r>
-              <w:rPr>
-                <w:rFonts w:ascii="Microsoft YaHei" w:hAnsi="Microsoft YaHei" w:eastAsia="Microsoft YaHei"/>
-                <w:b w:val="0"/>
-                <w:i w:val="0"/>
-                <w:color w:val="1F2937"/>
-                <w:sz w:val="18"/>
-              </w:rPr>
-              <w:t>每次张辽使用“八百破阵”消耗 3 层震慑后触发：张辽攻击 +15%，本队近战小兵对敌方队长或精英造成伤害 +15%，持续 6 秒。</w:t>
+              <w:t>消耗 3 层震慑后，张辽攻击 +15%，本队近战兵对队长/精英伤害 +15%，持续 6 秒。</w:t>
             </w:r>
           </w:p>
         </w:tc>
@@ -3284,6 +3818,7 @@
         <w:gridCol w:w="900"/>
         <w:gridCol w:w="2000"/>
         <w:gridCol w:w="6460"/>
+        <w:gridCol w:w="4320"/>
       </w:tblGrid>
       <w:tr>
         <w:trPr>
@@ -3291,7 +3826,67 @@
         </w:trPr>
         <w:tc>
           <w:tcPr>
-            <w:tcW w:type="dxa" w:w="900"/>
+            <w:tcW w:type="dxa" w:w="864"/>
+            <w:shd w:fill="E8EEF5"/>
+            <w:tcMar>
+              <w:top w:w="80" w:type="dxa"/>
+              <w:start w:w="120" w:type="dxa"/>
+              <w:bottom w:w="80" w:type="dxa"/>
+              <w:end w:w="120" w:type="dxa"/>
+            </w:tcMar>
+            <w:vAlign w:val="center"/>
+          </w:tcPr>
+          <w:p>
+            <w:pPr>
+              <w:keepNext w:val="0"/>
+              <w:spacing w:before="0" w:after="0" w:line="264" w:lineRule="auto"/>
+              <w:jc w:val="center"/>
+            </w:pPr>
+            <w:r>
+              <w:rPr>
+                <w:rFonts w:ascii="Microsoft YaHei" w:hAnsi="Microsoft YaHei" w:eastAsia="Microsoft YaHei"/>
+                <w:b w:val="0"/>
+                <w:i w:val="0"/>
+                <w:color w:val="1F4D78"/>
+                <w:sz w:val="17"/>
+              </w:rPr>
+              <w:t>星级</w:t>
+            </w:r>
+          </w:p>
+        </w:tc>
+        <w:tc>
+          <w:tcPr>
+            <w:tcW w:type="dxa" w:w="1872"/>
+            <w:shd w:fill="E8EEF5"/>
+            <w:tcMar>
+              <w:top w:w="80" w:type="dxa"/>
+              <w:start w:w="120" w:type="dxa"/>
+              <w:bottom w:w="80" w:type="dxa"/>
+              <w:end w:w="120" w:type="dxa"/>
+            </w:tcMar>
+            <w:vAlign w:val="center"/>
+          </w:tcPr>
+          <w:p>
+            <w:pPr>
+              <w:keepNext w:val="0"/>
+              <w:spacing w:before="0" w:after="0" w:line="264" w:lineRule="auto"/>
+              <w:jc w:val="center"/>
+            </w:pPr>
+            <w:r>
+              <w:rPr>
+                <w:rFonts w:ascii="Microsoft YaHei" w:hAnsi="Microsoft YaHei" w:eastAsia="Microsoft YaHei"/>
+                <w:b/>
+                <w:i w:val="0"/>
+                <w:color w:val="1F4D78"/>
+                <w:sz w:val="17"/>
+              </w:rPr>
+              <w:t>技能</w:t>
+            </w:r>
+          </w:p>
+        </w:tc>
+        <w:tc>
+          <w:tcPr>
+            <w:tcW w:type="dxa" w:w="4320"/>
             <w:shd w:fill="E8EEF5"/>
             <w:tcMar>
               <w:top w:w="80" w:type="dxa"/>
@@ -3315,14 +3910,36 @@
                 <w:color w:val="1F4D78"/>
                 <w:sz w:val="19"/>
               </w:rPr>
-              <w:t>星级</w:t>
+              <w:t>正式效果与自动规则</w:t>
             </w:r>
           </w:p>
         </w:tc>
         <w:tc>
           <w:tcPr>
-            <w:tcW w:type="dxa" w:w="2000"/>
-            <w:shd w:fill="E8EEF5"/>
+            <w:shd w:fill="D9EAF7"/>
+            <w:vAlign w:val="center"/>
+            <w:tcW w:w="4320" w:type="dxa"/>
+          </w:tcPr>
+          <w:p>
+            <w:pPr>
+              <w:spacing w:before="0" w:after="0" w:line="264" w:lineRule="auto"/>
+              <w:jc w:val="left"/>
+            </w:pPr>
+            <w:r>
+              <w:rPr>
+                <w:rFonts w:ascii="Microsoft YaHei" w:hAnsi="Microsoft YaHei" w:eastAsia="Microsoft YaHei"/>
+                <w:b w:val="0"/>
+                <w:sz w:val="17"/>
+              </w:rPr>
+              <w:t>游戏内描述建议</w:t>
+            </w:r>
+          </w:p>
+        </w:tc>
+      </w:tr>
+      <w:tr>
+        <w:tc>
+          <w:tcPr>
+            <w:tcW w:type="dxa" w:w="864"/>
             <w:tcMar>
               <w:top w:w="80" w:type="dxa"/>
               <w:start w:w="120" w:type="dxa"/>
@@ -3334,25 +3951,24 @@
           <w:p>
             <w:pPr>
               <w:keepNext w:val="0"/>
-              <w:spacing w:before="0" w:after="0" w:line="300" w:lineRule="auto"/>
+              <w:spacing w:before="0" w:after="0" w:line="264" w:lineRule="auto"/>
               <w:jc w:val="center"/>
             </w:pPr>
             <w:r>
               <w:rPr>
                 <w:rFonts w:ascii="Microsoft YaHei" w:hAnsi="Microsoft YaHei" w:eastAsia="Microsoft YaHei"/>
-                <w:b/>
+                <w:b w:val="0"/>
                 <w:i w:val="0"/>
                 <w:color w:val="1F4D78"/>
-                <w:sz w:val="19"/>
-              </w:rPr>
-              <w:t>技能</w:t>
+                <w:sz w:val="17"/>
+              </w:rPr>
+              <w:t>1 星</w:t>
             </w:r>
           </w:p>
         </w:tc>
         <w:tc>
           <w:tcPr>
-            <w:tcW w:type="dxa" w:w="6460"/>
-            <w:shd w:fill="E8EEF5"/>
+            <w:tcW w:type="dxa" w:w="1872"/>
             <w:tcMar>
               <w:top w:w="80" w:type="dxa"/>
               <w:start w:w="120" w:type="dxa"/>
@@ -3364,7 +3980,7 @@
           <w:p>
             <w:pPr>
               <w:keepNext w:val="0"/>
-              <w:spacing w:before="0" w:after="0" w:line="300" w:lineRule="auto"/>
+              <w:spacing w:before="0" w:after="0" w:line="264" w:lineRule="auto"/>
               <w:jc w:val="center"/>
             </w:pPr>
             <w:r>
@@ -3372,47 +3988,34 @@
                 <w:rFonts w:ascii="Microsoft YaHei" w:hAnsi="Microsoft YaHei" w:eastAsia="Microsoft YaHei"/>
                 <w:b/>
                 <w:i w:val="0"/>
-                <w:color w:val="1F4D78"/>
-                <w:sz w:val="19"/>
-              </w:rPr>
-              <w:t>正式效果与自动规则</w:t>
-            </w:r>
-          </w:p>
-        </w:tc>
-      </w:tr>
-      <w:tr>
-        <w:tc>
-          <w:tcPr>
-            <w:tcW w:type="dxa" w:w="900"/>
-            <w:tcMar>
-              <w:top w:w="80" w:type="dxa"/>
-              <w:start w:w="120" w:type="dxa"/>
-              <w:bottom w:w="80" w:type="dxa"/>
-              <w:end w:w="120" w:type="dxa"/>
-            </w:tcMar>
-            <w:vAlign w:val="center"/>
-          </w:tcPr>
-          <w:p>
-            <w:pPr>
-              <w:keepNext w:val="0"/>
-              <w:spacing w:before="0" w:after="0" w:line="300" w:lineRule="auto"/>
-              <w:jc w:val="center"/>
-            </w:pPr>
+                <w:color w:val="1F2937"/>
+                <w:sz w:val="17"/>
+              </w:rPr>
+              <w:t>铁骑突袭</w:t>
+            </w:r>
+            <w:r>
+              <w:rPr>
+                <w:rFonts w:ascii="Microsoft YaHei" w:hAnsi="Microsoft YaHei" w:eastAsia="Microsoft YaHei"/>
+                <w:b/>
+                <w:sz w:val="17"/>
+              </w:rPr>
+              <w:br/>
+            </w:r>
             <w:r>
               <w:rPr>
                 <w:rFonts w:ascii="Microsoft YaHei" w:hAnsi="Microsoft YaHei" w:eastAsia="Microsoft YaHei"/>
                 <w:b/>
                 <w:i w:val="0"/>
-                <w:color w:val="1F4D78"/>
-                <w:sz w:val="19"/>
-              </w:rPr>
-              <w:t>1 星</w:t>
+                <w:color w:val="5B6573"/>
+                <w:sz w:val="17"/>
+              </w:rPr>
+              <w:t>主动</w:t>
             </w:r>
           </w:p>
         </w:tc>
         <w:tc>
           <w:tcPr>
-            <w:tcW w:type="dxa" w:w="2000"/>
+            <w:tcW w:type="dxa" w:w="4320"/>
             <w:tcMar>
               <w:top w:w="80" w:type="dxa"/>
               <w:start w:w="120" w:type="dxa"/>
@@ -3429,31 +4032,116 @@
             <w:r>
               <w:rPr>
                 <w:rFonts w:ascii="Microsoft YaHei" w:hAnsi="Microsoft YaHei" w:eastAsia="Microsoft YaHei"/>
-                <w:b/>
+                <w:b w:val="0"/>
                 <w:i w:val="0"/>
                 <w:color w:val="1F2937"/>
-                <w:sz w:val="19"/>
-              </w:rPr>
-              <w:t>铁骑突袭</w:t>
-            </w:r>
-            <w:r>
-              <w:br/>
-            </w:r>
-            <w:r>
-              <w:rPr>
-                <w:rFonts w:ascii="Microsoft YaHei" w:hAnsi="Microsoft YaHei" w:eastAsia="Microsoft YaHei"/>
-                <w:b w:val="0"/>
-                <w:i w:val="0"/>
-                <w:color w:val="5B6573"/>
-                <w:sz w:val="17"/>
-              </w:rPr>
-              <w:t>主动</w:t>
+                <w:sz w:val="18"/>
+              </w:rPr>
+              <w:t>自动对当前目标造成 195% 攻击物理伤害；目标为敌方队长或精英时，额外造成 45% 攻击物理伤害；CD = 8 秒。</w:t>
             </w:r>
           </w:p>
         </w:tc>
         <w:tc>
           <w:tcPr>
-            <w:tcW w:type="dxa" w:w="6460"/>
+            <w:vAlign w:val="center"/>
+            <w:tcW w:w="4320" w:type="dxa"/>
+          </w:tcPr>
+          <w:p>
+            <w:pPr>
+              <w:spacing w:before="0" w:after="0" w:line="264" w:lineRule="auto"/>
+              <w:jc w:val="left"/>
+            </w:pPr>
+            <w:r>
+              <w:rPr>
+                <w:rFonts w:ascii="Microsoft YaHei" w:hAnsi="Microsoft YaHei" w:eastAsia="Microsoft YaHei"/>
+                <w:b w:val="0"/>
+                <w:sz w:val="17"/>
+              </w:rPr>
+              <w:t>对当前目标造成 195% 物理伤害；若目标是队长/精英，额外造成 45% 物理伤害。</w:t>
+            </w:r>
+          </w:p>
+        </w:tc>
+      </w:tr>
+      <w:tr>
+        <w:tc>
+          <w:tcPr>
+            <w:tcW w:type="dxa" w:w="864"/>
+            <w:tcMar>
+              <w:top w:w="80" w:type="dxa"/>
+              <w:start w:w="120" w:type="dxa"/>
+              <w:bottom w:w="80" w:type="dxa"/>
+              <w:end w:w="120" w:type="dxa"/>
+            </w:tcMar>
+            <w:vAlign w:val="center"/>
+          </w:tcPr>
+          <w:p>
+            <w:pPr>
+              <w:keepNext w:val="0"/>
+              <w:spacing w:before="0" w:after="0" w:line="264" w:lineRule="auto"/>
+              <w:jc w:val="center"/>
+            </w:pPr>
+            <w:r>
+              <w:rPr>
+                <w:rFonts w:ascii="Microsoft YaHei" w:hAnsi="Microsoft YaHei" w:eastAsia="Microsoft YaHei"/>
+                <w:b w:val="0"/>
+                <w:i w:val="0"/>
+                <w:color w:val="1F4D78"/>
+                <w:sz w:val="17"/>
+              </w:rPr>
+              <w:t>2 星</w:t>
+            </w:r>
+          </w:p>
+        </w:tc>
+        <w:tc>
+          <w:tcPr>
+            <w:tcW w:type="dxa" w:w="1872"/>
+            <w:tcMar>
+              <w:top w:w="80" w:type="dxa"/>
+              <w:start w:w="120" w:type="dxa"/>
+              <w:bottom w:w="80" w:type="dxa"/>
+              <w:end w:w="120" w:type="dxa"/>
+            </w:tcMar>
+            <w:vAlign w:val="center"/>
+          </w:tcPr>
+          <w:p>
+            <w:pPr>
+              <w:keepNext w:val="0"/>
+              <w:spacing w:before="0" w:after="0" w:line="264" w:lineRule="auto"/>
+              <w:jc w:val="center"/>
+            </w:pPr>
+            <w:r>
+              <w:rPr>
+                <w:rFonts w:ascii="Microsoft YaHei" w:hAnsi="Microsoft YaHei" w:eastAsia="Microsoft YaHei"/>
+                <w:b/>
+                <w:i w:val="0"/>
+                <w:color w:val="1F2937"/>
+                <w:sz w:val="17"/>
+              </w:rPr>
+              <w:t>西凉战马</w:t>
+            </w:r>
+            <w:r>
+              <w:rPr>
+                <w:rFonts w:ascii="Microsoft YaHei" w:hAnsi="Microsoft YaHei" w:eastAsia="Microsoft YaHei"/>
+                <w:b/>
+                <w:sz w:val="17"/>
+              </w:rPr>
+              <w:br/>
+            </w:r>
+            <w:r>
+              <w:rPr>
+                <w:rFonts w:ascii="Microsoft YaHei" w:hAnsi="Microsoft YaHei" w:eastAsia="Microsoft YaHei"/>
+                <w:b/>
+                <w:i w:val="0"/>
+                <w:color w:val="5B6573"/>
+                <w:sz w:val="17"/>
+              </w:rPr>
+              <w:t>被动</w:t>
+            </w:r>
+          </w:p>
+        </w:tc>
+        <w:tc>
+          <w:tcPr>
+            <w:tcW w:type="dxa" w:w="4320"/>
             <w:tcMar>
               <w:top w:w="80" w:type="dxa"/>
               <w:start w:w="120" w:type="dxa"/>
@@ -3475,7 +4163,27 @@
                 <w:color w:val="1F2937"/>
                 <w:sz w:val="18"/>
               </w:rPr>
-              <w:t>自动对当前目标造成 195% 攻击物理伤害；目标为敌方队长或精英时，额外造成 45% 攻击物理伤害；CD = 8 秒。</w:t>
+              <w:t>启用冲势：每波开始 +1 层；每有 1 名敌方正式部署小兵死亡 +1 层，每 2 秒最多 1 层；最多 3 层；波次结束清空，临时召唤物不计入。每层攻击 +4%，3 层时额外攻击速度 +10%。战前侧翼时，攻击速度 +15%。</w:t>
+            </w:r>
+          </w:p>
+        </w:tc>
+        <w:tc>
+          <w:tcPr>
+            <w:vAlign w:val="center"/>
+            <w:tcW w:w="4320" w:type="dxa"/>
+          </w:tcPr>
+          <w:p>
+            <w:pPr>
+              <w:spacing w:before="0" w:after="0" w:line="264" w:lineRule="auto"/>
+              <w:jc w:val="left"/>
+            </w:pPr>
+            <w:r>
+              <w:rPr>
+                <w:rFonts w:ascii="Microsoft YaHei" w:hAnsi="Microsoft YaHei" w:eastAsia="Microsoft YaHei"/>
+                <w:b w:val="0"/>
+                <w:sz w:val="17"/>
+              </w:rPr>
+              <w:t>启用冲势：每波开始和敌方小兵死亡时获得层数，最多 3 层；每层攻击 +4%，满层攻速 +10%；侧翼时攻速 +15%。</w:t>
             </w:r>
           </w:p>
         </w:tc>
@@ -3483,7 +4191,7 @@
       <w:tr>
         <w:tc>
           <w:tcPr>
-            <w:tcW w:type="dxa" w:w="900"/>
+            <w:tcW w:type="dxa" w:w="864"/>
             <w:tcMar>
               <w:top w:w="80" w:type="dxa"/>
               <w:start w:w="120" w:type="dxa"/>
@@ -3495,24 +4203,71 @@
           <w:p>
             <w:pPr>
               <w:keepNext w:val="0"/>
-              <w:spacing w:before="0" w:after="0" w:line="300" w:lineRule="auto"/>
+              <w:spacing w:before="0" w:after="0" w:line="264" w:lineRule="auto"/>
               <w:jc w:val="center"/>
             </w:pPr>
             <w:r>
               <w:rPr>
                 <w:rFonts w:ascii="Microsoft YaHei" w:hAnsi="Microsoft YaHei" w:eastAsia="Microsoft YaHei"/>
-                <w:b/>
+                <w:b w:val="0"/>
                 <w:i w:val="0"/>
                 <w:color w:val="1F4D78"/>
-                <w:sz w:val="19"/>
-              </w:rPr>
-              <w:t>2 星</w:t>
+                <w:sz w:val="17"/>
+              </w:rPr>
+              <w:t>3 星</w:t>
             </w:r>
           </w:p>
         </w:tc>
         <w:tc>
           <w:tcPr>
-            <w:tcW w:type="dxa" w:w="2000"/>
+            <w:tcW w:type="dxa" w:w="1872"/>
+            <w:tcMar>
+              <w:top w:w="80" w:type="dxa"/>
+              <w:start w:w="120" w:type="dxa"/>
+              <w:bottom w:w="80" w:type="dxa"/>
+              <w:end w:w="120" w:type="dxa"/>
+            </w:tcMar>
+            <w:vAlign w:val="center"/>
+          </w:tcPr>
+          <w:p>
+            <w:pPr>
+              <w:keepNext w:val="0"/>
+              <w:spacing w:before="0" w:after="0" w:line="264" w:lineRule="auto"/>
+              <w:jc w:val="center"/>
+            </w:pPr>
+            <w:r>
+              <w:rPr>
+                <w:rFonts w:ascii="Microsoft YaHei" w:hAnsi="Microsoft YaHei" w:eastAsia="Microsoft YaHei"/>
+                <w:b/>
+                <w:i w:val="0"/>
+                <w:color w:val="1F2937"/>
+                <w:sz w:val="17"/>
+              </w:rPr>
+              <w:t>长枪贯阵</w:t>
+            </w:r>
+            <w:r>
+              <w:rPr>
+                <w:rFonts w:ascii="Microsoft YaHei" w:hAnsi="Microsoft YaHei" w:eastAsia="Microsoft YaHei"/>
+                <w:b/>
+                <w:sz w:val="17"/>
+              </w:rPr>
+              <w:br/>
+            </w:r>
+            <w:r>
+              <w:rPr>
+                <w:rFonts w:ascii="Microsoft YaHei" w:hAnsi="Microsoft YaHei" w:eastAsia="Microsoft YaHei"/>
+                <w:b/>
+                <w:i w:val="0"/>
+                <w:color w:val="5B6573"/>
+                <w:sz w:val="17"/>
+              </w:rPr>
+              <w:t>主动</w:t>
+            </w:r>
+          </w:p>
+        </w:tc>
+        <w:tc>
+          <w:tcPr>
+            <w:tcW w:type="dxa" w:w="4320"/>
             <w:tcMar>
               <w:top w:w="80" w:type="dxa"/>
               <w:start w:w="120" w:type="dxa"/>
@@ -3529,31 +4284,116 @@
             <w:r>
               <w:rPr>
                 <w:rFonts w:ascii="Microsoft YaHei" w:hAnsi="Microsoft YaHei" w:eastAsia="Microsoft YaHei"/>
-                <w:b/>
+                <w:b w:val="0"/>
                 <w:i w:val="0"/>
                 <w:color w:val="1F2937"/>
-                <w:sz w:val="19"/>
-              </w:rPr>
-              <w:t>西凉战马</w:t>
-            </w:r>
-            <w:r>
-              <w:br/>
-            </w:r>
-            <w:r>
-              <w:rPr>
-                <w:rFonts w:ascii="Microsoft YaHei" w:hAnsi="Microsoft YaHei" w:eastAsia="Microsoft YaHei"/>
-                <w:b w:val="0"/>
-                <w:i w:val="0"/>
-                <w:color w:val="5B6573"/>
-                <w:sz w:val="17"/>
-              </w:rPr>
-              <w:t>被动</w:t>
+                <w:sz w:val="18"/>
+              </w:rPr>
+              <w:t>当前目标所在一路至少有 2 名敌人时自动释放。从当前目标向该路后方最多命中 4 名敌人，各造成 115% 攻击物理伤害；冲势至少 2 层时，每名命中敌人额外受 45% 攻击物理伤害。不消耗冲势；CD = 11 秒。</w:t>
             </w:r>
           </w:p>
         </w:tc>
         <w:tc>
           <w:tcPr>
-            <w:tcW w:type="dxa" w:w="6460"/>
+            <w:vAlign w:val="center"/>
+            <w:tcW w:w="4320" w:type="dxa"/>
+          </w:tcPr>
+          <w:p>
+            <w:pPr>
+              <w:spacing w:before="0" w:after="0" w:line="264" w:lineRule="auto"/>
+              <w:jc w:val="left"/>
+            </w:pPr>
+            <w:r>
+              <w:rPr>
+                <w:rFonts w:ascii="Microsoft YaHei" w:hAnsi="Microsoft YaHei" w:eastAsia="Microsoft YaHei"/>
+                <w:b w:val="0"/>
+                <w:sz w:val="17"/>
+              </w:rPr>
+              <w:t>贯穿当前一路最多 4 名敌人，各造成 115% 物理伤害；冲势 &gt;=2 层时，每名额外受 45% 物理伤害。</w:t>
+            </w:r>
+          </w:p>
+        </w:tc>
+      </w:tr>
+      <w:tr>
+        <w:tc>
+          <w:tcPr>
+            <w:tcW w:type="dxa" w:w="864"/>
+            <w:tcMar>
+              <w:top w:w="80" w:type="dxa"/>
+              <w:start w:w="120" w:type="dxa"/>
+              <w:bottom w:w="80" w:type="dxa"/>
+              <w:end w:w="120" w:type="dxa"/>
+            </w:tcMar>
+            <w:vAlign w:val="center"/>
+          </w:tcPr>
+          <w:p>
+            <w:pPr>
+              <w:keepNext w:val="0"/>
+              <w:spacing w:before="0" w:after="0" w:line="264" w:lineRule="auto"/>
+              <w:jc w:val="center"/>
+            </w:pPr>
+            <w:r>
+              <w:rPr>
+                <w:rFonts w:ascii="Microsoft YaHei" w:hAnsi="Microsoft YaHei" w:eastAsia="Microsoft YaHei"/>
+                <w:b w:val="0"/>
+                <w:i w:val="0"/>
+                <w:color w:val="1F4D78"/>
+                <w:sz w:val="17"/>
+              </w:rPr>
+              <w:t>4 星</w:t>
+            </w:r>
+          </w:p>
+        </w:tc>
+        <w:tc>
+          <w:tcPr>
+            <w:tcW w:type="dxa" w:w="1872"/>
+            <w:tcMar>
+              <w:top w:w="80" w:type="dxa"/>
+              <w:start w:w="120" w:type="dxa"/>
+              <w:bottom w:w="80" w:type="dxa"/>
+              <w:end w:w="120" w:type="dxa"/>
+            </w:tcMar>
+            <w:vAlign w:val="center"/>
+          </w:tcPr>
+          <w:p>
+            <w:pPr>
+              <w:keepNext w:val="0"/>
+              <w:spacing w:before="0" w:after="0" w:line="264" w:lineRule="auto"/>
+              <w:jc w:val="center"/>
+            </w:pPr>
+            <w:r>
+              <w:rPr>
+                <w:rFonts w:ascii="Microsoft YaHei" w:hAnsi="Microsoft YaHei" w:eastAsia="Microsoft YaHei"/>
+                <w:b/>
+                <w:i w:val="0"/>
+                <w:color w:val="1F2937"/>
+                <w:sz w:val="17"/>
+              </w:rPr>
+              <w:t>马踏连营</w:t>
+            </w:r>
+            <w:r>
+              <w:rPr>
+                <w:rFonts w:ascii="Microsoft YaHei" w:hAnsi="Microsoft YaHei" w:eastAsia="Microsoft YaHei"/>
+                <w:b/>
+                <w:sz w:val="17"/>
+              </w:rPr>
+              <w:br/>
+            </w:r>
+            <w:r>
+              <w:rPr>
+                <w:rFonts w:ascii="Microsoft YaHei" w:hAnsi="Microsoft YaHei" w:eastAsia="Microsoft YaHei"/>
+                <w:b/>
+                <w:i w:val="0"/>
+                <w:color w:val="5B6573"/>
+                <w:sz w:val="17"/>
+              </w:rPr>
+              <w:t>被动</w:t>
+            </w:r>
+          </w:p>
+        </w:tc>
+        <w:tc>
+          <w:tcPr>
+            <w:tcW w:type="dxa" w:w="4320"/>
             <w:tcMar>
               <w:top w:w="80" w:type="dxa"/>
               <w:start w:w="120" w:type="dxa"/>
@@ -3575,7 +4415,27 @@
                 <w:color w:val="1F2937"/>
                 <w:sz w:val="18"/>
               </w:rPr>
-              <w:t>启用冲势：每波开始 +1 层；每有 1 名敌方正式部署小兵死亡 +1 层，每 2 秒最多 1 层；最多 3 层；波次结束清空，临时召唤物不计入。每层攻击 +4%，3 层时额外攻击速度 +10%。战前侧翼时，攻击速度 +15%。</w:t>
+              <w:t>每波首次冲势达到 3 层时自动触发：马超攻击速度 +15%，本队近战小兵攻击速度 +10%，持续 6 秒；每波 1 次。</w:t>
+            </w:r>
+          </w:p>
+        </w:tc>
+        <w:tc>
+          <w:tcPr>
+            <w:vAlign w:val="center"/>
+            <w:tcW w:w="4320" w:type="dxa"/>
+          </w:tcPr>
+          <w:p>
+            <w:pPr>
+              <w:spacing w:before="0" w:after="0" w:line="264" w:lineRule="auto"/>
+              <w:jc w:val="left"/>
+            </w:pPr>
+            <w:r>
+              <w:rPr>
+                <w:rFonts w:ascii="Microsoft YaHei" w:hAnsi="Microsoft YaHei" w:eastAsia="Microsoft YaHei"/>
+                <w:b w:val="0"/>
+                <w:sz w:val="17"/>
+              </w:rPr>
+              <w:t>每波首次达到 3 层冲势时，马超攻速 +15%，本队近战兵攻速 +10%，持续 6 秒。</w:t>
             </w:r>
           </w:p>
         </w:tc>
@@ -3583,7 +4443,7 @@
       <w:tr>
         <w:tc>
           <w:tcPr>
-            <w:tcW w:type="dxa" w:w="900"/>
+            <w:tcW w:type="dxa" w:w="864"/>
             <w:tcMar>
               <w:top w:w="80" w:type="dxa"/>
               <w:start w:w="120" w:type="dxa"/>
@@ -3595,24 +4455,71 @@
           <w:p>
             <w:pPr>
               <w:keepNext w:val="0"/>
-              <w:spacing w:before="0" w:after="0" w:line="300" w:lineRule="auto"/>
+              <w:spacing w:before="0" w:after="0" w:line="264" w:lineRule="auto"/>
               <w:jc w:val="center"/>
             </w:pPr>
             <w:r>
               <w:rPr>
                 <w:rFonts w:ascii="Microsoft YaHei" w:hAnsi="Microsoft YaHei" w:eastAsia="Microsoft YaHei"/>
-                <w:b/>
+                <w:b w:val="0"/>
                 <w:i w:val="0"/>
                 <w:color w:val="1F4D78"/>
-                <w:sz w:val="19"/>
-              </w:rPr>
-              <w:t>3 星</w:t>
+                <w:sz w:val="17"/>
+              </w:rPr>
+              <w:t>5 星</w:t>
             </w:r>
           </w:p>
         </w:tc>
         <w:tc>
           <w:tcPr>
-            <w:tcW w:type="dxa" w:w="2000"/>
+            <w:tcW w:type="dxa" w:w="1872"/>
+            <w:tcMar>
+              <w:top w:w="80" w:type="dxa"/>
+              <w:start w:w="120" w:type="dxa"/>
+              <w:bottom w:w="80" w:type="dxa"/>
+              <w:end w:w="120" w:type="dxa"/>
+            </w:tcMar>
+            <w:vAlign w:val="center"/>
+          </w:tcPr>
+          <w:p>
+            <w:pPr>
+              <w:keepNext w:val="0"/>
+              <w:spacing w:before="0" w:after="0" w:line="264" w:lineRule="auto"/>
+              <w:jc w:val="center"/>
+            </w:pPr>
+            <w:r>
+              <w:rPr>
+                <w:rFonts w:ascii="Microsoft YaHei" w:hAnsi="Microsoft YaHei" w:eastAsia="Microsoft YaHei"/>
+                <w:b/>
+                <w:i w:val="0"/>
+                <w:color w:val="1F2937"/>
+                <w:sz w:val="17"/>
+              </w:rPr>
+              <w:t>狮盔绝尘</w:t>
+            </w:r>
+            <w:r>
+              <w:rPr>
+                <w:rFonts w:ascii="Microsoft YaHei" w:hAnsi="Microsoft YaHei" w:eastAsia="Microsoft YaHei"/>
+                <w:b/>
+                <w:sz w:val="17"/>
+              </w:rPr>
+              <w:br/>
+            </w:r>
+            <w:r>
+              <w:rPr>
+                <w:rFonts w:ascii="Microsoft YaHei" w:hAnsi="Microsoft YaHei" w:eastAsia="Microsoft YaHei"/>
+                <w:b/>
+                <w:i w:val="0"/>
+                <w:color w:val="5B6573"/>
+                <w:sz w:val="17"/>
+              </w:rPr>
+              <w:t>主动</w:t>
+            </w:r>
+          </w:p>
+        </w:tc>
+        <w:tc>
+          <w:tcPr>
+            <w:tcW w:type="dxa" w:w="4320"/>
             <w:tcMar>
               <w:top w:w="80" w:type="dxa"/>
               <w:start w:w="120" w:type="dxa"/>
@@ -3629,31 +4536,116 @@
             <w:r>
               <w:rPr>
                 <w:rFonts w:ascii="Microsoft YaHei" w:hAnsi="Microsoft YaHei" w:eastAsia="Microsoft YaHei"/>
-                <w:b/>
+                <w:b w:val="0"/>
                 <w:i w:val="0"/>
                 <w:color w:val="1F2937"/>
-                <w:sz w:val="19"/>
-              </w:rPr>
-              <w:t>长枪贯阵</w:t>
-            </w:r>
-            <w:r>
-              <w:br/>
-            </w:r>
-            <w:r>
-              <w:rPr>
-                <w:rFonts w:ascii="Microsoft YaHei" w:hAnsi="Microsoft YaHei" w:eastAsia="Microsoft YaHei"/>
-                <w:b w:val="0"/>
-                <w:i w:val="0"/>
-                <w:color w:val="5B6573"/>
-                <w:sz w:val="17"/>
-              </w:rPr>
-              <w:t>主动</w:t>
+                <w:sz w:val="18"/>
+              </w:rPr>
+              <w:t>冲势至少 1 层且存在敌方队长或精英时自动释放。选择生命比例最低的敌方队长或精英，造成 250% 攻击 + 每层冲势 45% 攻击的物理伤害；消耗全部冲势；CD = 15 秒。</w:t>
             </w:r>
           </w:p>
         </w:tc>
         <w:tc>
           <w:tcPr>
-            <w:tcW w:type="dxa" w:w="6460"/>
+            <w:vAlign w:val="center"/>
+            <w:tcW w:w="4320" w:type="dxa"/>
+          </w:tcPr>
+          <w:p>
+            <w:pPr>
+              <w:spacing w:before="0" w:after="0" w:line="264" w:lineRule="auto"/>
+              <w:jc w:val="left"/>
+            </w:pPr>
+            <w:r>
+              <w:rPr>
+                <w:rFonts w:ascii="Microsoft YaHei" w:hAnsi="Microsoft YaHei" w:eastAsia="Microsoft YaHei"/>
+                <w:b w:val="0"/>
+                <w:sz w:val="17"/>
+              </w:rPr>
+              <w:t>消耗全部冲势，攻击低血队长/精英：造成 250% + 每层 45% 物理伤害。</w:t>
+            </w:r>
+          </w:p>
+        </w:tc>
+      </w:tr>
+      <w:tr>
+        <w:tc>
+          <w:tcPr>
+            <w:tcW w:type="dxa" w:w="864"/>
+            <w:tcMar>
+              <w:top w:w="80" w:type="dxa"/>
+              <w:start w:w="120" w:type="dxa"/>
+              <w:bottom w:w="80" w:type="dxa"/>
+              <w:end w:w="120" w:type="dxa"/>
+            </w:tcMar>
+            <w:vAlign w:val="center"/>
+          </w:tcPr>
+          <w:p>
+            <w:pPr>
+              <w:keepNext w:val="0"/>
+              <w:spacing w:before="0" w:after="0" w:line="264" w:lineRule="auto"/>
+              <w:jc w:val="center"/>
+            </w:pPr>
+            <w:r>
+              <w:rPr>
+                <w:rFonts w:ascii="Microsoft YaHei" w:hAnsi="Microsoft YaHei" w:eastAsia="Microsoft YaHei"/>
+                <w:b w:val="0"/>
+                <w:i w:val="0"/>
+                <w:color w:val="1F4D78"/>
+                <w:sz w:val="17"/>
+              </w:rPr>
+              <w:t>6 星</w:t>
+            </w:r>
+          </w:p>
+        </w:tc>
+        <w:tc>
+          <w:tcPr>
+            <w:tcW w:type="dxa" w:w="1872"/>
+            <w:tcMar>
+              <w:top w:w="80" w:type="dxa"/>
+              <w:start w:w="120" w:type="dxa"/>
+              <w:bottom w:w="80" w:type="dxa"/>
+              <w:end w:w="120" w:type="dxa"/>
+            </w:tcMar>
+            <w:vAlign w:val="center"/>
+          </w:tcPr>
+          <w:p>
+            <w:pPr>
+              <w:keepNext w:val="0"/>
+              <w:spacing w:before="0" w:after="0" w:line="264" w:lineRule="auto"/>
+              <w:jc w:val="center"/>
+            </w:pPr>
+            <w:r>
+              <w:rPr>
+                <w:rFonts w:ascii="Microsoft YaHei" w:hAnsi="Microsoft YaHei" w:eastAsia="Microsoft YaHei"/>
+                <w:b/>
+                <w:i w:val="0"/>
+                <w:color w:val="1F2937"/>
+                <w:sz w:val="17"/>
+              </w:rPr>
+              <w:t>破军余威</w:t>
+            </w:r>
+            <w:r>
+              <w:rPr>
+                <w:rFonts w:ascii="Microsoft YaHei" w:hAnsi="Microsoft YaHei" w:eastAsia="Microsoft YaHei"/>
+                <w:b/>
+                <w:sz w:val="17"/>
+              </w:rPr>
+              <w:br/>
+            </w:r>
+            <w:r>
+              <w:rPr>
+                <w:rFonts w:ascii="Microsoft YaHei" w:hAnsi="Microsoft YaHei" w:eastAsia="Microsoft YaHei"/>
+                <w:b/>
+                <w:i w:val="0"/>
+                <w:color w:val="5B6573"/>
+                <w:sz w:val="17"/>
+              </w:rPr>
+              <w:t>被动</w:t>
+            </w:r>
+          </w:p>
+        </w:tc>
+        <w:tc>
+          <w:tcPr>
+            <w:tcW w:type="dxa" w:w="4320"/>
             <w:tcMar>
               <w:top w:w="80" w:type="dxa"/>
               <w:start w:w="120" w:type="dxa"/>
@@ -3675,307 +4667,27 @@
                 <w:color w:val="1F2937"/>
                 <w:sz w:val="18"/>
               </w:rPr>
-              <w:t>当前目标所在一路至少有 2 名敌人时自动释放。从当前目标向该路后方最多命中 4 名敌人，各造成 115% 攻击物理伤害；冲势至少 2 层时，每名命中敌人额外受 45% 攻击物理伤害。不消耗冲势；CD = 11 秒。</w:t>
-            </w:r>
-          </w:p>
-        </w:tc>
-      </w:tr>
-      <w:tr>
-        <w:tc>
-          <w:tcPr>
-            <w:tcW w:type="dxa" w:w="900"/>
-            <w:tcMar>
-              <w:top w:w="80" w:type="dxa"/>
-              <w:start w:w="120" w:type="dxa"/>
-              <w:bottom w:w="80" w:type="dxa"/>
-              <w:end w:w="120" w:type="dxa"/>
-            </w:tcMar>
-            <w:vAlign w:val="center"/>
-          </w:tcPr>
-          <w:p>
-            <w:pPr>
-              <w:keepNext w:val="0"/>
-              <w:spacing w:before="0" w:after="0" w:line="300" w:lineRule="auto"/>
-              <w:jc w:val="center"/>
-            </w:pPr>
-            <w:r>
-              <w:rPr>
-                <w:rFonts w:ascii="Microsoft YaHei" w:hAnsi="Microsoft YaHei" w:eastAsia="Microsoft YaHei"/>
-                <w:b/>
-                <w:i w:val="0"/>
-                <w:color w:val="1F4D78"/>
-                <w:sz w:val="19"/>
-              </w:rPr>
-              <w:t>4 星</w:t>
+              <w:t>每次马超使用“狮盔绝尘”消耗 3 层冲势后触发：目标物理防御 -12，本队近战小兵对该目标造成伤害 +15%，均持续 6 秒；不改变小兵目标。</w:t>
             </w:r>
           </w:p>
         </w:tc>
         <w:tc>
           <w:tcPr>
-            <w:tcW w:type="dxa" w:w="2000"/>
-            <w:tcMar>
-              <w:top w:w="80" w:type="dxa"/>
-              <w:start w:w="120" w:type="dxa"/>
-              <w:bottom w:w="80" w:type="dxa"/>
-              <w:end w:w="120" w:type="dxa"/>
-            </w:tcMar>
             <w:vAlign w:val="center"/>
+            <w:tcW w:w="4320" w:type="dxa"/>
           </w:tcPr>
           <w:p>
             <w:pPr>
-              <w:keepNext w:val="0"/>
-              <w:spacing w:before="0" w:after="0" w:line="300" w:lineRule="auto"/>
+              <w:spacing w:before="0" w:after="0" w:line="264" w:lineRule="auto"/>
+              <w:jc w:val="left"/>
             </w:pPr>
             <w:r>
               <w:rPr>
                 <w:rFonts w:ascii="Microsoft YaHei" w:hAnsi="Microsoft YaHei" w:eastAsia="Microsoft YaHei"/>
-                <w:b/>
-                <w:i w:val="0"/>
-                <w:color w:val="1F2937"/>
-                <w:sz w:val="19"/>
-              </w:rPr>
-              <w:t>马踏连营</w:t>
-            </w:r>
-            <w:r>
-              <w:br/>
-            </w:r>
-            <w:r>
-              <w:rPr>
-                <w:rFonts w:ascii="Microsoft YaHei" w:hAnsi="Microsoft YaHei" w:eastAsia="Microsoft YaHei"/>
                 <w:b w:val="0"/>
-                <w:i w:val="0"/>
-                <w:color w:val="5B6573"/>
                 <w:sz w:val="17"/>
               </w:rPr>
-              <w:t>被动</w:t>
-            </w:r>
-          </w:p>
-        </w:tc>
-        <w:tc>
-          <w:tcPr>
-            <w:tcW w:type="dxa" w:w="6460"/>
-            <w:tcMar>
-              <w:top w:w="80" w:type="dxa"/>
-              <w:start w:w="120" w:type="dxa"/>
-              <w:bottom w:w="80" w:type="dxa"/>
-              <w:end w:w="120" w:type="dxa"/>
-            </w:tcMar>
-            <w:vAlign w:val="center"/>
-          </w:tcPr>
-          <w:p>
-            <w:pPr>
-              <w:keepNext w:val="0"/>
-              <w:spacing w:before="0" w:after="0" w:line="300" w:lineRule="auto"/>
-            </w:pPr>
-            <w:r>
-              <w:rPr>
-                <w:rFonts w:ascii="Microsoft YaHei" w:hAnsi="Microsoft YaHei" w:eastAsia="Microsoft YaHei"/>
-                <w:b w:val="0"/>
-                <w:i w:val="0"/>
-                <w:color w:val="1F2937"/>
-                <w:sz w:val="18"/>
-              </w:rPr>
-              <w:t>每波首次冲势达到 3 层时自动触发：马超攻击速度 +15%，本队近战小兵攻击速度 +10%，持续 6 秒；每波 1 次。</w:t>
-            </w:r>
-          </w:p>
-        </w:tc>
-      </w:tr>
-      <w:tr>
-        <w:tc>
-          <w:tcPr>
-            <w:tcW w:type="dxa" w:w="900"/>
-            <w:tcMar>
-              <w:top w:w="80" w:type="dxa"/>
-              <w:start w:w="120" w:type="dxa"/>
-              <w:bottom w:w="80" w:type="dxa"/>
-              <w:end w:w="120" w:type="dxa"/>
-            </w:tcMar>
-            <w:vAlign w:val="center"/>
-          </w:tcPr>
-          <w:p>
-            <w:pPr>
-              <w:keepNext w:val="0"/>
-              <w:spacing w:before="0" w:after="0" w:line="300" w:lineRule="auto"/>
-              <w:jc w:val="center"/>
-            </w:pPr>
-            <w:r>
-              <w:rPr>
-                <w:rFonts w:ascii="Microsoft YaHei" w:hAnsi="Microsoft YaHei" w:eastAsia="Microsoft YaHei"/>
-                <w:b/>
-                <w:i w:val="0"/>
-                <w:color w:val="1F4D78"/>
-                <w:sz w:val="19"/>
-              </w:rPr>
-              <w:t>5 星</w:t>
-            </w:r>
-          </w:p>
-        </w:tc>
-        <w:tc>
-          <w:tcPr>
-            <w:tcW w:type="dxa" w:w="2000"/>
-            <w:tcMar>
-              <w:top w:w="80" w:type="dxa"/>
-              <w:start w:w="120" w:type="dxa"/>
-              <w:bottom w:w="80" w:type="dxa"/>
-              <w:end w:w="120" w:type="dxa"/>
-            </w:tcMar>
-            <w:vAlign w:val="center"/>
-          </w:tcPr>
-          <w:p>
-            <w:pPr>
-              <w:keepNext w:val="0"/>
-              <w:spacing w:before="0" w:after="0" w:line="300" w:lineRule="auto"/>
-            </w:pPr>
-            <w:r>
-              <w:rPr>
-                <w:rFonts w:ascii="Microsoft YaHei" w:hAnsi="Microsoft YaHei" w:eastAsia="Microsoft YaHei"/>
-                <w:b/>
-                <w:i w:val="0"/>
-                <w:color w:val="1F2937"/>
-                <w:sz w:val="19"/>
-              </w:rPr>
-              <w:t>狮盔绝尘</w:t>
-            </w:r>
-            <w:r>
-              <w:br/>
-            </w:r>
-            <w:r>
-              <w:rPr>
-                <w:rFonts w:ascii="Microsoft YaHei" w:hAnsi="Microsoft YaHei" w:eastAsia="Microsoft YaHei"/>
-                <w:b w:val="0"/>
-                <w:i w:val="0"/>
-                <w:color w:val="5B6573"/>
-                <w:sz w:val="17"/>
-              </w:rPr>
-              <w:t>主动</w:t>
-            </w:r>
-          </w:p>
-        </w:tc>
-        <w:tc>
-          <w:tcPr>
-            <w:tcW w:type="dxa" w:w="6460"/>
-            <w:tcMar>
-              <w:top w:w="80" w:type="dxa"/>
-              <w:start w:w="120" w:type="dxa"/>
-              <w:bottom w:w="80" w:type="dxa"/>
-              <w:end w:w="120" w:type="dxa"/>
-            </w:tcMar>
-            <w:vAlign w:val="center"/>
-          </w:tcPr>
-          <w:p>
-            <w:pPr>
-              <w:keepNext w:val="0"/>
-              <w:spacing w:before="0" w:after="0" w:line="300" w:lineRule="auto"/>
-            </w:pPr>
-            <w:r>
-              <w:rPr>
-                <w:rFonts w:ascii="Microsoft YaHei" w:hAnsi="Microsoft YaHei" w:eastAsia="Microsoft YaHei"/>
-                <w:b w:val="0"/>
-                <w:i w:val="0"/>
-                <w:color w:val="1F2937"/>
-                <w:sz w:val="18"/>
-              </w:rPr>
-              <w:t>冲势至少 1 层且存在敌方队长或精英时自动释放。选择生命比例最低的敌方队长或精英，造成 250% 攻击 + 每层冲势 45% 攻击的物理伤害；消耗全部冲势；CD = 15 秒。</w:t>
-            </w:r>
-          </w:p>
-        </w:tc>
-      </w:tr>
-      <w:tr>
-        <w:tc>
-          <w:tcPr>
-            <w:tcW w:type="dxa" w:w="900"/>
-            <w:tcMar>
-              <w:top w:w="80" w:type="dxa"/>
-              <w:start w:w="120" w:type="dxa"/>
-              <w:bottom w:w="80" w:type="dxa"/>
-              <w:end w:w="120" w:type="dxa"/>
-            </w:tcMar>
-            <w:vAlign w:val="center"/>
-          </w:tcPr>
-          <w:p>
-            <w:pPr>
-              <w:keepNext w:val="0"/>
-              <w:spacing w:before="0" w:after="0" w:line="300" w:lineRule="auto"/>
-              <w:jc w:val="center"/>
-            </w:pPr>
-            <w:r>
-              <w:rPr>
-                <w:rFonts w:ascii="Microsoft YaHei" w:hAnsi="Microsoft YaHei" w:eastAsia="Microsoft YaHei"/>
-                <w:b/>
-                <w:i w:val="0"/>
-                <w:color w:val="1F4D78"/>
-                <w:sz w:val="19"/>
-              </w:rPr>
-              <w:t>6 星</w:t>
-            </w:r>
-          </w:p>
-        </w:tc>
-        <w:tc>
-          <w:tcPr>
-            <w:tcW w:type="dxa" w:w="2000"/>
-            <w:tcMar>
-              <w:top w:w="80" w:type="dxa"/>
-              <w:start w:w="120" w:type="dxa"/>
-              <w:bottom w:w="80" w:type="dxa"/>
-              <w:end w:w="120" w:type="dxa"/>
-            </w:tcMar>
-            <w:vAlign w:val="center"/>
-          </w:tcPr>
-          <w:p>
-            <w:pPr>
-              <w:keepNext w:val="0"/>
-              <w:spacing w:before="0" w:after="0" w:line="300" w:lineRule="auto"/>
-            </w:pPr>
-            <w:r>
-              <w:rPr>
-                <w:rFonts w:ascii="Microsoft YaHei" w:hAnsi="Microsoft YaHei" w:eastAsia="Microsoft YaHei"/>
-                <w:b/>
-                <w:i w:val="0"/>
-                <w:color w:val="1F2937"/>
-                <w:sz w:val="19"/>
-              </w:rPr>
-              <w:t>破军余威</w:t>
-            </w:r>
-            <w:r>
-              <w:br/>
-            </w:r>
-            <w:r>
-              <w:rPr>
-                <w:rFonts w:ascii="Microsoft YaHei" w:hAnsi="Microsoft YaHei" w:eastAsia="Microsoft YaHei"/>
-                <w:b w:val="0"/>
-                <w:i w:val="0"/>
-                <w:color w:val="5B6573"/>
-                <w:sz w:val="17"/>
-              </w:rPr>
-              <w:t>被动</w:t>
-            </w:r>
-          </w:p>
-        </w:tc>
-        <w:tc>
-          <w:tcPr>
-            <w:tcW w:type="dxa" w:w="6460"/>
-            <w:tcMar>
-              <w:top w:w="80" w:type="dxa"/>
-              <w:start w:w="120" w:type="dxa"/>
-              <w:bottom w:w="80" w:type="dxa"/>
-              <w:end w:w="120" w:type="dxa"/>
-            </w:tcMar>
-            <w:vAlign w:val="center"/>
-          </w:tcPr>
-          <w:p>
-            <w:pPr>
-              <w:keepNext w:val="0"/>
-              <w:spacing w:before="0" w:after="0" w:line="300" w:lineRule="auto"/>
-            </w:pPr>
-            <w:r>
-              <w:rPr>
-                <w:rFonts w:ascii="Microsoft YaHei" w:hAnsi="Microsoft YaHei" w:eastAsia="Microsoft YaHei"/>
-                <w:b w:val="0"/>
-                <w:i w:val="0"/>
-                <w:color w:val="1F2937"/>
-                <w:sz w:val="18"/>
-              </w:rPr>
-              <w:t>每次马超使用“狮盔绝尘”消耗 3 层冲势后触发：目标物理防御 -12，本队近战小兵对该目标造成伤害 +15%，均持续 6 秒；不改变小兵目标。</w:t>
+              <w:t>消耗 3 层冲势后，目标物防 -12，本队近战兵对该目标伤害 +15%，持续 6 秒。</w:t>
             </w:r>
           </w:p>
         </w:tc>
@@ -4150,6 +4862,7 @@
         <w:gridCol w:w="900"/>
         <w:gridCol w:w="2000"/>
         <w:gridCol w:w="6460"/>
+        <w:gridCol w:w="4320"/>
       </w:tblGrid>
       <w:tr>
         <w:trPr>
@@ -4157,7 +4870,67 @@
         </w:trPr>
         <w:tc>
           <w:tcPr>
-            <w:tcW w:type="dxa" w:w="900"/>
+            <w:tcW w:type="dxa" w:w="864"/>
+            <w:shd w:fill="E8EEF5"/>
+            <w:tcMar>
+              <w:top w:w="80" w:type="dxa"/>
+              <w:start w:w="120" w:type="dxa"/>
+              <w:bottom w:w="80" w:type="dxa"/>
+              <w:end w:w="120" w:type="dxa"/>
+            </w:tcMar>
+            <w:vAlign w:val="center"/>
+          </w:tcPr>
+          <w:p>
+            <w:pPr>
+              <w:keepNext w:val="0"/>
+              <w:spacing w:before="0" w:after="0" w:line="264" w:lineRule="auto"/>
+              <w:jc w:val="center"/>
+            </w:pPr>
+            <w:r>
+              <w:rPr>
+                <w:rFonts w:ascii="Microsoft YaHei" w:hAnsi="Microsoft YaHei" w:eastAsia="Microsoft YaHei"/>
+                <w:b w:val="0"/>
+                <w:i w:val="0"/>
+                <w:color w:val="1F4D78"/>
+                <w:sz w:val="17"/>
+              </w:rPr>
+              <w:t>星级</w:t>
+            </w:r>
+          </w:p>
+        </w:tc>
+        <w:tc>
+          <w:tcPr>
+            <w:tcW w:type="dxa" w:w="1872"/>
+            <w:shd w:fill="E8EEF5"/>
+            <w:tcMar>
+              <w:top w:w="80" w:type="dxa"/>
+              <w:start w:w="120" w:type="dxa"/>
+              <w:bottom w:w="80" w:type="dxa"/>
+              <w:end w:w="120" w:type="dxa"/>
+            </w:tcMar>
+            <w:vAlign w:val="center"/>
+          </w:tcPr>
+          <w:p>
+            <w:pPr>
+              <w:keepNext w:val="0"/>
+              <w:spacing w:before="0" w:after="0" w:line="264" w:lineRule="auto"/>
+              <w:jc w:val="center"/>
+            </w:pPr>
+            <w:r>
+              <w:rPr>
+                <w:rFonts w:ascii="Microsoft YaHei" w:hAnsi="Microsoft YaHei" w:eastAsia="Microsoft YaHei"/>
+                <w:b/>
+                <w:i w:val="0"/>
+                <w:color w:val="1F4D78"/>
+                <w:sz w:val="17"/>
+              </w:rPr>
+              <w:t>技能</w:t>
+            </w:r>
+          </w:p>
+        </w:tc>
+        <w:tc>
+          <w:tcPr>
+            <w:tcW w:type="dxa" w:w="4320"/>
             <w:shd w:fill="E8EEF5"/>
             <w:tcMar>
               <w:top w:w="80" w:type="dxa"/>
@@ -4181,14 +4954,36 @@
                 <w:color w:val="1F4D78"/>
                 <w:sz w:val="19"/>
               </w:rPr>
-              <w:t>星级</w:t>
+              <w:t>正式效果与自动规则</w:t>
             </w:r>
           </w:p>
         </w:tc>
         <w:tc>
           <w:tcPr>
-            <w:tcW w:type="dxa" w:w="2000"/>
-            <w:shd w:fill="E8EEF5"/>
+            <w:shd w:fill="D9EAF7"/>
+            <w:vAlign w:val="center"/>
+            <w:tcW w:w="4320" w:type="dxa"/>
+          </w:tcPr>
+          <w:p>
+            <w:pPr>
+              <w:spacing w:before="0" w:after="0" w:line="264" w:lineRule="auto"/>
+              <w:jc w:val="left"/>
+            </w:pPr>
+            <w:r>
+              <w:rPr>
+                <w:rFonts w:ascii="Microsoft YaHei" w:hAnsi="Microsoft YaHei" w:eastAsia="Microsoft YaHei"/>
+                <w:b w:val="0"/>
+                <w:sz w:val="17"/>
+              </w:rPr>
+              <w:t>游戏内描述建议</w:t>
+            </w:r>
+          </w:p>
+        </w:tc>
+      </w:tr>
+      <w:tr>
+        <w:tc>
+          <w:tcPr>
+            <w:tcW w:type="dxa" w:w="864"/>
             <w:tcMar>
               <w:top w:w="80" w:type="dxa"/>
               <w:start w:w="120" w:type="dxa"/>
@@ -4200,25 +4995,24 @@
           <w:p>
             <w:pPr>
               <w:keepNext w:val="0"/>
-              <w:spacing w:before="0" w:after="0" w:line="300" w:lineRule="auto"/>
+              <w:spacing w:before="0" w:after="0" w:line="264" w:lineRule="auto"/>
               <w:jc w:val="center"/>
             </w:pPr>
             <w:r>
               <w:rPr>
                 <w:rFonts w:ascii="Microsoft YaHei" w:hAnsi="Microsoft YaHei" w:eastAsia="Microsoft YaHei"/>
-                <w:b/>
+                <w:b w:val="0"/>
                 <w:i w:val="0"/>
                 <w:color w:val="1F4D78"/>
-                <w:sz w:val="19"/>
-              </w:rPr>
-              <w:t>技能</w:t>
+                <w:sz w:val="17"/>
+              </w:rPr>
+              <w:t>1 星</w:t>
             </w:r>
           </w:p>
         </w:tc>
         <w:tc>
           <w:tcPr>
-            <w:tcW w:type="dxa" w:w="6460"/>
-            <w:shd w:fill="E8EEF5"/>
+            <w:tcW w:type="dxa" w:w="1872"/>
             <w:tcMar>
               <w:top w:w="80" w:type="dxa"/>
               <w:start w:w="120" w:type="dxa"/>
@@ -4230,7 +5024,7 @@
           <w:p>
             <w:pPr>
               <w:keepNext w:val="0"/>
-              <w:spacing w:before="0" w:after="0" w:line="300" w:lineRule="auto"/>
+              <w:spacing w:before="0" w:after="0" w:line="264" w:lineRule="auto"/>
               <w:jc w:val="center"/>
             </w:pPr>
             <w:r>
@@ -4238,47 +5032,34 @@
                 <w:rFonts w:ascii="Microsoft YaHei" w:hAnsi="Microsoft YaHei" w:eastAsia="Microsoft YaHei"/>
                 <w:b/>
                 <w:i w:val="0"/>
-                <w:color w:val="1F4D78"/>
-                <w:sz w:val="19"/>
-              </w:rPr>
-              <w:t>正式效果与自动规则</w:t>
-            </w:r>
-          </w:p>
-        </w:tc>
-      </w:tr>
-      <w:tr>
-        <w:tc>
-          <w:tcPr>
-            <w:tcW w:type="dxa" w:w="900"/>
-            <w:tcMar>
-              <w:top w:w="80" w:type="dxa"/>
-              <w:start w:w="120" w:type="dxa"/>
-              <w:bottom w:w="80" w:type="dxa"/>
-              <w:end w:w="120" w:type="dxa"/>
-            </w:tcMar>
-            <w:vAlign w:val="center"/>
-          </w:tcPr>
-          <w:p>
-            <w:pPr>
-              <w:keepNext w:val="0"/>
-              <w:spacing w:before="0" w:after="0" w:line="300" w:lineRule="auto"/>
-              <w:jc w:val="center"/>
-            </w:pPr>
+                <w:color w:val="1F2937"/>
+                <w:sz w:val="17"/>
+              </w:rPr>
+              <w:t>驱虎制衡</w:t>
+            </w:r>
+            <w:r>
+              <w:rPr>
+                <w:rFonts w:ascii="Microsoft YaHei" w:hAnsi="Microsoft YaHei" w:eastAsia="Microsoft YaHei"/>
+                <w:b/>
+                <w:sz w:val="17"/>
+              </w:rPr>
+              <w:br/>
+            </w:r>
             <w:r>
               <w:rPr>
                 <w:rFonts w:ascii="Microsoft YaHei" w:hAnsi="Microsoft YaHei" w:eastAsia="Microsoft YaHei"/>
                 <w:b/>
                 <w:i w:val="0"/>
-                <w:color w:val="1F4D78"/>
-                <w:sz w:val="19"/>
-              </w:rPr>
-              <w:t>1 星</w:t>
+                <w:color w:val="5B6573"/>
+                <w:sz w:val="17"/>
+              </w:rPr>
+              <w:t>主动</w:t>
             </w:r>
           </w:p>
         </w:tc>
         <w:tc>
           <w:tcPr>
-            <w:tcW w:type="dxa" w:w="2000"/>
+            <w:tcW w:type="dxa" w:w="4320"/>
             <w:tcMar>
               <w:top w:w="80" w:type="dxa"/>
               <w:start w:w="120" w:type="dxa"/>
@@ -4295,31 +5076,116 @@
             <w:r>
               <w:rPr>
                 <w:rFonts w:ascii="Microsoft YaHei" w:hAnsi="Microsoft YaHei" w:eastAsia="Microsoft YaHei"/>
-                <w:b/>
+                <w:b w:val="0"/>
                 <w:i w:val="0"/>
                 <w:color w:val="1F2937"/>
-                <w:sz w:val="19"/>
-              </w:rPr>
-              <w:t>驱虎制衡</w:t>
-            </w:r>
-            <w:r>
-              <w:br/>
-            </w:r>
-            <w:r>
-              <w:rPr>
-                <w:rFonts w:ascii="Microsoft YaHei" w:hAnsi="Microsoft YaHei" w:eastAsia="Microsoft YaHei"/>
-                <w:b w:val="0"/>
-                <w:i w:val="0"/>
-                <w:color w:val="5B6573"/>
-                <w:sz w:val="17"/>
-              </w:rPr>
-              <w:t>主动</w:t>
+                <w:sz w:val="18"/>
+              </w:rPr>
+              <w:t>自动选择攻击最高的敌方队长或精英；不存在时攻击当前目标。造成 175% 攻击法术伤害，并使其造成伤害 -15%，持续 5 秒；CD = 8 秒。</w:t>
             </w:r>
           </w:p>
         </w:tc>
         <w:tc>
           <w:tcPr>
-            <w:tcW w:type="dxa" w:w="6460"/>
+            <w:vAlign w:val="center"/>
+            <w:tcW w:w="4320" w:type="dxa"/>
+          </w:tcPr>
+          <w:p>
+            <w:pPr>
+              <w:spacing w:before="0" w:after="0" w:line="264" w:lineRule="auto"/>
+              <w:jc w:val="left"/>
+            </w:pPr>
+            <w:r>
+              <w:rPr>
+                <w:rFonts w:ascii="Microsoft YaHei" w:hAnsi="Microsoft YaHei" w:eastAsia="Microsoft YaHei"/>
+                <w:b w:val="0"/>
+                <w:sz w:val="17"/>
+              </w:rPr>
+              <w:t>攻击敌方高攻击队长/精英，造成 175% 法术伤害，并使其伤害 -15%，持续 5 秒。</w:t>
+            </w:r>
+          </w:p>
+        </w:tc>
+      </w:tr>
+      <w:tr>
+        <w:tc>
+          <w:tcPr>
+            <w:tcW w:type="dxa" w:w="864"/>
+            <w:tcMar>
+              <w:top w:w="80" w:type="dxa"/>
+              <w:start w:w="120" w:type="dxa"/>
+              <w:bottom w:w="80" w:type="dxa"/>
+              <w:end w:w="120" w:type="dxa"/>
+            </w:tcMar>
+            <w:vAlign w:val="center"/>
+          </w:tcPr>
+          <w:p>
+            <w:pPr>
+              <w:keepNext w:val="0"/>
+              <w:spacing w:before="0" w:after="0" w:line="264" w:lineRule="auto"/>
+              <w:jc w:val="center"/>
+            </w:pPr>
+            <w:r>
+              <w:rPr>
+                <w:rFonts w:ascii="Microsoft YaHei" w:hAnsi="Microsoft YaHei" w:eastAsia="Microsoft YaHei"/>
+                <w:b w:val="0"/>
+                <w:i w:val="0"/>
+                <w:color w:val="1F4D78"/>
+                <w:sz w:val="17"/>
+              </w:rPr>
+              <w:t>2 星</w:t>
+            </w:r>
+          </w:p>
+        </w:tc>
+        <w:tc>
+          <w:tcPr>
+            <w:tcW w:type="dxa" w:w="1872"/>
+            <w:tcMar>
+              <w:top w:w="80" w:type="dxa"/>
+              <w:start w:w="120" w:type="dxa"/>
+              <w:bottom w:w="80" w:type="dxa"/>
+              <w:end w:w="120" w:type="dxa"/>
+            </w:tcMar>
+            <w:vAlign w:val="center"/>
+          </w:tcPr>
+          <w:p>
+            <w:pPr>
+              <w:keepNext w:val="0"/>
+              <w:spacing w:before="0" w:after="0" w:line="264" w:lineRule="auto"/>
+              <w:jc w:val="center"/>
+            </w:pPr>
+            <w:r>
+              <w:rPr>
+                <w:rFonts w:ascii="Microsoft YaHei" w:hAnsi="Microsoft YaHei" w:eastAsia="Microsoft YaHei"/>
+                <w:b/>
+                <w:i w:val="0"/>
+                <w:color w:val="1F2937"/>
+                <w:sz w:val="17"/>
+              </w:rPr>
+              <w:t>王佐之才</w:t>
+            </w:r>
+            <w:r>
+              <w:rPr>
+                <w:rFonts w:ascii="Microsoft YaHei" w:hAnsi="Microsoft YaHei" w:eastAsia="Microsoft YaHei"/>
+                <w:b/>
+                <w:sz w:val="17"/>
+              </w:rPr>
+              <w:br/>
+            </w:r>
+            <w:r>
+              <w:rPr>
+                <w:rFonts w:ascii="Microsoft YaHei" w:hAnsi="Microsoft YaHei" w:eastAsia="Microsoft YaHei"/>
+                <w:b/>
+                <w:i w:val="0"/>
+                <w:color w:val="5B6573"/>
+                <w:sz w:val="17"/>
+              </w:rPr>
+              <w:t>被动</w:t>
+            </w:r>
+          </w:p>
+        </w:tc>
+        <w:tc>
+          <w:tcPr>
+            <w:tcW w:type="dxa" w:w="4320"/>
             <w:tcMar>
               <w:top w:w="80" w:type="dxa"/>
               <w:start w:w="120" w:type="dxa"/>
@@ -4341,7 +5207,27 @@
                 <w:color w:val="1F2937"/>
                 <w:sz w:val="18"/>
               </w:rPr>
-              <w:t>自动选择攻击最高的敌方队长或精英；不存在时攻击当前目标。造成 175% 攻击法术伤害，并使其造成伤害 -15%，持续 5 秒；CD = 8 秒。</w:t>
+              <w:t>启用政令：每波开始 2 层，此后每 8 秒 +1 层，最多 3 层；波次结束清空。战前后排时，受到远程伤害 -12%。</w:t>
+            </w:r>
+          </w:p>
+        </w:tc>
+        <w:tc>
+          <w:tcPr>
+            <w:vAlign w:val="center"/>
+            <w:tcW w:w="4320" w:type="dxa"/>
+          </w:tcPr>
+          <w:p>
+            <w:pPr>
+              <w:spacing w:before="0" w:after="0" w:line="264" w:lineRule="auto"/>
+              <w:jc w:val="left"/>
+            </w:pPr>
+            <w:r>
+              <w:rPr>
+                <w:rFonts w:ascii="Microsoft YaHei" w:hAnsi="Microsoft YaHei" w:eastAsia="Microsoft YaHei"/>
+                <w:b w:val="0"/>
+                <w:sz w:val="17"/>
+              </w:rPr>
+              <w:t>启用政令：每波开始 2 层，此后每 8 秒 +1 层，最多 3 层；后排时远程受伤 -12%。</w:t>
             </w:r>
           </w:p>
         </w:tc>
@@ -4349,7 +5235,7 @@
       <w:tr>
         <w:tc>
           <w:tcPr>
-            <w:tcW w:type="dxa" w:w="900"/>
+            <w:tcW w:type="dxa" w:w="864"/>
             <w:tcMar>
               <w:top w:w="80" w:type="dxa"/>
               <w:start w:w="120" w:type="dxa"/>
@@ -4361,24 +5247,71 @@
           <w:p>
             <w:pPr>
               <w:keepNext w:val="0"/>
-              <w:spacing w:before="0" w:after="0" w:line="300" w:lineRule="auto"/>
+              <w:spacing w:before="0" w:after="0" w:line="264" w:lineRule="auto"/>
               <w:jc w:val="center"/>
             </w:pPr>
             <w:r>
               <w:rPr>
                 <w:rFonts w:ascii="Microsoft YaHei" w:hAnsi="Microsoft YaHei" w:eastAsia="Microsoft YaHei"/>
-                <w:b/>
+                <w:b w:val="0"/>
                 <w:i w:val="0"/>
                 <w:color w:val="1F4D78"/>
-                <w:sz w:val="19"/>
-              </w:rPr>
-              <w:t>2 星</w:t>
+                <w:sz w:val="17"/>
+              </w:rPr>
+              <w:t>3 星</w:t>
             </w:r>
           </w:p>
         </w:tc>
         <w:tc>
           <w:tcPr>
-            <w:tcW w:type="dxa" w:w="2000"/>
+            <w:tcW w:type="dxa" w:w="1872"/>
+            <w:tcMar>
+              <w:top w:w="80" w:type="dxa"/>
+              <w:start w:w="120" w:type="dxa"/>
+              <w:bottom w:w="80" w:type="dxa"/>
+              <w:end w:w="120" w:type="dxa"/>
+            </w:tcMar>
+            <w:vAlign w:val="center"/>
+          </w:tcPr>
+          <w:p>
+            <w:pPr>
+              <w:keepNext w:val="0"/>
+              <w:spacing w:before="0" w:after="0" w:line="264" w:lineRule="auto"/>
+              <w:jc w:val="center"/>
+            </w:pPr>
+            <w:r>
+              <w:rPr>
+                <w:rFonts w:ascii="Microsoft YaHei" w:hAnsi="Microsoft YaHei" w:eastAsia="Microsoft YaHei"/>
+                <w:b/>
+                <w:i w:val="0"/>
+                <w:color w:val="1F2937"/>
+                <w:sz w:val="17"/>
+              </w:rPr>
+              <w:t>奉常安阵</w:t>
+            </w:r>
+            <w:r>
+              <w:rPr>
+                <w:rFonts w:ascii="Microsoft YaHei" w:hAnsi="Microsoft YaHei" w:eastAsia="Microsoft YaHei"/>
+                <w:b/>
+                <w:sz w:val="17"/>
+              </w:rPr>
+              <w:br/>
+            </w:r>
+            <w:r>
+              <w:rPr>
+                <w:rFonts w:ascii="Microsoft YaHei" w:hAnsi="Microsoft YaHei" w:eastAsia="Microsoft YaHei"/>
+                <w:b/>
+                <w:i w:val="0"/>
+                <w:color w:val="5B6573"/>
+                <w:sz w:val="17"/>
+              </w:rPr>
+              <w:t>主动</w:t>
+            </w:r>
+          </w:p>
+        </w:tc>
+        <w:tc>
+          <w:tcPr>
+            <w:tcW w:type="dxa" w:w="4320"/>
             <w:tcMar>
               <w:top w:w="80" w:type="dxa"/>
               <w:start w:w="120" w:type="dxa"/>
@@ -4395,31 +5328,116 @@
             <w:r>
               <w:rPr>
                 <w:rFonts w:ascii="Microsoft YaHei" w:hAnsi="Microsoft YaHei" w:eastAsia="Microsoft YaHei"/>
-                <w:b/>
+                <w:b w:val="0"/>
                 <w:i w:val="0"/>
                 <w:color w:val="1F2937"/>
-                <w:sz w:val="19"/>
-              </w:rPr>
-              <w:t>王佐之才</w:t>
-            </w:r>
-            <w:r>
-              <w:br/>
-            </w:r>
-            <w:r>
-              <w:rPr>
-                <w:rFonts w:ascii="Microsoft YaHei" w:hAnsi="Microsoft YaHei" w:eastAsia="Microsoft YaHei"/>
-                <w:b w:val="0"/>
-                <w:i w:val="0"/>
-                <w:color w:val="5B6573"/>
-                <w:sz w:val="17"/>
-              </w:rPr>
-              <w:t>被动</w:t>
+                <w:sz w:val="18"/>
+              </w:rPr>
+              <w:t>至少 1 名我方队长生命低于 70% 时自动释放。为生命比例最低的至多 2 名我方队长各施加 12% 最大生命护盾，持续 6 秒；政令至少 2 层时，额外受到伤害 -10%，持续 5 秒。不消耗政令；CD = 11 秒。</w:t>
             </w:r>
           </w:p>
         </w:tc>
         <w:tc>
           <w:tcPr>
-            <w:tcW w:type="dxa" w:w="6460"/>
+            <w:vAlign w:val="center"/>
+            <w:tcW w:w="4320" w:type="dxa"/>
+          </w:tcPr>
+          <w:p>
+            <w:pPr>
+              <w:spacing w:before="0" w:after="0" w:line="264" w:lineRule="auto"/>
+              <w:jc w:val="left"/>
+            </w:pPr>
+            <w:r>
+              <w:rPr>
+                <w:rFonts w:ascii="Microsoft YaHei" w:hAnsi="Microsoft YaHei" w:eastAsia="Microsoft YaHei"/>
+                <w:b w:val="0"/>
+                <w:sz w:val="17"/>
+              </w:rPr>
+              <w:t>为最低血的至多 2 名友方队长提供 12% 最大生命护盾；政令 &gt;=2 层时受伤 -10%，持续 5 秒。</w:t>
+            </w:r>
+          </w:p>
+        </w:tc>
+      </w:tr>
+      <w:tr>
+        <w:tc>
+          <w:tcPr>
+            <w:tcW w:type="dxa" w:w="864"/>
+            <w:tcMar>
+              <w:top w:w="80" w:type="dxa"/>
+              <w:start w:w="120" w:type="dxa"/>
+              <w:bottom w:w="80" w:type="dxa"/>
+              <w:end w:w="120" w:type="dxa"/>
+            </w:tcMar>
+            <w:vAlign w:val="center"/>
+          </w:tcPr>
+          <w:p>
+            <w:pPr>
+              <w:keepNext w:val="0"/>
+              <w:spacing w:before="0" w:after="0" w:line="264" w:lineRule="auto"/>
+              <w:jc w:val="center"/>
+            </w:pPr>
+            <w:r>
+              <w:rPr>
+                <w:rFonts w:ascii="Microsoft YaHei" w:hAnsi="Microsoft YaHei" w:eastAsia="Microsoft YaHei"/>
+                <w:b w:val="0"/>
+                <w:i w:val="0"/>
+                <w:color w:val="1F4D78"/>
+                <w:sz w:val="17"/>
+              </w:rPr>
+              <w:t>4 星</w:t>
+            </w:r>
+          </w:p>
+        </w:tc>
+        <w:tc>
+          <w:tcPr>
+            <w:tcW w:type="dxa" w:w="1872"/>
+            <w:tcMar>
+              <w:top w:w="80" w:type="dxa"/>
+              <w:start w:w="120" w:type="dxa"/>
+              <w:bottom w:w="80" w:type="dxa"/>
+              <w:end w:w="120" w:type="dxa"/>
+            </w:tcMar>
+            <w:vAlign w:val="center"/>
+          </w:tcPr>
+          <w:p>
+            <w:pPr>
+              <w:keepNext w:val="0"/>
+              <w:spacing w:before="0" w:after="0" w:line="264" w:lineRule="auto"/>
+              <w:jc w:val="center"/>
+            </w:pPr>
+            <w:r>
+              <w:rPr>
+                <w:rFonts w:ascii="Microsoft YaHei" w:hAnsi="Microsoft YaHei" w:eastAsia="Microsoft YaHei"/>
+                <w:b/>
+                <w:i w:val="0"/>
+                <w:color w:val="1F2937"/>
+                <w:sz w:val="17"/>
+              </w:rPr>
+              <w:t>令行禁止</w:t>
+            </w:r>
+            <w:r>
+              <w:rPr>
+                <w:rFonts w:ascii="Microsoft YaHei" w:hAnsi="Microsoft YaHei" w:eastAsia="Microsoft YaHei"/>
+                <w:b/>
+                <w:sz w:val="17"/>
+              </w:rPr>
+              <w:br/>
+            </w:r>
+            <w:r>
+              <w:rPr>
+                <w:rFonts w:ascii="Microsoft YaHei" w:hAnsi="Microsoft YaHei" w:eastAsia="Microsoft YaHei"/>
+                <w:b/>
+                <w:i w:val="0"/>
+                <w:color w:val="5B6573"/>
+                <w:sz w:val="17"/>
+              </w:rPr>
+              <w:t>被动</w:t>
+            </w:r>
+          </w:p>
+        </w:tc>
+        <w:tc>
+          <w:tcPr>
+            <w:tcW w:type="dxa" w:w="4320"/>
             <w:tcMar>
               <w:top w:w="80" w:type="dxa"/>
               <w:start w:w="120" w:type="dxa"/>
@@ -4441,7 +5459,27 @@
                 <w:color w:val="1F2937"/>
                 <w:sz w:val="18"/>
               </w:rPr>
-              <w:t>启用政令：每波开始 2 层，此后每 8 秒 +1 层，最多 3 层；波次结束清空。战前后排时，受到远程伤害 -12%。</w:t>
+              <w:t>每波首次政令达到 3 层时自动触发：所有我方队长受到伤害 -8%，持续 6 秒；每波 1 次，不因后续政令变化而改变。</w:t>
+            </w:r>
+          </w:p>
+        </w:tc>
+        <w:tc>
+          <w:tcPr>
+            <w:vAlign w:val="center"/>
+            <w:tcW w:w="4320" w:type="dxa"/>
+          </w:tcPr>
+          <w:p>
+            <w:pPr>
+              <w:spacing w:before="0" w:after="0" w:line="264" w:lineRule="auto"/>
+              <w:jc w:val="left"/>
+            </w:pPr>
+            <w:r>
+              <w:rPr>
+                <w:rFonts w:ascii="Microsoft YaHei" w:hAnsi="Microsoft YaHei" w:eastAsia="Microsoft YaHei"/>
+                <w:b w:val="0"/>
+                <w:sz w:val="17"/>
+              </w:rPr>
+              <w:t>每波首次达到 3 层政令时，所有队长受伤 -8%，持续 6 秒。</w:t>
             </w:r>
           </w:p>
         </w:tc>
@@ -4449,7 +5487,7 @@
       <w:tr>
         <w:tc>
           <w:tcPr>
-            <w:tcW w:type="dxa" w:w="900"/>
+            <w:tcW w:type="dxa" w:w="864"/>
             <w:tcMar>
               <w:top w:w="80" w:type="dxa"/>
               <w:start w:w="120" w:type="dxa"/>
@@ -4461,24 +5499,71 @@
           <w:p>
             <w:pPr>
               <w:keepNext w:val="0"/>
-              <w:spacing w:before="0" w:after="0" w:line="300" w:lineRule="auto"/>
+              <w:spacing w:before="0" w:after="0" w:line="264" w:lineRule="auto"/>
               <w:jc w:val="center"/>
             </w:pPr>
             <w:r>
               <w:rPr>
                 <w:rFonts w:ascii="Microsoft YaHei" w:hAnsi="Microsoft YaHei" w:eastAsia="Microsoft YaHei"/>
-                <w:b/>
+                <w:b w:val="0"/>
                 <w:i w:val="0"/>
                 <w:color w:val="1F4D78"/>
-                <w:sz w:val="19"/>
-              </w:rPr>
-              <w:t>3 星</w:t>
+                <w:sz w:val="17"/>
+              </w:rPr>
+              <w:t>5 星</w:t>
             </w:r>
           </w:p>
         </w:tc>
         <w:tc>
           <w:tcPr>
-            <w:tcW w:type="dxa" w:w="2000"/>
+            <w:tcW w:type="dxa" w:w="1872"/>
+            <w:tcMar>
+              <w:top w:w="80" w:type="dxa"/>
+              <w:start w:w="120" w:type="dxa"/>
+              <w:bottom w:w="80" w:type="dxa"/>
+              <w:end w:w="120" w:type="dxa"/>
+            </w:tcMar>
+            <w:vAlign w:val="center"/>
+          </w:tcPr>
+          <w:p>
+            <w:pPr>
+              <w:keepNext w:val="0"/>
+              <w:spacing w:before="0" w:after="0" w:line="264" w:lineRule="auto"/>
+              <w:jc w:val="center"/>
+            </w:pPr>
+            <w:r>
+              <w:rPr>
+                <w:rFonts w:ascii="Microsoft YaHei" w:hAnsi="Microsoft YaHei" w:eastAsia="Microsoft YaHei"/>
+                <w:b/>
+                <w:i w:val="0"/>
+                <w:color w:val="1F2937"/>
+                <w:sz w:val="17"/>
+              </w:rPr>
+              <w:t>举国同心</w:t>
+            </w:r>
+            <w:r>
+              <w:rPr>
+                <w:rFonts w:ascii="Microsoft YaHei" w:hAnsi="Microsoft YaHei" w:eastAsia="Microsoft YaHei"/>
+                <w:b/>
+                <w:sz w:val="17"/>
+              </w:rPr>
+              <w:br/>
+            </w:r>
+            <w:r>
+              <w:rPr>
+                <w:rFonts w:ascii="Microsoft YaHei" w:hAnsi="Microsoft YaHei" w:eastAsia="Microsoft YaHei"/>
+                <w:b/>
+                <w:i w:val="0"/>
+                <w:color w:val="5B6573"/>
+                <w:sz w:val="17"/>
+              </w:rPr>
+              <w:t>主动</w:t>
+            </w:r>
+          </w:p>
+        </w:tc>
+        <w:tc>
+          <w:tcPr>
+            <w:tcW w:type="dxa" w:w="4320"/>
             <w:tcMar>
               <w:top w:w="80" w:type="dxa"/>
               <w:start w:w="120" w:type="dxa"/>
@@ -4495,31 +5580,116 @@
             <w:r>
               <w:rPr>
                 <w:rFonts w:ascii="Microsoft YaHei" w:hAnsi="Microsoft YaHei" w:eastAsia="Microsoft YaHei"/>
-                <w:b/>
+                <w:b w:val="0"/>
                 <w:i w:val="0"/>
                 <w:color w:val="1F2937"/>
-                <w:sz w:val="19"/>
-              </w:rPr>
-              <w:t>奉常安阵</w:t>
-            </w:r>
-            <w:r>
-              <w:br/>
-            </w:r>
-            <w:r>
-              <w:rPr>
-                <w:rFonts w:ascii="Microsoft YaHei" w:hAnsi="Microsoft YaHei" w:eastAsia="Microsoft YaHei"/>
-                <w:b w:val="0"/>
-                <w:i w:val="0"/>
-                <w:color w:val="5B6573"/>
-                <w:sz w:val="17"/>
-              </w:rPr>
-              <w:t>主动</w:t>
+                <w:sz w:val="18"/>
+              </w:rPr>
+              <w:t>政令拥有 3 层且存在敌方队长或精英时自动释放。消耗全部政令；所有我方队长攻击 +15%，并清除各自 1 个普通减益，持续 7 秒；CD = 15 秒。</w:t>
             </w:r>
           </w:p>
         </w:tc>
         <w:tc>
           <w:tcPr>
-            <w:tcW w:type="dxa" w:w="6460"/>
+            <w:vAlign w:val="center"/>
+            <w:tcW w:w="4320" w:type="dxa"/>
+          </w:tcPr>
+          <w:p>
+            <w:pPr>
+              <w:spacing w:before="0" w:after="0" w:line="264" w:lineRule="auto"/>
+              <w:jc w:val="left"/>
+            </w:pPr>
+            <w:r>
+              <w:rPr>
+                <w:rFonts w:ascii="Microsoft YaHei" w:hAnsi="Microsoft YaHei" w:eastAsia="Microsoft YaHei"/>
+                <w:b w:val="0"/>
+                <w:sz w:val="17"/>
+              </w:rPr>
+              <w:t>消耗全部政令，使所有队长攻击 +15%，并清除 1 个普通减益，持续 7 秒。</w:t>
+            </w:r>
+          </w:p>
+        </w:tc>
+      </w:tr>
+      <w:tr>
+        <w:tc>
+          <w:tcPr>
+            <w:tcW w:type="dxa" w:w="864"/>
+            <w:tcMar>
+              <w:top w:w="80" w:type="dxa"/>
+              <w:start w:w="120" w:type="dxa"/>
+              <w:bottom w:w="80" w:type="dxa"/>
+              <w:end w:w="120" w:type="dxa"/>
+            </w:tcMar>
+            <w:vAlign w:val="center"/>
+          </w:tcPr>
+          <w:p>
+            <w:pPr>
+              <w:keepNext w:val="0"/>
+              <w:spacing w:before="0" w:after="0" w:line="264" w:lineRule="auto"/>
+              <w:jc w:val="center"/>
+            </w:pPr>
+            <w:r>
+              <w:rPr>
+                <w:rFonts w:ascii="Microsoft YaHei" w:hAnsi="Microsoft YaHei" w:eastAsia="Microsoft YaHei"/>
+                <w:b w:val="0"/>
+                <w:i w:val="0"/>
+                <w:color w:val="1F4D78"/>
+                <w:sz w:val="17"/>
+              </w:rPr>
+              <w:t>6 星</w:t>
+            </w:r>
+          </w:p>
+        </w:tc>
+        <w:tc>
+          <w:tcPr>
+            <w:tcW w:type="dxa" w:w="1872"/>
+            <w:tcMar>
+              <w:top w:w="80" w:type="dxa"/>
+              <w:start w:w="120" w:type="dxa"/>
+              <w:bottom w:w="80" w:type="dxa"/>
+              <w:end w:w="120" w:type="dxa"/>
+            </w:tcMar>
+            <w:vAlign w:val="center"/>
+          </w:tcPr>
+          <w:p>
+            <w:pPr>
+              <w:keepNext w:val="0"/>
+              <w:spacing w:before="0" w:after="0" w:line="264" w:lineRule="auto"/>
+              <w:jc w:val="center"/>
+            </w:pPr>
+            <w:r>
+              <w:rPr>
+                <w:rFonts w:ascii="Microsoft YaHei" w:hAnsi="Microsoft YaHei" w:eastAsia="Microsoft YaHei"/>
+                <w:b/>
+                <w:i w:val="0"/>
+                <w:color w:val="1F2937"/>
+                <w:sz w:val="17"/>
+              </w:rPr>
+              <w:t>荐贤辅弼</w:t>
+            </w:r>
+            <w:r>
+              <w:rPr>
+                <w:rFonts w:ascii="Microsoft YaHei" w:hAnsi="Microsoft YaHei" w:eastAsia="Microsoft YaHei"/>
+                <w:b/>
+                <w:sz w:val="17"/>
+              </w:rPr>
+              <w:br/>
+            </w:r>
+            <w:r>
+              <w:rPr>
+                <w:rFonts w:ascii="Microsoft YaHei" w:hAnsi="Microsoft YaHei" w:eastAsia="Microsoft YaHei"/>
+                <w:b/>
+                <w:i w:val="0"/>
+                <w:color w:val="5B6573"/>
+                <w:sz w:val="17"/>
+              </w:rPr>
+              <w:t>被动</w:t>
+            </w:r>
+          </w:p>
+        </w:tc>
+        <w:tc>
+          <w:tcPr>
+            <w:tcW w:type="dxa" w:w="4320"/>
             <w:tcMar>
               <w:top w:w="80" w:type="dxa"/>
               <w:start w:w="120" w:type="dxa"/>
@@ -4541,307 +5711,27 @@
                 <w:color w:val="1F2937"/>
                 <w:sz w:val="18"/>
               </w:rPr>
-              <w:t>至少 1 名我方队长生命低于 70% 时自动释放。为生命比例最低的至多 2 名我方队长各施加 12% 最大生命护盾，持续 6 秒；政令至少 2 层时，额外受到伤害 -10%，持续 5 秒。不消耗政令；CD = 11 秒。</w:t>
-            </w:r>
-          </w:p>
-        </w:tc>
-      </w:tr>
-      <w:tr>
-        <w:tc>
-          <w:tcPr>
-            <w:tcW w:type="dxa" w:w="900"/>
-            <w:tcMar>
-              <w:top w:w="80" w:type="dxa"/>
-              <w:start w:w="120" w:type="dxa"/>
-              <w:bottom w:w="80" w:type="dxa"/>
-              <w:end w:w="120" w:type="dxa"/>
-            </w:tcMar>
-            <w:vAlign w:val="center"/>
-          </w:tcPr>
-          <w:p>
-            <w:pPr>
-              <w:keepNext w:val="0"/>
-              <w:spacing w:before="0" w:after="0" w:line="300" w:lineRule="auto"/>
-              <w:jc w:val="center"/>
-            </w:pPr>
-            <w:r>
-              <w:rPr>
-                <w:rFonts w:ascii="Microsoft YaHei" w:hAnsi="Microsoft YaHei" w:eastAsia="Microsoft YaHei"/>
-                <w:b/>
-                <w:i w:val="0"/>
-                <w:color w:val="1F4D78"/>
-                <w:sz w:val="19"/>
-              </w:rPr>
-              <w:t>4 星</w:t>
+              <w:t>每次荀彧使用“举国同心”消耗 3 层政令后触发：所有我方小兵攻击速度 +15%，对敌方队长或精英造成伤害 +10%，持续 6 秒；不改变小兵目标。</w:t>
             </w:r>
           </w:p>
         </w:tc>
         <w:tc>
           <w:tcPr>
-            <w:tcW w:type="dxa" w:w="2000"/>
-            <w:tcMar>
-              <w:top w:w="80" w:type="dxa"/>
-              <w:start w:w="120" w:type="dxa"/>
-              <w:bottom w:w="80" w:type="dxa"/>
-              <w:end w:w="120" w:type="dxa"/>
-            </w:tcMar>
             <w:vAlign w:val="center"/>
+            <w:tcW w:w="4320" w:type="dxa"/>
           </w:tcPr>
           <w:p>
             <w:pPr>
-              <w:keepNext w:val="0"/>
-              <w:spacing w:before="0" w:after="0" w:line="300" w:lineRule="auto"/>
+              <w:spacing w:before="0" w:after="0" w:line="264" w:lineRule="auto"/>
+              <w:jc w:val="left"/>
             </w:pPr>
             <w:r>
               <w:rPr>
                 <w:rFonts w:ascii="Microsoft YaHei" w:hAnsi="Microsoft YaHei" w:eastAsia="Microsoft YaHei"/>
-                <w:b/>
-                <w:i w:val="0"/>
-                <w:color w:val="1F2937"/>
-                <w:sz w:val="19"/>
-              </w:rPr>
-              <w:t>令行禁止</w:t>
-            </w:r>
-            <w:r>
-              <w:br/>
-            </w:r>
-            <w:r>
-              <w:rPr>
-                <w:rFonts w:ascii="Microsoft YaHei" w:hAnsi="Microsoft YaHei" w:eastAsia="Microsoft YaHei"/>
                 <w:b w:val="0"/>
-                <w:i w:val="0"/>
-                <w:color w:val="5B6573"/>
                 <w:sz w:val="17"/>
               </w:rPr>
-              <w:t>被动</w:t>
-            </w:r>
-          </w:p>
-        </w:tc>
-        <w:tc>
-          <w:tcPr>
-            <w:tcW w:type="dxa" w:w="6460"/>
-            <w:tcMar>
-              <w:top w:w="80" w:type="dxa"/>
-              <w:start w:w="120" w:type="dxa"/>
-              <w:bottom w:w="80" w:type="dxa"/>
-              <w:end w:w="120" w:type="dxa"/>
-            </w:tcMar>
-            <w:vAlign w:val="center"/>
-          </w:tcPr>
-          <w:p>
-            <w:pPr>
-              <w:keepNext w:val="0"/>
-              <w:spacing w:before="0" w:after="0" w:line="300" w:lineRule="auto"/>
-            </w:pPr>
-            <w:r>
-              <w:rPr>
-                <w:rFonts w:ascii="Microsoft YaHei" w:hAnsi="Microsoft YaHei" w:eastAsia="Microsoft YaHei"/>
-                <w:b w:val="0"/>
-                <w:i w:val="0"/>
-                <w:color w:val="1F2937"/>
-                <w:sz w:val="18"/>
-              </w:rPr>
-              <w:t>每波首次政令达到 3 层时自动触发：所有我方队长受到伤害 -8%，持续 6 秒；每波 1 次，不因后续政令变化而改变。</w:t>
-            </w:r>
-          </w:p>
-        </w:tc>
-      </w:tr>
-      <w:tr>
-        <w:tc>
-          <w:tcPr>
-            <w:tcW w:type="dxa" w:w="900"/>
-            <w:tcMar>
-              <w:top w:w="80" w:type="dxa"/>
-              <w:start w:w="120" w:type="dxa"/>
-              <w:bottom w:w="80" w:type="dxa"/>
-              <w:end w:w="120" w:type="dxa"/>
-            </w:tcMar>
-            <w:vAlign w:val="center"/>
-          </w:tcPr>
-          <w:p>
-            <w:pPr>
-              <w:keepNext w:val="0"/>
-              <w:spacing w:before="0" w:after="0" w:line="300" w:lineRule="auto"/>
-              <w:jc w:val="center"/>
-            </w:pPr>
-            <w:r>
-              <w:rPr>
-                <w:rFonts w:ascii="Microsoft YaHei" w:hAnsi="Microsoft YaHei" w:eastAsia="Microsoft YaHei"/>
-                <w:b/>
-                <w:i w:val="0"/>
-                <w:color w:val="1F4D78"/>
-                <w:sz w:val="19"/>
-              </w:rPr>
-              <w:t>5 星</w:t>
-            </w:r>
-          </w:p>
-        </w:tc>
-        <w:tc>
-          <w:tcPr>
-            <w:tcW w:type="dxa" w:w="2000"/>
-            <w:tcMar>
-              <w:top w:w="80" w:type="dxa"/>
-              <w:start w:w="120" w:type="dxa"/>
-              <w:bottom w:w="80" w:type="dxa"/>
-              <w:end w:w="120" w:type="dxa"/>
-            </w:tcMar>
-            <w:vAlign w:val="center"/>
-          </w:tcPr>
-          <w:p>
-            <w:pPr>
-              <w:keepNext w:val="0"/>
-              <w:spacing w:before="0" w:after="0" w:line="300" w:lineRule="auto"/>
-            </w:pPr>
-            <w:r>
-              <w:rPr>
-                <w:rFonts w:ascii="Microsoft YaHei" w:hAnsi="Microsoft YaHei" w:eastAsia="Microsoft YaHei"/>
-                <w:b/>
-                <w:i w:val="0"/>
-                <w:color w:val="1F2937"/>
-                <w:sz w:val="19"/>
-              </w:rPr>
-              <w:t>举国同心</w:t>
-            </w:r>
-            <w:r>
-              <w:br/>
-            </w:r>
-            <w:r>
-              <w:rPr>
-                <w:rFonts w:ascii="Microsoft YaHei" w:hAnsi="Microsoft YaHei" w:eastAsia="Microsoft YaHei"/>
-                <w:b w:val="0"/>
-                <w:i w:val="0"/>
-                <w:color w:val="5B6573"/>
-                <w:sz w:val="17"/>
-              </w:rPr>
-              <w:t>主动</w:t>
-            </w:r>
-          </w:p>
-        </w:tc>
-        <w:tc>
-          <w:tcPr>
-            <w:tcW w:type="dxa" w:w="6460"/>
-            <w:tcMar>
-              <w:top w:w="80" w:type="dxa"/>
-              <w:start w:w="120" w:type="dxa"/>
-              <w:bottom w:w="80" w:type="dxa"/>
-              <w:end w:w="120" w:type="dxa"/>
-            </w:tcMar>
-            <w:vAlign w:val="center"/>
-          </w:tcPr>
-          <w:p>
-            <w:pPr>
-              <w:keepNext w:val="0"/>
-              <w:spacing w:before="0" w:after="0" w:line="300" w:lineRule="auto"/>
-            </w:pPr>
-            <w:r>
-              <w:rPr>
-                <w:rFonts w:ascii="Microsoft YaHei" w:hAnsi="Microsoft YaHei" w:eastAsia="Microsoft YaHei"/>
-                <w:b w:val="0"/>
-                <w:i w:val="0"/>
-                <w:color w:val="1F2937"/>
-                <w:sz w:val="18"/>
-              </w:rPr>
-              <w:t>政令拥有 3 层且存在敌方队长或精英时自动释放。消耗全部政令；所有我方队长攻击 +15%，并清除各自 1 个普通减益，持续 7 秒；CD = 15 秒。</w:t>
-            </w:r>
-          </w:p>
-        </w:tc>
-      </w:tr>
-      <w:tr>
-        <w:tc>
-          <w:tcPr>
-            <w:tcW w:type="dxa" w:w="900"/>
-            <w:tcMar>
-              <w:top w:w="80" w:type="dxa"/>
-              <w:start w:w="120" w:type="dxa"/>
-              <w:bottom w:w="80" w:type="dxa"/>
-              <w:end w:w="120" w:type="dxa"/>
-            </w:tcMar>
-            <w:vAlign w:val="center"/>
-          </w:tcPr>
-          <w:p>
-            <w:pPr>
-              <w:keepNext w:val="0"/>
-              <w:spacing w:before="0" w:after="0" w:line="300" w:lineRule="auto"/>
-              <w:jc w:val="center"/>
-            </w:pPr>
-            <w:r>
-              <w:rPr>
-                <w:rFonts w:ascii="Microsoft YaHei" w:hAnsi="Microsoft YaHei" w:eastAsia="Microsoft YaHei"/>
-                <w:b/>
-                <w:i w:val="0"/>
-                <w:color w:val="1F4D78"/>
-                <w:sz w:val="19"/>
-              </w:rPr>
-              <w:t>6 星</w:t>
-            </w:r>
-          </w:p>
-        </w:tc>
-        <w:tc>
-          <w:tcPr>
-            <w:tcW w:type="dxa" w:w="2000"/>
-            <w:tcMar>
-              <w:top w:w="80" w:type="dxa"/>
-              <w:start w:w="120" w:type="dxa"/>
-              <w:bottom w:w="80" w:type="dxa"/>
-              <w:end w:w="120" w:type="dxa"/>
-            </w:tcMar>
-            <w:vAlign w:val="center"/>
-          </w:tcPr>
-          <w:p>
-            <w:pPr>
-              <w:keepNext w:val="0"/>
-              <w:spacing w:before="0" w:after="0" w:line="300" w:lineRule="auto"/>
-            </w:pPr>
-            <w:r>
-              <w:rPr>
-                <w:rFonts w:ascii="Microsoft YaHei" w:hAnsi="Microsoft YaHei" w:eastAsia="Microsoft YaHei"/>
-                <w:b/>
-                <w:i w:val="0"/>
-                <w:color w:val="1F2937"/>
-                <w:sz w:val="19"/>
-              </w:rPr>
-              <w:t>荐贤辅弼</w:t>
-            </w:r>
-            <w:r>
-              <w:br/>
-            </w:r>
-            <w:r>
-              <w:rPr>
-                <w:rFonts w:ascii="Microsoft YaHei" w:hAnsi="Microsoft YaHei" w:eastAsia="Microsoft YaHei"/>
-                <w:b w:val="0"/>
-                <w:i w:val="0"/>
-                <w:color w:val="5B6573"/>
-                <w:sz w:val="17"/>
-              </w:rPr>
-              <w:t>被动</w:t>
-            </w:r>
-          </w:p>
-        </w:tc>
-        <w:tc>
-          <w:tcPr>
-            <w:tcW w:type="dxa" w:w="6460"/>
-            <w:tcMar>
-              <w:top w:w="80" w:type="dxa"/>
-              <w:start w:w="120" w:type="dxa"/>
-              <w:bottom w:w="80" w:type="dxa"/>
-              <w:end w:w="120" w:type="dxa"/>
-            </w:tcMar>
-            <w:vAlign w:val="center"/>
-          </w:tcPr>
-          <w:p>
-            <w:pPr>
-              <w:keepNext w:val="0"/>
-              <w:spacing w:before="0" w:after="0" w:line="300" w:lineRule="auto"/>
-            </w:pPr>
-            <w:r>
-              <w:rPr>
-                <w:rFonts w:ascii="Microsoft YaHei" w:hAnsi="Microsoft YaHei" w:eastAsia="Microsoft YaHei"/>
-                <w:b w:val="0"/>
-                <w:i w:val="0"/>
-                <w:color w:val="1F2937"/>
-                <w:sz w:val="18"/>
-              </w:rPr>
-              <w:t>每次荀彧使用“举国同心”消耗 3 层政令后触发：所有我方小兵攻击速度 +15%，对敌方队长或精英造成伤害 +10%，持续 6 秒；不改变小兵目标。</w:t>
+              <w:t>消耗 3 层政令后，所有小兵攻速 +15%，对队长/精英伤害 +10%，持续 6 秒。</w:t>
             </w:r>
           </w:p>
         </w:tc>
@@ -5016,6 +5906,7 @@
         <w:gridCol w:w="900"/>
         <w:gridCol w:w="2000"/>
         <w:gridCol w:w="6460"/>
+        <w:gridCol w:w="4320"/>
       </w:tblGrid>
       <w:tr>
         <w:trPr>
@@ -5023,7 +5914,67 @@
         </w:trPr>
         <w:tc>
           <w:tcPr>
-            <w:tcW w:type="dxa" w:w="900"/>
+            <w:tcW w:type="dxa" w:w="864"/>
+            <w:shd w:fill="E8EEF5"/>
+            <w:tcMar>
+              <w:top w:w="80" w:type="dxa"/>
+              <w:start w:w="120" w:type="dxa"/>
+              <w:bottom w:w="80" w:type="dxa"/>
+              <w:end w:w="120" w:type="dxa"/>
+            </w:tcMar>
+            <w:vAlign w:val="center"/>
+          </w:tcPr>
+          <w:p>
+            <w:pPr>
+              <w:keepNext w:val="0"/>
+              <w:spacing w:before="0" w:after="0" w:line="264" w:lineRule="auto"/>
+              <w:jc w:val="center"/>
+            </w:pPr>
+            <w:r>
+              <w:rPr>
+                <w:rFonts w:ascii="Microsoft YaHei" w:hAnsi="Microsoft YaHei" w:eastAsia="Microsoft YaHei"/>
+                <w:b w:val="0"/>
+                <w:i w:val="0"/>
+                <w:color w:val="1F4D78"/>
+                <w:sz w:val="17"/>
+              </w:rPr>
+              <w:t>星级</w:t>
+            </w:r>
+          </w:p>
+        </w:tc>
+        <w:tc>
+          <w:tcPr>
+            <w:tcW w:type="dxa" w:w="1872"/>
+            <w:shd w:fill="E8EEF5"/>
+            <w:tcMar>
+              <w:top w:w="80" w:type="dxa"/>
+              <w:start w:w="120" w:type="dxa"/>
+              <w:bottom w:w="80" w:type="dxa"/>
+              <w:end w:w="120" w:type="dxa"/>
+            </w:tcMar>
+            <w:vAlign w:val="center"/>
+          </w:tcPr>
+          <w:p>
+            <w:pPr>
+              <w:keepNext w:val="0"/>
+              <w:spacing w:before="0" w:after="0" w:line="264" w:lineRule="auto"/>
+              <w:jc w:val="center"/>
+            </w:pPr>
+            <w:r>
+              <w:rPr>
+                <w:rFonts w:ascii="Microsoft YaHei" w:hAnsi="Microsoft YaHei" w:eastAsia="Microsoft YaHei"/>
+                <w:b/>
+                <w:i w:val="0"/>
+                <w:color w:val="1F4D78"/>
+                <w:sz w:val="17"/>
+              </w:rPr>
+              <w:t>技能</w:t>
+            </w:r>
+          </w:p>
+        </w:tc>
+        <w:tc>
+          <w:tcPr>
+            <w:tcW w:type="dxa" w:w="4320"/>
             <w:shd w:fill="E8EEF5"/>
             <w:tcMar>
               <w:top w:w="80" w:type="dxa"/>
@@ -5047,14 +5998,36 @@
                 <w:color w:val="1F4D78"/>
                 <w:sz w:val="19"/>
               </w:rPr>
-              <w:t>星级</w:t>
+              <w:t>正式效果与自动规则</w:t>
             </w:r>
           </w:p>
         </w:tc>
         <w:tc>
           <w:tcPr>
-            <w:tcW w:type="dxa" w:w="2000"/>
-            <w:shd w:fill="E8EEF5"/>
+            <w:shd w:fill="D9EAF7"/>
+            <w:vAlign w:val="center"/>
+            <w:tcW w:w="4320" w:type="dxa"/>
+          </w:tcPr>
+          <w:p>
+            <w:pPr>
+              <w:spacing w:before="0" w:after="0" w:line="264" w:lineRule="auto"/>
+              <w:jc w:val="left"/>
+            </w:pPr>
+            <w:r>
+              <w:rPr>
+                <w:rFonts w:ascii="Microsoft YaHei" w:hAnsi="Microsoft YaHei" w:eastAsia="Microsoft YaHei"/>
+                <w:b w:val="0"/>
+                <w:sz w:val="17"/>
+              </w:rPr>
+              <w:t>游戏内描述建议</w:t>
+            </w:r>
+          </w:p>
+        </w:tc>
+      </w:tr>
+      <w:tr>
+        <w:tc>
+          <w:tcPr>
+            <w:tcW w:type="dxa" w:w="864"/>
             <w:tcMar>
               <w:top w:w="80" w:type="dxa"/>
               <w:start w:w="120" w:type="dxa"/>
@@ -5066,25 +6039,24 @@
           <w:p>
             <w:pPr>
               <w:keepNext w:val="0"/>
-              <w:spacing w:before="0" w:after="0" w:line="300" w:lineRule="auto"/>
+              <w:spacing w:before="0" w:after="0" w:line="264" w:lineRule="auto"/>
               <w:jc w:val="center"/>
             </w:pPr>
             <w:r>
               <w:rPr>
                 <w:rFonts w:ascii="Microsoft YaHei" w:hAnsi="Microsoft YaHei" w:eastAsia="Microsoft YaHei"/>
-                <w:b/>
+                <w:b w:val="0"/>
                 <w:i w:val="0"/>
                 <w:color w:val="1F4D78"/>
-                <w:sz w:val="19"/>
-              </w:rPr>
-              <w:t>技能</w:t>
+                <w:sz w:val="17"/>
+              </w:rPr>
+              <w:t>1 星</w:t>
             </w:r>
           </w:p>
         </w:tc>
         <w:tc>
           <w:tcPr>
-            <w:tcW w:type="dxa" w:w="6460"/>
-            <w:shd w:fill="E8EEF5"/>
+            <w:tcW w:type="dxa" w:w="1872"/>
             <w:tcMar>
               <w:top w:w="80" w:type="dxa"/>
               <w:start w:w="120" w:type="dxa"/>
@@ -5096,7 +6068,7 @@
           <w:p>
             <w:pPr>
               <w:keepNext w:val="0"/>
-              <w:spacing w:before="0" w:after="0" w:line="300" w:lineRule="auto"/>
+              <w:spacing w:before="0" w:after="0" w:line="264" w:lineRule="auto"/>
               <w:jc w:val="center"/>
             </w:pPr>
             <w:r>
@@ -5104,47 +6076,34 @@
                 <w:rFonts w:ascii="Microsoft YaHei" w:hAnsi="Microsoft YaHei" w:eastAsia="Microsoft YaHei"/>
                 <w:b/>
                 <w:i w:val="0"/>
-                <w:color w:val="1F4D78"/>
-                <w:sz w:val="19"/>
-              </w:rPr>
-              <w:t>正式效果与自动规则</w:t>
-            </w:r>
-          </w:p>
-        </w:tc>
-      </w:tr>
-      <w:tr>
-        <w:tc>
-          <w:tcPr>
-            <w:tcW w:type="dxa" w:w="900"/>
-            <w:tcMar>
-              <w:top w:w="80" w:type="dxa"/>
-              <w:start w:w="120" w:type="dxa"/>
-              <w:bottom w:w="80" w:type="dxa"/>
-              <w:end w:w="120" w:type="dxa"/>
-            </w:tcMar>
-            <w:vAlign w:val="center"/>
-          </w:tcPr>
-          <w:p>
-            <w:pPr>
-              <w:keepNext w:val="0"/>
-              <w:spacing w:before="0" w:after="0" w:line="300" w:lineRule="auto"/>
-              <w:jc w:val="center"/>
-            </w:pPr>
+                <w:color w:val="1F2937"/>
+                <w:sz w:val="17"/>
+              </w:rPr>
+              <w:t>双戟请战</w:t>
+            </w:r>
+            <w:r>
+              <w:rPr>
+                <w:rFonts w:ascii="Microsoft YaHei" w:hAnsi="Microsoft YaHei" w:eastAsia="Microsoft YaHei"/>
+                <w:b/>
+                <w:sz w:val="17"/>
+              </w:rPr>
+              <w:br/>
+            </w:r>
             <w:r>
               <w:rPr>
                 <w:rFonts w:ascii="Microsoft YaHei" w:hAnsi="Microsoft YaHei" w:eastAsia="Microsoft YaHei"/>
                 <w:b/>
                 <w:i w:val="0"/>
-                <w:color w:val="1F4D78"/>
-                <w:sz w:val="19"/>
-              </w:rPr>
-              <w:t>1 星</w:t>
+                <w:color w:val="5B6573"/>
+                <w:sz w:val="17"/>
+              </w:rPr>
+              <w:t>主动</w:t>
             </w:r>
           </w:p>
         </w:tc>
         <w:tc>
           <w:tcPr>
-            <w:tcW w:type="dxa" w:w="2000"/>
+            <w:tcW w:type="dxa" w:w="4320"/>
             <w:tcMar>
               <w:top w:w="80" w:type="dxa"/>
               <w:start w:w="120" w:type="dxa"/>
@@ -5161,31 +6120,116 @@
             <w:r>
               <w:rPr>
                 <w:rFonts w:ascii="Microsoft YaHei" w:hAnsi="Microsoft YaHei" w:eastAsia="Microsoft YaHei"/>
-                <w:b/>
+                <w:b w:val="0"/>
                 <w:i w:val="0"/>
                 <w:color w:val="1F2937"/>
-                <w:sz w:val="19"/>
-              </w:rPr>
-              <w:t>双戟请战</w:t>
-            </w:r>
-            <w:r>
-              <w:br/>
-            </w:r>
-            <w:r>
-              <w:rPr>
-                <w:rFonts w:ascii="Microsoft YaHei" w:hAnsi="Microsoft YaHei" w:eastAsia="Microsoft YaHei"/>
-                <w:b w:val="0"/>
-                <w:i w:val="0"/>
-                <w:color w:val="5B6573"/>
-                <w:sz w:val="17"/>
-              </w:rPr>
-              <w:t>主动</w:t>
+                <w:sz w:val="18"/>
+              </w:rPr>
+              <w:t>自动选择攻击范围内生命比例最低的敌方队长或精英；不存在时攻击当前目标。造成 190% 攻击物理伤害；CD = 8 秒。</w:t>
             </w:r>
           </w:p>
         </w:tc>
         <w:tc>
           <w:tcPr>
-            <w:tcW w:type="dxa" w:w="6460"/>
+            <w:vAlign w:val="center"/>
+            <w:tcW w:w="4320" w:type="dxa"/>
+          </w:tcPr>
+          <w:p>
+            <w:pPr>
+              <w:spacing w:before="0" w:after="0" w:line="264" w:lineRule="auto"/>
+              <w:jc w:val="left"/>
+            </w:pPr>
+            <w:r>
+              <w:rPr>
+                <w:rFonts w:ascii="Microsoft YaHei" w:hAnsi="Microsoft YaHei" w:eastAsia="Microsoft YaHei"/>
+                <w:b w:val="0"/>
+                <w:sz w:val="17"/>
+              </w:rPr>
+              <w:t>攻击范围内低血队长/精英，造成 190% 物理伤害。</w:t>
+            </w:r>
+          </w:p>
+        </w:tc>
+      </w:tr>
+      <w:tr>
+        <w:tc>
+          <w:tcPr>
+            <w:tcW w:type="dxa" w:w="864"/>
+            <w:tcMar>
+              <w:top w:w="80" w:type="dxa"/>
+              <w:start w:w="120" w:type="dxa"/>
+              <w:bottom w:w="80" w:type="dxa"/>
+              <w:end w:w="120" w:type="dxa"/>
+            </w:tcMar>
+            <w:vAlign w:val="center"/>
+          </w:tcPr>
+          <w:p>
+            <w:pPr>
+              <w:keepNext w:val="0"/>
+              <w:spacing w:before="0" w:after="0" w:line="264" w:lineRule="auto"/>
+              <w:jc w:val="center"/>
+            </w:pPr>
+            <w:r>
+              <w:rPr>
+                <w:rFonts w:ascii="Microsoft YaHei" w:hAnsi="Microsoft YaHei" w:eastAsia="Microsoft YaHei"/>
+                <w:b w:val="0"/>
+                <w:i w:val="0"/>
+                <w:color w:val="1F4D78"/>
+                <w:sz w:val="17"/>
+              </w:rPr>
+              <w:t>2 星</w:t>
+            </w:r>
+          </w:p>
+        </w:tc>
+        <w:tc>
+          <w:tcPr>
+            <w:tcW w:type="dxa" w:w="1872"/>
+            <w:tcMar>
+              <w:top w:w="80" w:type="dxa"/>
+              <w:start w:w="120" w:type="dxa"/>
+              <w:bottom w:w="80" w:type="dxa"/>
+              <w:end w:w="120" w:type="dxa"/>
+            </w:tcMar>
+            <w:vAlign w:val="center"/>
+          </w:tcPr>
+          <w:p>
+            <w:pPr>
+              <w:keepNext w:val="0"/>
+              <w:spacing w:before="0" w:after="0" w:line="264" w:lineRule="auto"/>
+              <w:jc w:val="center"/>
+            </w:pPr>
+            <w:r>
+              <w:rPr>
+                <w:rFonts w:ascii="Microsoft YaHei" w:hAnsi="Microsoft YaHei" w:eastAsia="Microsoft YaHei"/>
+                <w:b/>
+                <w:i w:val="0"/>
+                <w:color w:val="1F2937"/>
+                <w:sz w:val="17"/>
+              </w:rPr>
+              <w:t>信义赴约</w:t>
+            </w:r>
+            <w:r>
+              <w:rPr>
+                <w:rFonts w:ascii="Microsoft YaHei" w:hAnsi="Microsoft YaHei" w:eastAsia="Microsoft YaHei"/>
+                <w:b/>
+                <w:sz w:val="17"/>
+              </w:rPr>
+              <w:br/>
+            </w:r>
+            <w:r>
+              <w:rPr>
+                <w:rFonts w:ascii="Microsoft YaHei" w:hAnsi="Microsoft YaHei" w:eastAsia="Microsoft YaHei"/>
+                <w:b/>
+                <w:i w:val="0"/>
+                <w:color w:val="5B6573"/>
+                <w:sz w:val="17"/>
+              </w:rPr>
+              <w:t>被动</w:t>
+            </w:r>
+          </w:p>
+        </w:tc>
+        <w:tc>
+          <w:tcPr>
+            <w:tcW w:type="dxa" w:w="4320"/>
             <w:tcMar>
               <w:top w:w="80" w:type="dxa"/>
               <w:start w:w="120" w:type="dxa"/>
@@ -5207,7 +6251,27 @@
                 <w:color w:val="1F2937"/>
                 <w:sz w:val="18"/>
               </w:rPr>
-              <w:t>自动选择攻击范围内生命比例最低的敌方队长或精英；不存在时攻击当前目标。造成 190% 攻击物理伤害；CD = 8 秒。</w:t>
+              <w:t>启用战书：主动以敌方队长或精英为主目标时施加，持续 8 秒、重复刷新；仅维持 1 个目标；转移、目标死亡或波次结束时清除；范围附带命中不改变战书。对战书目标普攻与主动伤害 +12%。战前侧翼时，攻击速度 +10%、受到远程伤害 -8%。</w:t>
+            </w:r>
+          </w:p>
+        </w:tc>
+        <w:tc>
+          <w:tcPr>
+            <w:vAlign w:val="center"/>
+            <w:tcW w:w="4320" w:type="dxa"/>
+          </w:tcPr>
+          <w:p>
+            <w:pPr>
+              <w:spacing w:before="0" w:after="0" w:line="264" w:lineRule="auto"/>
+              <w:jc w:val="left"/>
+            </w:pPr>
+            <w:r>
+              <w:rPr>
+                <w:rFonts w:ascii="Microsoft YaHei" w:hAnsi="Microsoft YaHei" w:eastAsia="Microsoft YaHei"/>
+                <w:b w:val="0"/>
+                <w:sz w:val="17"/>
+              </w:rPr>
+              <w:t>启用战书：主动命中队长/精英时施加；太史慈对战书目标伤害 +12%；侧翼时攻速 +10%、远程受伤 -8%。</w:t>
             </w:r>
           </w:p>
         </w:tc>
@@ -5215,7 +6279,7 @@
       <w:tr>
         <w:tc>
           <w:tcPr>
-            <w:tcW w:type="dxa" w:w="900"/>
+            <w:tcW w:type="dxa" w:w="864"/>
             <w:tcMar>
               <w:top w:w="80" w:type="dxa"/>
               <w:start w:w="120" w:type="dxa"/>
@@ -5227,24 +6291,71 @@
           <w:p>
             <w:pPr>
               <w:keepNext w:val="0"/>
-              <w:spacing w:before="0" w:after="0" w:line="300" w:lineRule="auto"/>
+              <w:spacing w:before="0" w:after="0" w:line="264" w:lineRule="auto"/>
               <w:jc w:val="center"/>
             </w:pPr>
             <w:r>
               <w:rPr>
                 <w:rFonts w:ascii="Microsoft YaHei" w:hAnsi="Microsoft YaHei" w:eastAsia="Microsoft YaHei"/>
-                <w:b/>
+                <w:b w:val="0"/>
                 <w:i w:val="0"/>
                 <w:color w:val="1F4D78"/>
-                <w:sz w:val="19"/>
-              </w:rPr>
-              <w:t>2 星</w:t>
+                <w:sz w:val="17"/>
+              </w:rPr>
+              <w:t>3 星</w:t>
             </w:r>
           </w:p>
         </w:tc>
         <w:tc>
           <w:tcPr>
-            <w:tcW w:type="dxa" w:w="2000"/>
+            <w:tcW w:type="dxa" w:w="1872"/>
+            <w:tcMar>
+              <w:top w:w="80" w:type="dxa"/>
+              <w:start w:w="120" w:type="dxa"/>
+              <w:bottom w:w="80" w:type="dxa"/>
+              <w:end w:w="120" w:type="dxa"/>
+            </w:tcMar>
+            <w:vAlign w:val="center"/>
+          </w:tcPr>
+          <w:p>
+            <w:pPr>
+              <w:keepNext w:val="0"/>
+              <w:spacing w:before="0" w:after="0" w:line="264" w:lineRule="auto"/>
+              <w:jc w:val="center"/>
+            </w:pPr>
+            <w:r>
+              <w:rPr>
+                <w:rFonts w:ascii="Microsoft YaHei" w:hAnsi="Microsoft YaHei" w:eastAsia="Microsoft YaHei"/>
+                <w:b/>
+                <w:i w:val="0"/>
+                <w:color w:val="1F2937"/>
+                <w:sz w:val="17"/>
+              </w:rPr>
+              <w:t>交锋破甲</w:t>
+            </w:r>
+            <w:r>
+              <w:rPr>
+                <w:rFonts w:ascii="Microsoft YaHei" w:hAnsi="Microsoft YaHei" w:eastAsia="Microsoft YaHei"/>
+                <w:b/>
+                <w:sz w:val="17"/>
+              </w:rPr>
+              <w:br/>
+            </w:r>
+            <w:r>
+              <w:rPr>
+                <w:rFonts w:ascii="Microsoft YaHei" w:hAnsi="Microsoft YaHei" w:eastAsia="Microsoft YaHei"/>
+                <w:b/>
+                <w:i w:val="0"/>
+                <w:color w:val="5B6573"/>
+                <w:sz w:val="17"/>
+              </w:rPr>
+              <w:t>主动</w:t>
+            </w:r>
+          </w:p>
+        </w:tc>
+        <w:tc>
+          <w:tcPr>
+            <w:tcW w:type="dxa" w:w="4320"/>
             <w:tcMar>
               <w:top w:w="80" w:type="dxa"/>
               <w:start w:w="120" w:type="dxa"/>
@@ -5261,31 +6372,116 @@
             <w:r>
               <w:rPr>
                 <w:rFonts w:ascii="Microsoft YaHei" w:hAnsi="Microsoft YaHei" w:eastAsia="Microsoft YaHei"/>
-                <w:b/>
+                <w:b w:val="0"/>
                 <w:i w:val="0"/>
                 <w:color w:val="1F2937"/>
-                <w:sz w:val="19"/>
-              </w:rPr>
-              <w:t>信义赴约</w:t>
-            </w:r>
-            <w:r>
-              <w:br/>
-            </w:r>
-            <w:r>
-              <w:rPr>
-                <w:rFonts w:ascii="Microsoft YaHei" w:hAnsi="Microsoft YaHei" w:eastAsia="Microsoft YaHei"/>
-                <w:b w:val="0"/>
-                <w:i w:val="0"/>
-                <w:color w:val="5B6573"/>
-                <w:sz w:val="17"/>
-              </w:rPr>
-              <w:t>被动</w:t>
+                <w:sz w:val="18"/>
+              </w:rPr>
+              <w:t>战书目标存在时自动释放。对其造成 170% 攻击物理伤害，物理防御 -12，持续 5 秒，并刷新战书；CD = 11 秒。</w:t>
             </w:r>
           </w:p>
         </w:tc>
         <w:tc>
           <w:tcPr>
-            <w:tcW w:type="dxa" w:w="6460"/>
+            <w:vAlign w:val="center"/>
+            <w:tcW w:w="4320" w:type="dxa"/>
+          </w:tcPr>
+          <w:p>
+            <w:pPr>
+              <w:spacing w:before="0" w:after="0" w:line="264" w:lineRule="auto"/>
+              <w:jc w:val="left"/>
+            </w:pPr>
+            <w:r>
+              <w:rPr>
+                <w:rFonts w:ascii="Microsoft YaHei" w:hAnsi="Microsoft YaHei" w:eastAsia="Microsoft YaHei"/>
+                <w:b w:val="0"/>
+                <w:sz w:val="17"/>
+              </w:rPr>
+              <w:t>攻击战书目标，造成 170% 物理伤害，物理防御 -12，持续 5 秒，并刷新战书。</w:t>
+            </w:r>
+          </w:p>
+        </w:tc>
+      </w:tr>
+      <w:tr>
+        <w:tc>
+          <w:tcPr>
+            <w:tcW w:type="dxa" w:w="864"/>
+            <w:tcMar>
+              <w:top w:w="80" w:type="dxa"/>
+              <w:start w:w="120" w:type="dxa"/>
+              <w:bottom w:w="80" w:type="dxa"/>
+              <w:end w:w="120" w:type="dxa"/>
+            </w:tcMar>
+            <w:vAlign w:val="center"/>
+          </w:tcPr>
+          <w:p>
+            <w:pPr>
+              <w:keepNext w:val="0"/>
+              <w:spacing w:before="0" w:after="0" w:line="264" w:lineRule="auto"/>
+              <w:jc w:val="center"/>
+            </w:pPr>
+            <w:r>
+              <w:rPr>
+                <w:rFonts w:ascii="Microsoft YaHei" w:hAnsi="Microsoft YaHei" w:eastAsia="Microsoft YaHei"/>
+                <w:b w:val="0"/>
+                <w:i w:val="0"/>
+                <w:color w:val="1F4D78"/>
+                <w:sz w:val="17"/>
+              </w:rPr>
+              <w:t>4 星</w:t>
+            </w:r>
+          </w:p>
+        </w:tc>
+        <w:tc>
+          <w:tcPr>
+            <w:tcW w:type="dxa" w:w="1872"/>
+            <w:tcMar>
+              <w:top w:w="80" w:type="dxa"/>
+              <w:start w:w="120" w:type="dxa"/>
+              <w:bottom w:w="80" w:type="dxa"/>
+              <w:end w:w="120" w:type="dxa"/>
+            </w:tcMar>
+            <w:vAlign w:val="center"/>
+          </w:tcPr>
+          <w:p>
+            <w:pPr>
+              <w:keepNext w:val="0"/>
+              <w:spacing w:before="0" w:after="0" w:line="264" w:lineRule="auto"/>
+              <w:jc w:val="center"/>
+            </w:pPr>
+            <w:r>
+              <w:rPr>
+                <w:rFonts w:ascii="Microsoft YaHei" w:hAnsi="Microsoft YaHei" w:eastAsia="Microsoft YaHei"/>
+                <w:b/>
+                <w:i w:val="0"/>
+                <w:color w:val="1F2937"/>
+                <w:sz w:val="17"/>
+              </w:rPr>
+              <w:t>援军同击</w:t>
+            </w:r>
+            <w:r>
+              <w:rPr>
+                <w:rFonts w:ascii="Microsoft YaHei" w:hAnsi="Microsoft YaHei" w:eastAsia="Microsoft YaHei"/>
+                <w:b/>
+                <w:sz w:val="17"/>
+              </w:rPr>
+              <w:br/>
+            </w:r>
+            <w:r>
+              <w:rPr>
+                <w:rFonts w:ascii="Microsoft YaHei" w:hAnsi="Microsoft YaHei" w:eastAsia="Microsoft YaHei"/>
+                <w:b/>
+                <w:i w:val="0"/>
+                <w:color w:val="5B6573"/>
+                <w:sz w:val="17"/>
+              </w:rPr>
+              <w:t>被动</w:t>
+            </w:r>
+          </w:p>
+        </w:tc>
+        <w:tc>
+          <w:tcPr>
+            <w:tcW w:type="dxa" w:w="4320"/>
             <w:tcMar>
               <w:top w:w="80" w:type="dxa"/>
               <w:start w:w="120" w:type="dxa"/>
@@ -5307,7 +6503,27 @@
                 <w:color w:val="1F2937"/>
                 <w:sz w:val="18"/>
               </w:rPr>
-              <w:t>启用战书：主动以敌方队长或精英为主目标时施加，持续 8 秒、重复刷新；仅维持 1 个目标；转移、目标死亡或波次结束时清除；范围附带命中不改变战书。对战书目标普攻与主动伤害 +12%。战前侧翼时，攻击速度 +10%、受到远程伤害 -8%。</w:t>
+              <w:t>每次对新的敌方队长或精英首次施加战书时，目标获得“合击”：本队近战小兵对其自然攻击伤害 +15%，持续 6 秒。同一目标每波 1 次；“合击”不因战书消耗或转移而提前消失。</w:t>
+            </w:r>
+          </w:p>
+        </w:tc>
+        <w:tc>
+          <w:tcPr>
+            <w:vAlign w:val="center"/>
+            <w:tcW w:w="4320" w:type="dxa"/>
+          </w:tcPr>
+          <w:p>
+            <w:pPr>
+              <w:spacing w:before="0" w:after="0" w:line="264" w:lineRule="auto"/>
+              <w:jc w:val="left"/>
+            </w:pPr>
+            <w:r>
+              <w:rPr>
+                <w:rFonts w:ascii="Microsoft YaHei" w:hAnsi="Microsoft YaHei" w:eastAsia="Microsoft YaHei"/>
+                <w:b w:val="0"/>
+                <w:sz w:val="17"/>
+              </w:rPr>
+              <w:t>首次对队长/精英施加战书时，本队近战兵对其伤害 +15%，持续 6 秒。</w:t>
             </w:r>
           </w:p>
         </w:tc>
@@ -5315,7 +6531,7 @@
       <w:tr>
         <w:tc>
           <w:tcPr>
-            <w:tcW w:type="dxa" w:w="900"/>
+            <w:tcW w:type="dxa" w:w="864"/>
             <w:tcMar>
               <w:top w:w="80" w:type="dxa"/>
               <w:start w:w="120" w:type="dxa"/>
@@ -5327,24 +6543,71 @@
           <w:p>
             <w:pPr>
               <w:keepNext w:val="0"/>
-              <w:spacing w:before="0" w:after="0" w:line="300" w:lineRule="auto"/>
+              <w:spacing w:before="0" w:after="0" w:line="264" w:lineRule="auto"/>
               <w:jc w:val="center"/>
             </w:pPr>
             <w:r>
               <w:rPr>
                 <w:rFonts w:ascii="Microsoft YaHei" w:hAnsi="Microsoft YaHei" w:eastAsia="Microsoft YaHei"/>
-                <w:b/>
+                <w:b w:val="0"/>
                 <w:i w:val="0"/>
                 <w:color w:val="1F4D78"/>
-                <w:sz w:val="19"/>
-              </w:rPr>
-              <w:t>3 星</w:t>
+                <w:sz w:val="17"/>
+              </w:rPr>
+              <w:t>5 星</w:t>
             </w:r>
           </w:p>
         </w:tc>
         <w:tc>
           <w:tcPr>
-            <w:tcW w:type="dxa" w:w="2000"/>
+            <w:tcW w:type="dxa" w:w="1872"/>
+            <w:tcMar>
+              <w:top w:w="80" w:type="dxa"/>
+              <w:start w:w="120" w:type="dxa"/>
+              <w:bottom w:w="80" w:type="dxa"/>
+              <w:end w:w="120" w:type="dxa"/>
+            </w:tcMar>
+            <w:vAlign w:val="center"/>
+          </w:tcPr>
+          <w:p>
+            <w:pPr>
+              <w:keepNext w:val="0"/>
+              <w:spacing w:before="0" w:after="0" w:line="264" w:lineRule="auto"/>
+              <w:jc w:val="center"/>
+            </w:pPr>
+            <w:r>
+              <w:rPr>
+                <w:rFonts w:ascii="Microsoft YaHei" w:hAnsi="Microsoft YaHei" w:eastAsia="Microsoft YaHei"/>
+                <w:b/>
+                <w:i w:val="0"/>
+                <w:color w:val="1F2937"/>
+                <w:sz w:val="17"/>
+              </w:rPr>
+              <w:t>弑将决胜</w:t>
+            </w:r>
+            <w:r>
+              <w:rPr>
+                <w:rFonts w:ascii="Microsoft YaHei" w:hAnsi="Microsoft YaHei" w:eastAsia="Microsoft YaHei"/>
+                <w:b/>
+                <w:sz w:val="17"/>
+              </w:rPr>
+              <w:br/>
+            </w:r>
+            <w:r>
+              <w:rPr>
+                <w:rFonts w:ascii="Microsoft YaHei" w:hAnsi="Microsoft YaHei" w:eastAsia="Microsoft YaHei"/>
+                <w:b/>
+                <w:i w:val="0"/>
+                <w:color w:val="5B6573"/>
+                <w:sz w:val="17"/>
+              </w:rPr>
+              <w:t>主动</w:t>
+            </w:r>
+          </w:p>
+        </w:tc>
+        <w:tc>
+          <w:tcPr>
+            <w:tcW w:type="dxa" w:w="4320"/>
             <w:tcMar>
               <w:top w:w="80" w:type="dxa"/>
               <w:start w:w="120" w:type="dxa"/>
@@ -5361,31 +6624,116 @@
             <w:r>
               <w:rPr>
                 <w:rFonts w:ascii="Microsoft YaHei" w:hAnsi="Microsoft YaHei" w:eastAsia="Microsoft YaHei"/>
-                <w:b/>
+                <w:b w:val="0"/>
                 <w:i w:val="0"/>
                 <w:color w:val="1F2937"/>
-                <w:sz w:val="19"/>
-              </w:rPr>
-              <w:t>交锋破甲</w:t>
-            </w:r>
-            <w:r>
-              <w:br/>
-            </w:r>
-            <w:r>
-              <w:rPr>
-                <w:rFonts w:ascii="Microsoft YaHei" w:hAnsi="Microsoft YaHei" w:eastAsia="Microsoft YaHei"/>
-                <w:b w:val="0"/>
-                <w:i w:val="0"/>
-                <w:color w:val="5B6573"/>
-                <w:sz w:val="17"/>
-              </w:rPr>
-              <w:t>主动</w:t>
+                <w:sz w:val="18"/>
+              </w:rPr>
+              <w:t>战书目标生命低于 50% 时自动释放。造成 300% 攻击物理伤害；目标生命低于 40% 时额外造成 110% 攻击物理伤害；随后消耗战书；CD = 15 秒。</w:t>
             </w:r>
           </w:p>
         </w:tc>
         <w:tc>
           <w:tcPr>
-            <w:tcW w:type="dxa" w:w="6460"/>
+            <w:vAlign w:val="center"/>
+            <w:tcW w:w="4320" w:type="dxa"/>
+          </w:tcPr>
+          <w:p>
+            <w:pPr>
+              <w:spacing w:before="0" w:after="0" w:line="264" w:lineRule="auto"/>
+              <w:jc w:val="left"/>
+            </w:pPr>
+            <w:r>
+              <w:rPr>
+                <w:rFonts w:ascii="Microsoft YaHei" w:hAnsi="Microsoft YaHei" w:eastAsia="Microsoft YaHei"/>
+                <w:b w:val="0"/>
+                <w:sz w:val="17"/>
+              </w:rPr>
+              <w:t>战书目标低于 50% 生命时造成 300% 物理伤害；低于 40% 时额外造成 110%。</w:t>
+            </w:r>
+          </w:p>
+        </w:tc>
+      </w:tr>
+      <w:tr>
+        <w:tc>
+          <w:tcPr>
+            <w:tcW w:type="dxa" w:w="864"/>
+            <w:tcMar>
+              <w:top w:w="80" w:type="dxa"/>
+              <w:start w:w="120" w:type="dxa"/>
+              <w:bottom w:w="80" w:type="dxa"/>
+              <w:end w:w="120" w:type="dxa"/>
+            </w:tcMar>
+            <w:vAlign w:val="center"/>
+          </w:tcPr>
+          <w:p>
+            <w:pPr>
+              <w:keepNext w:val="0"/>
+              <w:spacing w:before="0" w:after="0" w:line="264" w:lineRule="auto"/>
+              <w:jc w:val="center"/>
+            </w:pPr>
+            <w:r>
+              <w:rPr>
+                <w:rFonts w:ascii="Microsoft YaHei" w:hAnsi="Microsoft YaHei" w:eastAsia="Microsoft YaHei"/>
+                <w:b w:val="0"/>
+                <w:i w:val="0"/>
+                <w:color w:val="1F4D78"/>
+                <w:sz w:val="17"/>
+              </w:rPr>
+              <w:t>6 星</w:t>
+            </w:r>
+          </w:p>
+        </w:tc>
+        <w:tc>
+          <w:tcPr>
+            <w:tcW w:type="dxa" w:w="1872"/>
+            <w:tcMar>
+              <w:top w:w="80" w:type="dxa"/>
+              <w:start w:w="120" w:type="dxa"/>
+              <w:bottom w:w="80" w:type="dxa"/>
+              <w:end w:w="120" w:type="dxa"/>
+            </w:tcMar>
+            <w:vAlign w:val="center"/>
+          </w:tcPr>
+          <w:p>
+            <w:pPr>
+              <w:keepNext w:val="0"/>
+              <w:spacing w:before="0" w:after="0" w:line="264" w:lineRule="auto"/>
+              <w:jc w:val="center"/>
+            </w:pPr>
+            <w:r>
+              <w:rPr>
+                <w:rFonts w:ascii="Microsoft YaHei" w:hAnsi="Microsoft YaHei" w:eastAsia="Microsoft YaHei"/>
+                <w:b/>
+                <w:i w:val="0"/>
+                <w:color w:val="1F2937"/>
+                <w:sz w:val="17"/>
+              </w:rPr>
+              <w:t>信义死斗</w:t>
+            </w:r>
+            <w:r>
+              <w:rPr>
+                <w:rFonts w:ascii="Microsoft YaHei" w:hAnsi="Microsoft YaHei" w:eastAsia="Microsoft YaHei"/>
+                <w:b/>
+                <w:sz w:val="17"/>
+              </w:rPr>
+              <w:br/>
+            </w:r>
+            <w:r>
+              <w:rPr>
+                <w:rFonts w:ascii="Microsoft YaHei" w:hAnsi="Microsoft YaHei" w:eastAsia="Microsoft YaHei"/>
+                <w:b/>
+                <w:i w:val="0"/>
+                <w:color w:val="5B6573"/>
+                <w:sz w:val="17"/>
+              </w:rPr>
+              <w:t>被动</w:t>
+            </w:r>
+          </w:p>
+        </w:tc>
+        <w:tc>
+          <w:tcPr>
+            <w:tcW w:type="dxa" w:w="4320"/>
             <w:tcMar>
               <w:top w:w="80" w:type="dxa"/>
               <w:start w:w="120" w:type="dxa"/>
@@ -5407,307 +6755,27 @@
                 <w:color w:val="1F2937"/>
                 <w:sz w:val="18"/>
               </w:rPr>
-              <w:t>战书目标存在时自动释放。对其造成 170% 攻击物理伤害，物理防御 -12，持续 5 秒，并刷新战书；CD = 11 秒。</w:t>
-            </w:r>
-          </w:p>
-        </w:tc>
-      </w:tr>
-      <w:tr>
-        <w:tc>
-          <w:tcPr>
-            <w:tcW w:type="dxa" w:w="900"/>
-            <w:tcMar>
-              <w:top w:w="80" w:type="dxa"/>
-              <w:start w:w="120" w:type="dxa"/>
-              <w:bottom w:w="80" w:type="dxa"/>
-              <w:end w:w="120" w:type="dxa"/>
-            </w:tcMar>
-            <w:vAlign w:val="center"/>
-          </w:tcPr>
-          <w:p>
-            <w:pPr>
-              <w:keepNext w:val="0"/>
-              <w:spacing w:before="0" w:after="0" w:line="300" w:lineRule="auto"/>
-              <w:jc w:val="center"/>
-            </w:pPr>
-            <w:r>
-              <w:rPr>
-                <w:rFonts w:ascii="Microsoft YaHei" w:hAnsi="Microsoft YaHei" w:eastAsia="Microsoft YaHei"/>
-                <w:b/>
-                <w:i w:val="0"/>
-                <w:color w:val="1F4D78"/>
-                <w:sz w:val="19"/>
-              </w:rPr>
-              <w:t>4 星</w:t>
+              <w:t>对同一名敌方队长或精英维持战书连续 6 秒时自动触发：清除太史慈自身 1 个普通减益，攻击 +15%、受到伤害 -12%，持续 6 秒。同一战书目标每波 1 次；战书转移、清除或目标死亡时连续时间重置。</w:t>
             </w:r>
           </w:p>
         </w:tc>
         <w:tc>
           <w:tcPr>
-            <w:tcW w:type="dxa" w:w="2000"/>
-            <w:tcMar>
-              <w:top w:w="80" w:type="dxa"/>
-              <w:start w:w="120" w:type="dxa"/>
-              <w:bottom w:w="80" w:type="dxa"/>
-              <w:end w:w="120" w:type="dxa"/>
-            </w:tcMar>
             <w:vAlign w:val="center"/>
+            <w:tcW w:w="4320" w:type="dxa"/>
           </w:tcPr>
           <w:p>
             <w:pPr>
-              <w:keepNext w:val="0"/>
-              <w:spacing w:before="0" w:after="0" w:line="300" w:lineRule="auto"/>
+              <w:spacing w:before="0" w:after="0" w:line="264" w:lineRule="auto"/>
+              <w:jc w:val="left"/>
             </w:pPr>
             <w:r>
               <w:rPr>
                 <w:rFonts w:ascii="Microsoft YaHei" w:hAnsi="Microsoft YaHei" w:eastAsia="Microsoft YaHei"/>
-                <w:b/>
-                <w:i w:val="0"/>
-                <w:color w:val="1F2937"/>
-                <w:sz w:val="19"/>
-              </w:rPr>
-              <w:t>援军同击</w:t>
-            </w:r>
-            <w:r>
-              <w:br/>
-            </w:r>
-            <w:r>
-              <w:rPr>
-                <w:rFonts w:ascii="Microsoft YaHei" w:hAnsi="Microsoft YaHei" w:eastAsia="Microsoft YaHei"/>
                 <w:b w:val="0"/>
-                <w:i w:val="0"/>
-                <w:color w:val="5B6573"/>
                 <w:sz w:val="17"/>
               </w:rPr>
-              <w:t>被动</w:t>
-            </w:r>
-          </w:p>
-        </w:tc>
-        <w:tc>
-          <w:tcPr>
-            <w:tcW w:type="dxa" w:w="6460"/>
-            <w:tcMar>
-              <w:top w:w="80" w:type="dxa"/>
-              <w:start w:w="120" w:type="dxa"/>
-              <w:bottom w:w="80" w:type="dxa"/>
-              <w:end w:w="120" w:type="dxa"/>
-            </w:tcMar>
-            <w:vAlign w:val="center"/>
-          </w:tcPr>
-          <w:p>
-            <w:pPr>
-              <w:keepNext w:val="0"/>
-              <w:spacing w:before="0" w:after="0" w:line="300" w:lineRule="auto"/>
-            </w:pPr>
-            <w:r>
-              <w:rPr>
-                <w:rFonts w:ascii="Microsoft YaHei" w:hAnsi="Microsoft YaHei" w:eastAsia="Microsoft YaHei"/>
-                <w:b w:val="0"/>
-                <w:i w:val="0"/>
-                <w:color w:val="1F2937"/>
-                <w:sz w:val="18"/>
-              </w:rPr>
-              <w:t>每次对新的敌方队长或精英首次施加战书时，目标获得“合击”：本队近战小兵对其自然攻击伤害 +15%，持续 6 秒。同一目标每波 1 次；“合击”不因战书消耗或转移而提前消失。</w:t>
-            </w:r>
-          </w:p>
-        </w:tc>
-      </w:tr>
-      <w:tr>
-        <w:tc>
-          <w:tcPr>
-            <w:tcW w:type="dxa" w:w="900"/>
-            <w:tcMar>
-              <w:top w:w="80" w:type="dxa"/>
-              <w:start w:w="120" w:type="dxa"/>
-              <w:bottom w:w="80" w:type="dxa"/>
-              <w:end w:w="120" w:type="dxa"/>
-            </w:tcMar>
-            <w:vAlign w:val="center"/>
-          </w:tcPr>
-          <w:p>
-            <w:pPr>
-              <w:keepNext w:val="0"/>
-              <w:spacing w:before="0" w:after="0" w:line="300" w:lineRule="auto"/>
-              <w:jc w:val="center"/>
-            </w:pPr>
-            <w:r>
-              <w:rPr>
-                <w:rFonts w:ascii="Microsoft YaHei" w:hAnsi="Microsoft YaHei" w:eastAsia="Microsoft YaHei"/>
-                <w:b/>
-                <w:i w:val="0"/>
-                <w:color w:val="1F4D78"/>
-                <w:sz w:val="19"/>
-              </w:rPr>
-              <w:t>5 星</w:t>
-            </w:r>
-          </w:p>
-        </w:tc>
-        <w:tc>
-          <w:tcPr>
-            <w:tcW w:type="dxa" w:w="2000"/>
-            <w:tcMar>
-              <w:top w:w="80" w:type="dxa"/>
-              <w:start w:w="120" w:type="dxa"/>
-              <w:bottom w:w="80" w:type="dxa"/>
-              <w:end w:w="120" w:type="dxa"/>
-            </w:tcMar>
-            <w:vAlign w:val="center"/>
-          </w:tcPr>
-          <w:p>
-            <w:pPr>
-              <w:keepNext w:val="0"/>
-              <w:spacing w:before="0" w:after="0" w:line="300" w:lineRule="auto"/>
-            </w:pPr>
-            <w:r>
-              <w:rPr>
-                <w:rFonts w:ascii="Microsoft YaHei" w:hAnsi="Microsoft YaHei" w:eastAsia="Microsoft YaHei"/>
-                <w:b/>
-                <w:i w:val="0"/>
-                <w:color w:val="1F2937"/>
-                <w:sz w:val="19"/>
-              </w:rPr>
-              <w:t>弑将决胜</w:t>
-            </w:r>
-            <w:r>
-              <w:br/>
-            </w:r>
-            <w:r>
-              <w:rPr>
-                <w:rFonts w:ascii="Microsoft YaHei" w:hAnsi="Microsoft YaHei" w:eastAsia="Microsoft YaHei"/>
-                <w:b w:val="0"/>
-                <w:i w:val="0"/>
-                <w:color w:val="5B6573"/>
-                <w:sz w:val="17"/>
-              </w:rPr>
-              <w:t>主动</w:t>
-            </w:r>
-          </w:p>
-        </w:tc>
-        <w:tc>
-          <w:tcPr>
-            <w:tcW w:type="dxa" w:w="6460"/>
-            <w:tcMar>
-              <w:top w:w="80" w:type="dxa"/>
-              <w:start w:w="120" w:type="dxa"/>
-              <w:bottom w:w="80" w:type="dxa"/>
-              <w:end w:w="120" w:type="dxa"/>
-            </w:tcMar>
-            <w:vAlign w:val="center"/>
-          </w:tcPr>
-          <w:p>
-            <w:pPr>
-              <w:keepNext w:val="0"/>
-              <w:spacing w:before="0" w:after="0" w:line="300" w:lineRule="auto"/>
-            </w:pPr>
-            <w:r>
-              <w:rPr>
-                <w:rFonts w:ascii="Microsoft YaHei" w:hAnsi="Microsoft YaHei" w:eastAsia="Microsoft YaHei"/>
-                <w:b w:val="0"/>
-                <w:i w:val="0"/>
-                <w:color w:val="1F2937"/>
-                <w:sz w:val="18"/>
-              </w:rPr>
-              <w:t>战书目标生命低于 50% 时自动释放。造成 300% 攻击物理伤害；目标生命低于 40% 时额外造成 110% 攻击物理伤害；随后消耗战书；CD = 15 秒。</w:t>
-            </w:r>
-          </w:p>
-        </w:tc>
-      </w:tr>
-      <w:tr>
-        <w:tc>
-          <w:tcPr>
-            <w:tcW w:type="dxa" w:w="900"/>
-            <w:tcMar>
-              <w:top w:w="80" w:type="dxa"/>
-              <w:start w:w="120" w:type="dxa"/>
-              <w:bottom w:w="80" w:type="dxa"/>
-              <w:end w:w="120" w:type="dxa"/>
-            </w:tcMar>
-            <w:vAlign w:val="center"/>
-          </w:tcPr>
-          <w:p>
-            <w:pPr>
-              <w:keepNext w:val="0"/>
-              <w:spacing w:before="0" w:after="0" w:line="300" w:lineRule="auto"/>
-              <w:jc w:val="center"/>
-            </w:pPr>
-            <w:r>
-              <w:rPr>
-                <w:rFonts w:ascii="Microsoft YaHei" w:hAnsi="Microsoft YaHei" w:eastAsia="Microsoft YaHei"/>
-                <w:b/>
-                <w:i w:val="0"/>
-                <w:color w:val="1F4D78"/>
-                <w:sz w:val="19"/>
-              </w:rPr>
-              <w:t>6 星</w:t>
-            </w:r>
-          </w:p>
-        </w:tc>
-        <w:tc>
-          <w:tcPr>
-            <w:tcW w:type="dxa" w:w="2000"/>
-            <w:tcMar>
-              <w:top w:w="80" w:type="dxa"/>
-              <w:start w:w="120" w:type="dxa"/>
-              <w:bottom w:w="80" w:type="dxa"/>
-              <w:end w:w="120" w:type="dxa"/>
-            </w:tcMar>
-            <w:vAlign w:val="center"/>
-          </w:tcPr>
-          <w:p>
-            <w:pPr>
-              <w:keepNext w:val="0"/>
-              <w:spacing w:before="0" w:after="0" w:line="300" w:lineRule="auto"/>
-            </w:pPr>
-            <w:r>
-              <w:rPr>
-                <w:rFonts w:ascii="Microsoft YaHei" w:hAnsi="Microsoft YaHei" w:eastAsia="Microsoft YaHei"/>
-                <w:b/>
-                <w:i w:val="0"/>
-                <w:color w:val="1F2937"/>
-                <w:sz w:val="19"/>
-              </w:rPr>
-              <w:t>信义死斗</w:t>
-            </w:r>
-            <w:r>
-              <w:br/>
-            </w:r>
-            <w:r>
-              <w:rPr>
-                <w:rFonts w:ascii="Microsoft YaHei" w:hAnsi="Microsoft YaHei" w:eastAsia="Microsoft YaHei"/>
-                <w:b w:val="0"/>
-                <w:i w:val="0"/>
-                <w:color w:val="5B6573"/>
-                <w:sz w:val="17"/>
-              </w:rPr>
-              <w:t>被动</w:t>
-            </w:r>
-          </w:p>
-        </w:tc>
-        <w:tc>
-          <w:tcPr>
-            <w:tcW w:type="dxa" w:w="6460"/>
-            <w:tcMar>
-              <w:top w:w="80" w:type="dxa"/>
-              <w:start w:w="120" w:type="dxa"/>
-              <w:bottom w:w="80" w:type="dxa"/>
-              <w:end w:w="120" w:type="dxa"/>
-            </w:tcMar>
-            <w:vAlign w:val="center"/>
-          </w:tcPr>
-          <w:p>
-            <w:pPr>
-              <w:keepNext w:val="0"/>
-              <w:spacing w:before="0" w:after="0" w:line="300" w:lineRule="auto"/>
-            </w:pPr>
-            <w:r>
-              <w:rPr>
-                <w:rFonts w:ascii="Microsoft YaHei" w:hAnsi="Microsoft YaHei" w:eastAsia="Microsoft YaHei"/>
-                <w:b w:val="0"/>
-                <w:i w:val="0"/>
-                <w:color w:val="1F2937"/>
-                <w:sz w:val="18"/>
-              </w:rPr>
-              <w:t>对同一名敌方队长或精英维持战书连续 6 秒时自动触发：清除太史慈自身 1 个普通减益，攻击 +15%、受到伤害 -12%，持续 6 秒。同一战书目标每波 1 次；战书转移、清除或目标死亡时连续时间重置。</w:t>
+              <w:t>对同一目标维持战书 6 秒后，清除 1 个减益，攻击 +15%、受伤 -12%，持续 6 秒。</w:t>
             </w:r>
           </w:p>
         </w:tc>
@@ -5882,6 +6950,7 @@
         <w:gridCol w:w="900"/>
         <w:gridCol w:w="2000"/>
         <w:gridCol w:w="6460"/>
+        <w:gridCol w:w="4320"/>
       </w:tblGrid>
       <w:tr>
         <w:trPr>
@@ -5889,7 +6958,67 @@
         </w:trPr>
         <w:tc>
           <w:tcPr>
-            <w:tcW w:type="dxa" w:w="900"/>
+            <w:tcW w:type="dxa" w:w="864"/>
+            <w:shd w:fill="E8EEF5"/>
+            <w:tcMar>
+              <w:top w:w="80" w:type="dxa"/>
+              <w:start w:w="120" w:type="dxa"/>
+              <w:bottom w:w="80" w:type="dxa"/>
+              <w:end w:w="120" w:type="dxa"/>
+            </w:tcMar>
+            <w:vAlign w:val="center"/>
+          </w:tcPr>
+          <w:p>
+            <w:pPr>
+              <w:keepNext w:val="0"/>
+              <w:spacing w:before="0" w:after="0" w:line="264" w:lineRule="auto"/>
+              <w:jc w:val="center"/>
+            </w:pPr>
+            <w:r>
+              <w:rPr>
+                <w:rFonts w:ascii="Microsoft YaHei" w:hAnsi="Microsoft YaHei" w:eastAsia="Microsoft YaHei"/>
+                <w:b w:val="0"/>
+                <w:i w:val="0"/>
+                <w:color w:val="1F4D78"/>
+                <w:sz w:val="17"/>
+              </w:rPr>
+              <w:t>星级</w:t>
+            </w:r>
+          </w:p>
+        </w:tc>
+        <w:tc>
+          <w:tcPr>
+            <w:tcW w:type="dxa" w:w="1872"/>
+            <w:shd w:fill="E8EEF5"/>
+            <w:tcMar>
+              <w:top w:w="80" w:type="dxa"/>
+              <w:start w:w="120" w:type="dxa"/>
+              <w:bottom w:w="80" w:type="dxa"/>
+              <w:end w:w="120" w:type="dxa"/>
+            </w:tcMar>
+            <w:vAlign w:val="center"/>
+          </w:tcPr>
+          <w:p>
+            <w:pPr>
+              <w:keepNext w:val="0"/>
+              <w:spacing w:before="0" w:after="0" w:line="264" w:lineRule="auto"/>
+              <w:jc w:val="center"/>
+            </w:pPr>
+            <w:r>
+              <w:rPr>
+                <w:rFonts w:ascii="Microsoft YaHei" w:hAnsi="Microsoft YaHei" w:eastAsia="Microsoft YaHei"/>
+                <w:b/>
+                <w:i w:val="0"/>
+                <w:color w:val="1F4D78"/>
+                <w:sz w:val="17"/>
+              </w:rPr>
+              <w:t>技能</w:t>
+            </w:r>
+          </w:p>
+        </w:tc>
+        <w:tc>
+          <w:tcPr>
+            <w:tcW w:type="dxa" w:w="4320"/>
             <w:shd w:fill="E8EEF5"/>
             <w:tcMar>
               <w:top w:w="80" w:type="dxa"/>
@@ -5913,14 +7042,36 @@
                 <w:color w:val="1F4D78"/>
                 <w:sz w:val="19"/>
               </w:rPr>
-              <w:t>星级</w:t>
+              <w:t>正式效果与自动规则</w:t>
             </w:r>
           </w:p>
         </w:tc>
         <w:tc>
           <w:tcPr>
-            <w:tcW w:type="dxa" w:w="2000"/>
-            <w:shd w:fill="E8EEF5"/>
+            <w:shd w:fill="D9EAF7"/>
+            <w:vAlign w:val="center"/>
+            <w:tcW w:w="4320" w:type="dxa"/>
+          </w:tcPr>
+          <w:p>
+            <w:pPr>
+              <w:spacing w:before="0" w:after="0" w:line="264" w:lineRule="auto"/>
+              <w:jc w:val="left"/>
+            </w:pPr>
+            <w:r>
+              <w:rPr>
+                <w:rFonts w:ascii="Microsoft YaHei" w:hAnsi="Microsoft YaHei" w:eastAsia="Microsoft YaHei"/>
+                <w:b w:val="0"/>
+                <w:sz w:val="17"/>
+              </w:rPr>
+              <w:t>游戏内描述建议</w:t>
+            </w:r>
+          </w:p>
+        </w:tc>
+      </w:tr>
+      <w:tr>
+        <w:tc>
+          <w:tcPr>
+            <w:tcW w:type="dxa" w:w="864"/>
             <w:tcMar>
               <w:top w:w="80" w:type="dxa"/>
               <w:start w:w="120" w:type="dxa"/>
@@ -5932,25 +7083,24 @@
           <w:p>
             <w:pPr>
               <w:keepNext w:val="0"/>
-              <w:spacing w:before="0" w:after="0" w:line="300" w:lineRule="auto"/>
+              <w:spacing w:before="0" w:after="0" w:line="264" w:lineRule="auto"/>
               <w:jc w:val="center"/>
             </w:pPr>
             <w:r>
               <w:rPr>
                 <w:rFonts w:ascii="Microsoft YaHei" w:hAnsi="Microsoft YaHei" w:eastAsia="Microsoft YaHei"/>
-                <w:b/>
+                <w:b w:val="0"/>
                 <w:i w:val="0"/>
                 <w:color w:val="1F4D78"/>
-                <w:sz w:val="19"/>
-              </w:rPr>
-              <w:t>技能</w:t>
+                <w:sz w:val="17"/>
+              </w:rPr>
+              <w:t>1 星</w:t>
             </w:r>
           </w:p>
         </w:tc>
         <w:tc>
           <w:tcPr>
-            <w:tcW w:type="dxa" w:w="6460"/>
-            <w:shd w:fill="E8EEF5"/>
+            <w:tcW w:type="dxa" w:w="1872"/>
             <w:tcMar>
               <w:top w:w="80" w:type="dxa"/>
               <w:start w:w="120" w:type="dxa"/>
@@ -5962,7 +7112,7 @@
           <w:p>
             <w:pPr>
               <w:keepNext w:val="0"/>
-              <w:spacing w:before="0" w:after="0" w:line="300" w:lineRule="auto"/>
+              <w:spacing w:before="0" w:after="0" w:line="264" w:lineRule="auto"/>
               <w:jc w:val="center"/>
             </w:pPr>
             <w:r>
@@ -5970,47 +7120,34 @@
                 <w:rFonts w:ascii="Microsoft YaHei" w:hAnsi="Microsoft YaHei" w:eastAsia="Microsoft YaHei"/>
                 <w:b/>
                 <w:i w:val="0"/>
-                <w:color w:val="1F4D78"/>
-                <w:sz w:val="19"/>
-              </w:rPr>
-              <w:t>正式效果与自动规则</w:t>
-            </w:r>
-          </w:p>
-        </w:tc>
-      </w:tr>
-      <w:tr>
-        <w:tc>
-          <w:tcPr>
-            <w:tcW w:type="dxa" w:w="900"/>
-            <w:tcMar>
-              <w:top w:w="80" w:type="dxa"/>
-              <w:start w:w="120" w:type="dxa"/>
-              <w:bottom w:w="80" w:type="dxa"/>
-              <w:end w:w="120" w:type="dxa"/>
-            </w:tcMar>
-            <w:vAlign w:val="center"/>
-          </w:tcPr>
-          <w:p>
-            <w:pPr>
-              <w:keepNext w:val="0"/>
-              <w:spacing w:before="0" w:after="0" w:line="300" w:lineRule="auto"/>
-              <w:jc w:val="center"/>
-            </w:pPr>
+                <w:color w:val="1F2937"/>
+                <w:sz w:val="17"/>
+              </w:rPr>
+              <w:t>流星飞剑</w:t>
+            </w:r>
+            <w:r>
+              <w:rPr>
+                <w:rFonts w:ascii="Microsoft YaHei" w:hAnsi="Microsoft YaHei" w:eastAsia="Microsoft YaHei"/>
+                <w:b/>
+                <w:sz w:val="17"/>
+              </w:rPr>
+              <w:br/>
+            </w:r>
             <w:r>
               <w:rPr>
                 <w:rFonts w:ascii="Microsoft YaHei" w:hAnsi="Microsoft YaHei" w:eastAsia="Microsoft YaHei"/>
                 <w:b/>
                 <w:i w:val="0"/>
-                <w:color w:val="1F4D78"/>
-                <w:sz w:val="19"/>
-              </w:rPr>
-              <w:t>1 星</w:t>
+                <w:color w:val="5B6573"/>
+                <w:sz w:val="17"/>
+              </w:rPr>
+              <w:t>主动</w:t>
             </w:r>
           </w:p>
         </w:tc>
         <w:tc>
           <w:tcPr>
-            <w:tcW w:type="dxa" w:w="2000"/>
+            <w:tcW w:type="dxa" w:w="4320"/>
             <w:tcMar>
               <w:top w:w="80" w:type="dxa"/>
               <w:start w:w="120" w:type="dxa"/>
@@ -6027,31 +7164,116 @@
             <w:r>
               <w:rPr>
                 <w:rFonts w:ascii="Microsoft YaHei" w:hAnsi="Microsoft YaHei" w:eastAsia="Microsoft YaHei"/>
-                <w:b/>
+                <w:b w:val="0"/>
                 <w:i w:val="0"/>
                 <w:color w:val="1F2937"/>
-                <w:sz w:val="19"/>
-              </w:rPr>
-              <w:t>流星飞剑</w:t>
-            </w:r>
-            <w:r>
-              <w:br/>
-            </w:r>
-            <w:r>
-              <w:rPr>
-                <w:rFonts w:ascii="Microsoft YaHei" w:hAnsi="Microsoft YaHei" w:eastAsia="Microsoft YaHei"/>
-                <w:b w:val="0"/>
-                <w:i w:val="0"/>
-                <w:color w:val="5B6573"/>
-                <w:sz w:val="17"/>
-              </w:rPr>
-              <w:t>主动</w:t>
+                <w:sz w:val="18"/>
+              </w:rPr>
+              <w:t>自动对当前目标造成 180% 攻击物理伤害；CD = 8 秒。</w:t>
             </w:r>
           </w:p>
         </w:tc>
         <w:tc>
           <w:tcPr>
-            <w:tcW w:type="dxa" w:w="6460"/>
+            <w:vAlign w:val="center"/>
+            <w:tcW w:w="4320" w:type="dxa"/>
+          </w:tcPr>
+          <w:p>
+            <w:pPr>
+              <w:spacing w:before="0" w:after="0" w:line="264" w:lineRule="auto"/>
+              <w:jc w:val="left"/>
+            </w:pPr>
+            <w:r>
+              <w:rPr>
+                <w:rFonts w:ascii="Microsoft YaHei" w:hAnsi="Microsoft YaHei" w:eastAsia="Microsoft YaHei"/>
+                <w:b w:val="0"/>
+                <w:sz w:val="17"/>
+              </w:rPr>
+              <w:t>对当前目标造成 180% 物理伤害。</w:t>
+            </w:r>
+          </w:p>
+        </w:tc>
+      </w:tr>
+      <w:tr>
+        <w:tc>
+          <w:tcPr>
+            <w:tcW w:type="dxa" w:w="864"/>
+            <w:tcMar>
+              <w:top w:w="80" w:type="dxa"/>
+              <w:start w:w="120" w:type="dxa"/>
+              <w:bottom w:w="80" w:type="dxa"/>
+              <w:end w:w="120" w:type="dxa"/>
+            </w:tcMar>
+            <w:vAlign w:val="center"/>
+          </w:tcPr>
+          <w:p>
+            <w:pPr>
+              <w:keepNext w:val="0"/>
+              <w:spacing w:before="0" w:after="0" w:line="264" w:lineRule="auto"/>
+              <w:jc w:val="center"/>
+            </w:pPr>
+            <w:r>
+              <w:rPr>
+                <w:rFonts w:ascii="Microsoft YaHei" w:hAnsi="Microsoft YaHei" w:eastAsia="Microsoft YaHei"/>
+                <w:b w:val="0"/>
+                <w:i w:val="0"/>
+                <w:color w:val="1F4D78"/>
+                <w:sz w:val="17"/>
+              </w:rPr>
+              <w:t>2 星</w:t>
+            </w:r>
+          </w:p>
+        </w:tc>
+        <w:tc>
+          <w:tcPr>
+            <w:tcW w:type="dxa" w:w="1872"/>
+            <w:tcMar>
+              <w:top w:w="80" w:type="dxa"/>
+              <w:start w:w="120" w:type="dxa"/>
+              <w:bottom w:w="80" w:type="dxa"/>
+              <w:end w:w="120" w:type="dxa"/>
+            </w:tcMar>
+            <w:vAlign w:val="center"/>
+          </w:tcPr>
+          <w:p>
+            <w:pPr>
+              <w:keepNext w:val="0"/>
+              <w:spacing w:before="0" w:after="0" w:line="264" w:lineRule="auto"/>
+              <w:jc w:val="center"/>
+            </w:pPr>
+            <w:r>
+              <w:rPr>
+                <w:rFonts w:ascii="Microsoft YaHei" w:hAnsi="Microsoft YaHei" w:eastAsia="Microsoft YaHei"/>
+                <w:b/>
+                <w:i w:val="0"/>
+                <w:color w:val="1F2937"/>
+                <w:sz w:val="17"/>
+              </w:rPr>
+              <w:t>三才御剑</w:t>
+            </w:r>
+            <w:r>
+              <w:rPr>
+                <w:rFonts w:ascii="Microsoft YaHei" w:hAnsi="Microsoft YaHei" w:eastAsia="Microsoft YaHei"/>
+                <w:b/>
+                <w:sz w:val="17"/>
+              </w:rPr>
+              <w:br/>
+            </w:r>
+            <w:r>
+              <w:rPr>
+                <w:rFonts w:ascii="Microsoft YaHei" w:hAnsi="Microsoft YaHei" w:eastAsia="Microsoft YaHei"/>
+                <w:b/>
+                <w:i w:val="0"/>
+                <w:color w:val="5B6573"/>
+                <w:sz w:val="17"/>
+              </w:rPr>
+              <w:t>被动</w:t>
+            </w:r>
+          </w:p>
+        </w:tc>
+        <w:tc>
+          <w:tcPr>
+            <w:tcW w:type="dxa" w:w="4320"/>
             <w:tcMar>
               <w:top w:w="80" w:type="dxa"/>
               <w:start w:w="120" w:type="dxa"/>
@@ -6073,7 +7295,27 @@
                 <w:color w:val="1F2937"/>
                 <w:sz w:val="18"/>
               </w:rPr>
-              <w:t>自动对当前目标造成 180% 攻击物理伤害；CD = 8 秒。</w:t>
+              <w:t>启用三才游剑：每波开始拥有 3 柄待命游剑；飞剑普攻命中时，若有待命游剑则向目标派出 1 柄，每 1.5 秒最多 1 柄；场上最多 3 柄悬剑，同一目标可同时悬停多柄；悬剑持续 6 秒，持续结束、目标死亡或被技能召回时回到待命。战前后排时，受到远程伤害 -12%。</w:t>
+            </w:r>
+          </w:p>
+        </w:tc>
+        <w:tc>
+          <w:tcPr>
+            <w:vAlign w:val="center"/>
+            <w:tcW w:w="4320" w:type="dxa"/>
+          </w:tcPr>
+          <w:p>
+            <w:pPr>
+              <w:spacing w:before="0" w:after="0" w:line="264" w:lineRule="auto"/>
+              <w:jc w:val="left"/>
+            </w:pPr>
+            <w:r>
+              <w:rPr>
+                <w:rFonts w:ascii="Microsoft YaHei" w:hAnsi="Microsoft YaHei" w:eastAsia="Microsoft YaHei"/>
+                <w:b w:val="0"/>
+                <w:sz w:val="17"/>
+              </w:rPr>
+              <w:t>启用三才游剑：最多 3 柄悬剑；后排时远程受伤 -12%。</w:t>
             </w:r>
           </w:p>
         </w:tc>
@@ -6081,7 +7323,7 @@
       <w:tr>
         <w:tc>
           <w:tcPr>
-            <w:tcW w:type="dxa" w:w="900"/>
+            <w:tcW w:type="dxa" w:w="864"/>
             <w:tcMar>
               <w:top w:w="80" w:type="dxa"/>
               <w:start w:w="120" w:type="dxa"/>
@@ -6093,24 +7335,71 @@
           <w:p>
             <w:pPr>
               <w:keepNext w:val="0"/>
-              <w:spacing w:before="0" w:after="0" w:line="300" w:lineRule="auto"/>
+              <w:spacing w:before="0" w:after="0" w:line="264" w:lineRule="auto"/>
               <w:jc w:val="center"/>
             </w:pPr>
             <w:r>
               <w:rPr>
                 <w:rFonts w:ascii="Microsoft YaHei" w:hAnsi="Microsoft YaHei" w:eastAsia="Microsoft YaHei"/>
-                <w:b/>
+                <w:b w:val="0"/>
                 <w:i w:val="0"/>
                 <w:color w:val="1F4D78"/>
-                <w:sz w:val="19"/>
-              </w:rPr>
-              <w:t>2 星</w:t>
+                <w:sz w:val="17"/>
+              </w:rPr>
+              <w:t>3 星</w:t>
             </w:r>
           </w:p>
         </w:tc>
         <w:tc>
           <w:tcPr>
-            <w:tcW w:type="dxa" w:w="2000"/>
+            <w:tcW w:type="dxa" w:w="1872"/>
+            <w:tcMar>
+              <w:top w:w="80" w:type="dxa"/>
+              <w:start w:w="120" w:type="dxa"/>
+              <w:bottom w:w="80" w:type="dxa"/>
+              <w:end w:w="120" w:type="dxa"/>
+            </w:tcMar>
+            <w:vAlign w:val="center"/>
+          </w:tcPr>
+          <w:p>
+            <w:pPr>
+              <w:keepNext w:val="0"/>
+              <w:spacing w:before="0" w:after="0" w:line="264" w:lineRule="auto"/>
+              <w:jc w:val="center"/>
+            </w:pPr>
+            <w:r>
+              <w:rPr>
+                <w:rFonts w:ascii="Microsoft YaHei" w:hAnsi="Microsoft YaHei" w:eastAsia="Microsoft YaHei"/>
+                <w:b/>
+                <w:i w:val="0"/>
+                <w:color w:val="1F2937"/>
+                <w:sz w:val="17"/>
+              </w:rPr>
+              <w:t>剑影回环</w:t>
+            </w:r>
+            <w:r>
+              <w:rPr>
+                <w:rFonts w:ascii="Microsoft YaHei" w:hAnsi="Microsoft YaHei" w:eastAsia="Microsoft YaHei"/>
+                <w:b/>
+                <w:sz w:val="17"/>
+              </w:rPr>
+              <w:br/>
+            </w:r>
+            <w:r>
+              <w:rPr>
+                <w:rFonts w:ascii="Microsoft YaHei" w:hAnsi="Microsoft YaHei" w:eastAsia="Microsoft YaHei"/>
+                <w:b/>
+                <w:i w:val="0"/>
+                <w:color w:val="5B6573"/>
+                <w:sz w:val="17"/>
+              </w:rPr>
+              <w:t>主动</w:t>
+            </w:r>
+          </w:p>
+        </w:tc>
+        <w:tc>
+          <w:tcPr>
+            <w:tcW w:type="dxa" w:w="4320"/>
             <w:tcMar>
               <w:top w:w="80" w:type="dxa"/>
               <w:start w:w="120" w:type="dxa"/>
@@ -6127,31 +7416,116 @@
             <w:r>
               <w:rPr>
                 <w:rFonts w:ascii="Microsoft YaHei" w:hAnsi="Microsoft YaHei" w:eastAsia="Microsoft YaHei"/>
-                <w:b/>
+                <w:b w:val="0"/>
                 <w:i w:val="0"/>
                 <w:color w:val="1F2937"/>
-                <w:sz w:val="19"/>
-              </w:rPr>
-              <w:t>三才御剑</w:t>
-            </w:r>
-            <w:r>
-              <w:br/>
-            </w:r>
-            <w:r>
-              <w:rPr>
-                <w:rFonts w:ascii="Microsoft YaHei" w:hAnsi="Microsoft YaHei" w:eastAsia="Microsoft YaHei"/>
-                <w:b w:val="0"/>
-                <w:i w:val="0"/>
-                <w:color w:val="5B6573"/>
-                <w:sz w:val="17"/>
-              </w:rPr>
-              <w:t>被动</w:t>
+                <w:sz w:val="18"/>
+              </w:rPr>
+              <w:t>场上至少有 1 柄悬剑时自动释放。每柄悬剑分别对其悬停目标造成 90% 攻击物理伤害；不召回悬剑；CD = 11 秒。</w:t>
             </w:r>
           </w:p>
         </w:tc>
         <w:tc>
           <w:tcPr>
-            <w:tcW w:type="dxa" w:w="6460"/>
+            <w:vAlign w:val="center"/>
+            <w:tcW w:w="4320" w:type="dxa"/>
+          </w:tcPr>
+          <w:p>
+            <w:pPr>
+              <w:spacing w:before="0" w:after="0" w:line="264" w:lineRule="auto"/>
+              <w:jc w:val="left"/>
+            </w:pPr>
+            <w:r>
+              <w:rPr>
+                <w:rFonts w:ascii="Microsoft YaHei" w:hAnsi="Microsoft YaHei" w:eastAsia="Microsoft YaHei"/>
+                <w:b w:val="0"/>
+                <w:sz w:val="17"/>
+              </w:rPr>
+              <w:t>场上有悬剑时，每柄悬剑对其目标造成 90% 物理伤害。</w:t>
+            </w:r>
+          </w:p>
+        </w:tc>
+      </w:tr>
+      <w:tr>
+        <w:tc>
+          <w:tcPr>
+            <w:tcW w:type="dxa" w:w="864"/>
+            <w:tcMar>
+              <w:top w:w="80" w:type="dxa"/>
+              <w:start w:w="120" w:type="dxa"/>
+              <w:bottom w:w="80" w:type="dxa"/>
+              <w:end w:w="120" w:type="dxa"/>
+            </w:tcMar>
+            <w:vAlign w:val="center"/>
+          </w:tcPr>
+          <w:p>
+            <w:pPr>
+              <w:keepNext w:val="0"/>
+              <w:spacing w:before="0" w:after="0" w:line="264" w:lineRule="auto"/>
+              <w:jc w:val="center"/>
+            </w:pPr>
+            <w:r>
+              <w:rPr>
+                <w:rFonts w:ascii="Microsoft YaHei" w:hAnsi="Microsoft YaHei" w:eastAsia="Microsoft YaHei"/>
+                <w:b w:val="0"/>
+                <w:i w:val="0"/>
+                <w:color w:val="1F4D78"/>
+                <w:sz w:val="17"/>
+              </w:rPr>
+              <w:t>4 星</w:t>
+            </w:r>
+          </w:p>
+        </w:tc>
+        <w:tc>
+          <w:tcPr>
+            <w:tcW w:type="dxa" w:w="1872"/>
+            <w:tcMar>
+              <w:top w:w="80" w:type="dxa"/>
+              <w:start w:w="120" w:type="dxa"/>
+              <w:bottom w:w="80" w:type="dxa"/>
+              <w:end w:w="120" w:type="dxa"/>
+            </w:tcMar>
+            <w:vAlign w:val="center"/>
+          </w:tcPr>
+          <w:p>
+            <w:pPr>
+              <w:keepNext w:val="0"/>
+              <w:spacing w:before="0" w:after="0" w:line="264" w:lineRule="auto"/>
+              <w:jc w:val="center"/>
+            </w:pPr>
+            <w:r>
+              <w:rPr>
+                <w:rFonts w:ascii="Microsoft YaHei" w:hAnsi="Microsoft YaHei" w:eastAsia="Microsoft YaHei"/>
+                <w:b/>
+                <w:i w:val="0"/>
+                <w:color w:val="1F2937"/>
+                <w:sz w:val="17"/>
+              </w:rPr>
+              <w:t>双锋裂甲</w:t>
+            </w:r>
+            <w:r>
+              <w:rPr>
+                <w:rFonts w:ascii="Microsoft YaHei" w:hAnsi="Microsoft YaHei" w:eastAsia="Microsoft YaHei"/>
+                <w:b/>
+                <w:sz w:val="17"/>
+              </w:rPr>
+              <w:br/>
+            </w:r>
+            <w:r>
+              <w:rPr>
+                <w:rFonts w:ascii="Microsoft YaHei" w:hAnsi="Microsoft YaHei" w:eastAsia="Microsoft YaHei"/>
+                <w:b/>
+                <w:i w:val="0"/>
+                <w:color w:val="5B6573"/>
+                <w:sz w:val="17"/>
+              </w:rPr>
+              <w:t>被动</w:t>
+            </w:r>
+          </w:p>
+        </w:tc>
+        <w:tc>
+          <w:tcPr>
+            <w:tcW w:type="dxa" w:w="4320"/>
             <w:tcMar>
               <w:top w:w="80" w:type="dxa"/>
               <w:start w:w="120" w:type="dxa"/>
@@ -6173,7 +7547,27 @@
                 <w:color w:val="1F2937"/>
                 <w:sz w:val="18"/>
               </w:rPr>
-              <w:t>启用三才游剑：每波开始拥有 3 柄待命游剑；飞剑普攻命中时，若有待命游剑则向目标派出 1 柄，每 1.5 秒最多 1 柄；场上最多 3 柄悬剑，同一目标可同时悬停多柄；悬剑持续 6 秒，持续结束、目标死亡或被技能召回时回到待命。战前后排时，受到远程伤害 -12%。</w:t>
+              <w:t>每波中，同一敌方单位首次同时被至少 2 柄悬剑悬停时，获得“裂甲”：物理防御 -10，持续 6 秒；不因悬剑返回、召回或数量变化而提前消失；同一目标每波 1 次。</w:t>
+            </w:r>
+          </w:p>
+        </w:tc>
+        <w:tc>
+          <w:tcPr>
+            <w:vAlign w:val="center"/>
+            <w:tcW w:w="4320" w:type="dxa"/>
+          </w:tcPr>
+          <w:p>
+            <w:pPr>
+              <w:spacing w:before="0" w:after="0" w:line="264" w:lineRule="auto"/>
+              <w:jc w:val="left"/>
+            </w:pPr>
+            <w:r>
+              <w:rPr>
+                <w:rFonts w:ascii="Microsoft YaHei" w:hAnsi="Microsoft YaHei" w:eastAsia="Microsoft YaHei"/>
+                <w:b w:val="0"/>
+                <w:sz w:val="17"/>
+              </w:rPr>
+              <w:t>同一敌人首次被至少 2 柄悬剑悬停时，物理防御 -10，持续 6 秒。</w:t>
             </w:r>
           </w:p>
         </w:tc>
@@ -6181,7 +7575,7 @@
       <w:tr>
         <w:tc>
           <w:tcPr>
-            <w:tcW w:type="dxa" w:w="900"/>
+            <w:tcW w:type="dxa" w:w="864"/>
             <w:tcMar>
               <w:top w:w="80" w:type="dxa"/>
               <w:start w:w="120" w:type="dxa"/>
@@ -6193,24 +7587,71 @@
           <w:p>
             <w:pPr>
               <w:keepNext w:val="0"/>
-              <w:spacing w:before="0" w:after="0" w:line="300" w:lineRule="auto"/>
+              <w:spacing w:before="0" w:after="0" w:line="264" w:lineRule="auto"/>
               <w:jc w:val="center"/>
             </w:pPr>
             <w:r>
               <w:rPr>
                 <w:rFonts w:ascii="Microsoft YaHei" w:hAnsi="Microsoft YaHei" w:eastAsia="Microsoft YaHei"/>
-                <w:b/>
+                <w:b w:val="0"/>
                 <w:i w:val="0"/>
                 <w:color w:val="1F4D78"/>
-                <w:sz w:val="19"/>
-              </w:rPr>
-              <w:t>3 星</w:t>
+                <w:sz w:val="17"/>
+              </w:rPr>
+              <w:t>5 星</w:t>
             </w:r>
           </w:p>
         </w:tc>
         <w:tc>
           <w:tcPr>
-            <w:tcW w:type="dxa" w:w="2000"/>
+            <w:tcW w:type="dxa" w:w="1872"/>
+            <w:tcMar>
+              <w:top w:w="80" w:type="dxa"/>
+              <w:start w:w="120" w:type="dxa"/>
+              <w:bottom w:w="80" w:type="dxa"/>
+              <w:end w:w="120" w:type="dxa"/>
+            </w:tcMar>
+            <w:vAlign w:val="center"/>
+          </w:tcPr>
+          <w:p>
+            <w:pPr>
+              <w:keepNext w:val="0"/>
+              <w:spacing w:before="0" w:after="0" w:line="264" w:lineRule="auto"/>
+              <w:jc w:val="center"/>
+            </w:pPr>
+            <w:r>
+              <w:rPr>
+                <w:rFonts w:ascii="Microsoft YaHei" w:hAnsi="Microsoft YaHei" w:eastAsia="Microsoft YaHei"/>
+                <w:b/>
+                <w:i w:val="0"/>
+                <w:color w:val="1F2937"/>
+                <w:sz w:val="17"/>
+              </w:rPr>
+              <w:t>三剑归一</w:t>
+            </w:r>
+            <w:r>
+              <w:rPr>
+                <w:rFonts w:ascii="Microsoft YaHei" w:hAnsi="Microsoft YaHei" w:eastAsia="Microsoft YaHei"/>
+                <w:b/>
+                <w:sz w:val="17"/>
+              </w:rPr>
+              <w:br/>
+            </w:r>
+            <w:r>
+              <w:rPr>
+                <w:rFonts w:ascii="Microsoft YaHei" w:hAnsi="Microsoft YaHei" w:eastAsia="Microsoft YaHei"/>
+                <w:b/>
+                <w:i w:val="0"/>
+                <w:color w:val="5B6573"/>
+                <w:sz w:val="17"/>
+              </w:rPr>
+              <w:t>主动</w:t>
+            </w:r>
+          </w:p>
+        </w:tc>
+        <w:tc>
+          <w:tcPr>
+            <w:tcW w:type="dxa" w:w="4320"/>
             <w:tcMar>
               <w:top w:w="80" w:type="dxa"/>
               <w:start w:w="120" w:type="dxa"/>
@@ -6227,31 +7668,116 @@
             <w:r>
               <w:rPr>
                 <w:rFonts w:ascii="Microsoft YaHei" w:hAnsi="Microsoft YaHei" w:eastAsia="Microsoft YaHei"/>
-                <w:b/>
+                <w:b w:val="0"/>
                 <w:i w:val="0"/>
                 <w:color w:val="1F2937"/>
-                <w:sz w:val="19"/>
-              </w:rPr>
-              <w:t>剑影回环</w:t>
-            </w:r>
-            <w:r>
-              <w:br/>
-            </w:r>
-            <w:r>
-              <w:rPr>
-                <w:rFonts w:ascii="Microsoft YaHei" w:hAnsi="Microsoft YaHei" w:eastAsia="Microsoft YaHei"/>
-                <w:b w:val="0"/>
-                <w:i w:val="0"/>
-                <w:color w:val="5B6573"/>
-                <w:sz w:val="17"/>
-              </w:rPr>
-              <w:t>主动</w:t>
+                <w:sz w:val="18"/>
+              </w:rPr>
+              <w:t>场上 3 柄悬剑全部悬停于同一名敌方队长或精英时自动释放。召回全部悬剑；每柄对该目标造成 125% 攻击物理伤害，合计 375%；CD = 15 秒。</w:t>
             </w:r>
           </w:p>
         </w:tc>
         <w:tc>
           <w:tcPr>
-            <w:tcW w:type="dxa" w:w="6460"/>
+            <w:vAlign w:val="center"/>
+            <w:tcW w:w="4320" w:type="dxa"/>
+          </w:tcPr>
+          <w:p>
+            <w:pPr>
+              <w:spacing w:before="0" w:after="0" w:line="264" w:lineRule="auto"/>
+              <w:jc w:val="left"/>
+            </w:pPr>
+            <w:r>
+              <w:rPr>
+                <w:rFonts w:ascii="Microsoft YaHei" w:hAnsi="Microsoft YaHei" w:eastAsia="Microsoft YaHei"/>
+                <w:b w:val="0"/>
+                <w:sz w:val="17"/>
+              </w:rPr>
+              <w:t>3 柄悬剑集中于同一队长/精英时全部召回，合计造成 375% 物理伤害。</w:t>
+            </w:r>
+          </w:p>
+        </w:tc>
+      </w:tr>
+      <w:tr>
+        <w:tc>
+          <w:tcPr>
+            <w:tcW w:type="dxa" w:w="864"/>
+            <w:tcMar>
+              <w:top w:w="80" w:type="dxa"/>
+              <w:start w:w="120" w:type="dxa"/>
+              <w:bottom w:w="80" w:type="dxa"/>
+              <w:end w:w="120" w:type="dxa"/>
+            </w:tcMar>
+            <w:vAlign w:val="center"/>
+          </w:tcPr>
+          <w:p>
+            <w:pPr>
+              <w:keepNext w:val="0"/>
+              <w:spacing w:before="0" w:after="0" w:line="264" w:lineRule="auto"/>
+              <w:jc w:val="center"/>
+            </w:pPr>
+            <w:r>
+              <w:rPr>
+                <w:rFonts w:ascii="Microsoft YaHei" w:hAnsi="Microsoft YaHei" w:eastAsia="Microsoft YaHei"/>
+                <w:b w:val="0"/>
+                <w:i w:val="0"/>
+                <w:color w:val="1F4D78"/>
+                <w:sz w:val="17"/>
+              </w:rPr>
+              <w:t>6 星</w:t>
+            </w:r>
+          </w:p>
+        </w:tc>
+        <w:tc>
+          <w:tcPr>
+            <w:tcW w:type="dxa" w:w="1872"/>
+            <w:tcMar>
+              <w:top w:w="80" w:type="dxa"/>
+              <w:start w:w="120" w:type="dxa"/>
+              <w:bottom w:w="80" w:type="dxa"/>
+              <w:end w:w="120" w:type="dxa"/>
+            </w:tcMar>
+            <w:vAlign w:val="center"/>
+          </w:tcPr>
+          <w:p>
+            <w:pPr>
+              <w:keepNext w:val="0"/>
+              <w:spacing w:before="0" w:after="0" w:line="264" w:lineRule="auto"/>
+              <w:jc w:val="center"/>
+            </w:pPr>
+            <w:r>
+              <w:rPr>
+                <w:rFonts w:ascii="Microsoft YaHei" w:hAnsi="Microsoft YaHei" w:eastAsia="Microsoft YaHei"/>
+                <w:b/>
+                <w:i w:val="0"/>
+                <w:color w:val="1F2937"/>
+                <w:sz w:val="17"/>
+              </w:rPr>
+              <w:t>三才乱阵</w:t>
+            </w:r>
+            <w:r>
+              <w:rPr>
+                <w:rFonts w:ascii="Microsoft YaHei" w:hAnsi="Microsoft YaHei" w:eastAsia="Microsoft YaHei"/>
+                <w:b/>
+                <w:sz w:val="17"/>
+              </w:rPr>
+              <w:br/>
+            </w:r>
+            <w:r>
+              <w:rPr>
+                <w:rFonts w:ascii="Microsoft YaHei" w:hAnsi="Microsoft YaHei" w:eastAsia="Microsoft YaHei"/>
+                <w:b/>
+                <w:i w:val="0"/>
+                <w:color w:val="5B6573"/>
+                <w:sz w:val="17"/>
+              </w:rPr>
+              <w:t>被动</w:t>
+            </w:r>
+          </w:p>
+        </w:tc>
+        <w:tc>
+          <w:tcPr>
+            <w:tcW w:type="dxa" w:w="4320"/>
             <w:tcMar>
               <w:top w:w="80" w:type="dxa"/>
               <w:start w:w="120" w:type="dxa"/>
@@ -6273,307 +7799,27 @@
                 <w:color w:val="1F2937"/>
                 <w:sz w:val="18"/>
               </w:rPr>
-              <w:t>场上至少有 1 柄悬剑时自动释放。每柄悬剑分别对其悬停目标造成 90% 攻击物理伤害；不召回悬剑；CD = 11 秒。</w:t>
-            </w:r>
-          </w:p>
-        </w:tc>
-      </w:tr>
-      <w:tr>
-        <w:tc>
-          <w:tcPr>
-            <w:tcW w:type="dxa" w:w="900"/>
-            <w:tcMar>
-              <w:top w:w="80" w:type="dxa"/>
-              <w:start w:w="120" w:type="dxa"/>
-              <w:bottom w:w="80" w:type="dxa"/>
-              <w:end w:w="120" w:type="dxa"/>
-            </w:tcMar>
-            <w:vAlign w:val="center"/>
-          </w:tcPr>
-          <w:p>
-            <w:pPr>
-              <w:keepNext w:val="0"/>
-              <w:spacing w:before="0" w:after="0" w:line="300" w:lineRule="auto"/>
-              <w:jc w:val="center"/>
-            </w:pPr>
-            <w:r>
-              <w:rPr>
-                <w:rFonts w:ascii="Microsoft YaHei" w:hAnsi="Microsoft YaHei" w:eastAsia="Microsoft YaHei"/>
-                <w:b/>
-                <w:i w:val="0"/>
-                <w:color w:val="1F4D78"/>
-                <w:sz w:val="19"/>
-              </w:rPr>
-              <w:t>4 星</w:t>
+              <w:t>每波首次场上同时存在 3 柄悬剑，且分布于至少 2 名不同敌人时自动触发。每柄悬剑对其悬停目标额外造成 110% 攻击物理伤害；不召回悬剑；每波 1 次。</w:t>
             </w:r>
           </w:p>
         </w:tc>
         <w:tc>
           <w:tcPr>
-            <w:tcW w:type="dxa" w:w="2000"/>
-            <w:tcMar>
-              <w:top w:w="80" w:type="dxa"/>
-              <w:start w:w="120" w:type="dxa"/>
-              <w:bottom w:w="80" w:type="dxa"/>
-              <w:end w:w="120" w:type="dxa"/>
-            </w:tcMar>
             <w:vAlign w:val="center"/>
+            <w:tcW w:w="4320" w:type="dxa"/>
           </w:tcPr>
           <w:p>
             <w:pPr>
-              <w:keepNext w:val="0"/>
-              <w:spacing w:before="0" w:after="0" w:line="300" w:lineRule="auto"/>
+              <w:spacing w:before="0" w:after="0" w:line="264" w:lineRule="auto"/>
+              <w:jc w:val="left"/>
             </w:pPr>
             <w:r>
               <w:rPr>
                 <w:rFonts w:ascii="Microsoft YaHei" w:hAnsi="Microsoft YaHei" w:eastAsia="Microsoft YaHei"/>
-                <w:b/>
-                <w:i w:val="0"/>
-                <w:color w:val="1F2937"/>
-                <w:sz w:val="19"/>
-              </w:rPr>
-              <w:t>双锋裂甲</w:t>
-            </w:r>
-            <w:r>
-              <w:br/>
-            </w:r>
-            <w:r>
-              <w:rPr>
-                <w:rFonts w:ascii="Microsoft YaHei" w:hAnsi="Microsoft YaHei" w:eastAsia="Microsoft YaHei"/>
                 <w:b w:val="0"/>
-                <w:i w:val="0"/>
-                <w:color w:val="5B6573"/>
                 <w:sz w:val="17"/>
               </w:rPr>
-              <w:t>被动</w:t>
-            </w:r>
-          </w:p>
-        </w:tc>
-        <w:tc>
-          <w:tcPr>
-            <w:tcW w:type="dxa" w:w="6460"/>
-            <w:tcMar>
-              <w:top w:w="80" w:type="dxa"/>
-              <w:start w:w="120" w:type="dxa"/>
-              <w:bottom w:w="80" w:type="dxa"/>
-              <w:end w:w="120" w:type="dxa"/>
-            </w:tcMar>
-            <w:vAlign w:val="center"/>
-          </w:tcPr>
-          <w:p>
-            <w:pPr>
-              <w:keepNext w:val="0"/>
-              <w:spacing w:before="0" w:after="0" w:line="300" w:lineRule="auto"/>
-            </w:pPr>
-            <w:r>
-              <w:rPr>
-                <w:rFonts w:ascii="Microsoft YaHei" w:hAnsi="Microsoft YaHei" w:eastAsia="Microsoft YaHei"/>
-                <w:b w:val="0"/>
-                <w:i w:val="0"/>
-                <w:color w:val="1F2937"/>
-                <w:sz w:val="18"/>
-              </w:rPr>
-              <w:t>每波中，同一敌方单位首次同时被至少 2 柄悬剑悬停时，获得“裂甲”：物理防御 -10，持续 6 秒；不因悬剑返回、召回或数量变化而提前消失；同一目标每波 1 次。</w:t>
-            </w:r>
-          </w:p>
-        </w:tc>
-      </w:tr>
-      <w:tr>
-        <w:tc>
-          <w:tcPr>
-            <w:tcW w:type="dxa" w:w="900"/>
-            <w:tcMar>
-              <w:top w:w="80" w:type="dxa"/>
-              <w:start w:w="120" w:type="dxa"/>
-              <w:bottom w:w="80" w:type="dxa"/>
-              <w:end w:w="120" w:type="dxa"/>
-            </w:tcMar>
-            <w:vAlign w:val="center"/>
-          </w:tcPr>
-          <w:p>
-            <w:pPr>
-              <w:keepNext w:val="0"/>
-              <w:spacing w:before="0" w:after="0" w:line="300" w:lineRule="auto"/>
-              <w:jc w:val="center"/>
-            </w:pPr>
-            <w:r>
-              <w:rPr>
-                <w:rFonts w:ascii="Microsoft YaHei" w:hAnsi="Microsoft YaHei" w:eastAsia="Microsoft YaHei"/>
-                <w:b/>
-                <w:i w:val="0"/>
-                <w:color w:val="1F4D78"/>
-                <w:sz w:val="19"/>
-              </w:rPr>
-              <w:t>5 星</w:t>
-            </w:r>
-          </w:p>
-        </w:tc>
-        <w:tc>
-          <w:tcPr>
-            <w:tcW w:type="dxa" w:w="2000"/>
-            <w:tcMar>
-              <w:top w:w="80" w:type="dxa"/>
-              <w:start w:w="120" w:type="dxa"/>
-              <w:bottom w:w="80" w:type="dxa"/>
-              <w:end w:w="120" w:type="dxa"/>
-            </w:tcMar>
-            <w:vAlign w:val="center"/>
-          </w:tcPr>
-          <w:p>
-            <w:pPr>
-              <w:keepNext w:val="0"/>
-              <w:spacing w:before="0" w:after="0" w:line="300" w:lineRule="auto"/>
-            </w:pPr>
-            <w:r>
-              <w:rPr>
-                <w:rFonts w:ascii="Microsoft YaHei" w:hAnsi="Microsoft YaHei" w:eastAsia="Microsoft YaHei"/>
-                <w:b/>
-                <w:i w:val="0"/>
-                <w:color w:val="1F2937"/>
-                <w:sz w:val="19"/>
-              </w:rPr>
-              <w:t>三剑归一</w:t>
-            </w:r>
-            <w:r>
-              <w:br/>
-            </w:r>
-            <w:r>
-              <w:rPr>
-                <w:rFonts w:ascii="Microsoft YaHei" w:hAnsi="Microsoft YaHei" w:eastAsia="Microsoft YaHei"/>
-                <w:b w:val="0"/>
-                <w:i w:val="0"/>
-                <w:color w:val="5B6573"/>
-                <w:sz w:val="17"/>
-              </w:rPr>
-              <w:t>主动</w:t>
-            </w:r>
-          </w:p>
-        </w:tc>
-        <w:tc>
-          <w:tcPr>
-            <w:tcW w:type="dxa" w:w="6460"/>
-            <w:tcMar>
-              <w:top w:w="80" w:type="dxa"/>
-              <w:start w:w="120" w:type="dxa"/>
-              <w:bottom w:w="80" w:type="dxa"/>
-              <w:end w:w="120" w:type="dxa"/>
-            </w:tcMar>
-            <w:vAlign w:val="center"/>
-          </w:tcPr>
-          <w:p>
-            <w:pPr>
-              <w:keepNext w:val="0"/>
-              <w:spacing w:before="0" w:after="0" w:line="300" w:lineRule="auto"/>
-            </w:pPr>
-            <w:r>
-              <w:rPr>
-                <w:rFonts w:ascii="Microsoft YaHei" w:hAnsi="Microsoft YaHei" w:eastAsia="Microsoft YaHei"/>
-                <w:b w:val="0"/>
-                <w:i w:val="0"/>
-                <w:color w:val="1F2937"/>
-                <w:sz w:val="18"/>
-              </w:rPr>
-              <w:t>场上 3 柄悬剑全部悬停于同一名敌方队长或精英时自动释放。召回全部悬剑；每柄对该目标造成 125% 攻击物理伤害，合计 375%；CD = 15 秒。</w:t>
-            </w:r>
-          </w:p>
-        </w:tc>
-      </w:tr>
-      <w:tr>
-        <w:tc>
-          <w:tcPr>
-            <w:tcW w:type="dxa" w:w="900"/>
-            <w:tcMar>
-              <w:top w:w="80" w:type="dxa"/>
-              <w:start w:w="120" w:type="dxa"/>
-              <w:bottom w:w="80" w:type="dxa"/>
-              <w:end w:w="120" w:type="dxa"/>
-            </w:tcMar>
-            <w:vAlign w:val="center"/>
-          </w:tcPr>
-          <w:p>
-            <w:pPr>
-              <w:keepNext w:val="0"/>
-              <w:spacing w:before="0" w:after="0" w:line="300" w:lineRule="auto"/>
-              <w:jc w:val="center"/>
-            </w:pPr>
-            <w:r>
-              <w:rPr>
-                <w:rFonts w:ascii="Microsoft YaHei" w:hAnsi="Microsoft YaHei" w:eastAsia="Microsoft YaHei"/>
-                <w:b/>
-                <w:i w:val="0"/>
-                <w:color w:val="1F4D78"/>
-                <w:sz w:val="19"/>
-              </w:rPr>
-              <w:t>6 星</w:t>
-            </w:r>
-          </w:p>
-        </w:tc>
-        <w:tc>
-          <w:tcPr>
-            <w:tcW w:type="dxa" w:w="2000"/>
-            <w:tcMar>
-              <w:top w:w="80" w:type="dxa"/>
-              <w:start w:w="120" w:type="dxa"/>
-              <w:bottom w:w="80" w:type="dxa"/>
-              <w:end w:w="120" w:type="dxa"/>
-            </w:tcMar>
-            <w:vAlign w:val="center"/>
-          </w:tcPr>
-          <w:p>
-            <w:pPr>
-              <w:keepNext w:val="0"/>
-              <w:spacing w:before="0" w:after="0" w:line="300" w:lineRule="auto"/>
-            </w:pPr>
-            <w:r>
-              <w:rPr>
-                <w:rFonts w:ascii="Microsoft YaHei" w:hAnsi="Microsoft YaHei" w:eastAsia="Microsoft YaHei"/>
-                <w:b/>
-                <w:i w:val="0"/>
-                <w:color w:val="1F2937"/>
-                <w:sz w:val="19"/>
-              </w:rPr>
-              <w:t>三才乱阵</w:t>
-            </w:r>
-            <w:r>
-              <w:br/>
-            </w:r>
-            <w:r>
-              <w:rPr>
-                <w:rFonts w:ascii="Microsoft YaHei" w:hAnsi="Microsoft YaHei" w:eastAsia="Microsoft YaHei"/>
-                <w:b w:val="0"/>
-                <w:i w:val="0"/>
-                <w:color w:val="5B6573"/>
-                <w:sz w:val="17"/>
-              </w:rPr>
-              <w:t>被动</w:t>
-            </w:r>
-          </w:p>
-        </w:tc>
-        <w:tc>
-          <w:tcPr>
-            <w:tcW w:type="dxa" w:w="6460"/>
-            <w:tcMar>
-              <w:top w:w="80" w:type="dxa"/>
-              <w:start w:w="120" w:type="dxa"/>
-              <w:bottom w:w="80" w:type="dxa"/>
-              <w:end w:w="120" w:type="dxa"/>
-            </w:tcMar>
-            <w:vAlign w:val="center"/>
-          </w:tcPr>
-          <w:p>
-            <w:pPr>
-              <w:keepNext w:val="0"/>
-              <w:spacing w:before="0" w:after="0" w:line="300" w:lineRule="auto"/>
-            </w:pPr>
-            <w:r>
-              <w:rPr>
-                <w:rFonts w:ascii="Microsoft YaHei" w:hAnsi="Microsoft YaHei" w:eastAsia="Microsoft YaHei"/>
-                <w:b w:val="0"/>
-                <w:i w:val="0"/>
-                <w:color w:val="1F2937"/>
-                <w:sz w:val="18"/>
-              </w:rPr>
-              <w:t>每波首次场上同时存在 3 柄悬剑，且分布于至少 2 名不同敌人时自动触发。每柄悬剑对其悬停目标额外造成 110% 攻击物理伤害；不召回悬剑；每波 1 次。</w:t>
+              <w:t>每波首次 3 柄悬剑分布于至少 2 名敌人时，每柄额外造成 110% 物理伤害。</w:t>
             </w:r>
           </w:p>
         </w:tc>
@@ -6748,6 +7994,7 @@
         <w:gridCol w:w="900"/>
         <w:gridCol w:w="2000"/>
         <w:gridCol w:w="6460"/>
+        <w:gridCol w:w="4320"/>
       </w:tblGrid>
       <w:tr>
         <w:trPr>
@@ -6755,7 +8002,67 @@
         </w:trPr>
         <w:tc>
           <w:tcPr>
-            <w:tcW w:type="dxa" w:w="900"/>
+            <w:tcW w:type="dxa" w:w="864"/>
+            <w:shd w:fill="E8EEF5"/>
+            <w:tcMar>
+              <w:top w:w="80" w:type="dxa"/>
+              <w:start w:w="120" w:type="dxa"/>
+              <w:bottom w:w="80" w:type="dxa"/>
+              <w:end w:w="120" w:type="dxa"/>
+            </w:tcMar>
+            <w:vAlign w:val="center"/>
+          </w:tcPr>
+          <w:p>
+            <w:pPr>
+              <w:keepNext w:val="0"/>
+              <w:spacing w:before="0" w:after="0" w:line="264" w:lineRule="auto"/>
+              <w:jc w:val="center"/>
+            </w:pPr>
+            <w:r>
+              <w:rPr>
+                <w:rFonts w:ascii="Microsoft YaHei" w:hAnsi="Microsoft YaHei" w:eastAsia="Microsoft YaHei"/>
+                <w:b w:val="0"/>
+                <w:i w:val="0"/>
+                <w:color w:val="1F4D78"/>
+                <w:sz w:val="17"/>
+              </w:rPr>
+              <w:t>星级</w:t>
+            </w:r>
+          </w:p>
+        </w:tc>
+        <w:tc>
+          <w:tcPr>
+            <w:tcW w:type="dxa" w:w="1872"/>
+            <w:shd w:fill="E8EEF5"/>
+            <w:tcMar>
+              <w:top w:w="80" w:type="dxa"/>
+              <w:start w:w="120" w:type="dxa"/>
+              <w:bottom w:w="80" w:type="dxa"/>
+              <w:end w:w="120" w:type="dxa"/>
+            </w:tcMar>
+            <w:vAlign w:val="center"/>
+          </w:tcPr>
+          <w:p>
+            <w:pPr>
+              <w:keepNext w:val="0"/>
+              <w:spacing w:before="0" w:after="0" w:line="264" w:lineRule="auto"/>
+              <w:jc w:val="center"/>
+            </w:pPr>
+            <w:r>
+              <w:rPr>
+                <w:rFonts w:ascii="Microsoft YaHei" w:hAnsi="Microsoft YaHei" w:eastAsia="Microsoft YaHei"/>
+                <w:b/>
+                <w:i w:val="0"/>
+                <w:color w:val="1F4D78"/>
+                <w:sz w:val="17"/>
+              </w:rPr>
+              <w:t>技能</w:t>
+            </w:r>
+          </w:p>
+        </w:tc>
+        <w:tc>
+          <w:tcPr>
+            <w:tcW w:type="dxa" w:w="4320"/>
             <w:shd w:fill="E8EEF5"/>
             <w:tcMar>
               <w:top w:w="80" w:type="dxa"/>
@@ -6779,14 +8086,36 @@
                 <w:color w:val="1F4D78"/>
                 <w:sz w:val="19"/>
               </w:rPr>
-              <w:t>星级</w:t>
+              <w:t>正式效果与自动规则</w:t>
             </w:r>
           </w:p>
         </w:tc>
         <w:tc>
           <w:tcPr>
-            <w:tcW w:type="dxa" w:w="2000"/>
-            <w:shd w:fill="E8EEF5"/>
+            <w:shd w:fill="D9EAF7"/>
+            <w:vAlign w:val="center"/>
+            <w:tcW w:w="4320" w:type="dxa"/>
+          </w:tcPr>
+          <w:p>
+            <w:pPr>
+              <w:spacing w:before="0" w:after="0" w:line="264" w:lineRule="auto"/>
+              <w:jc w:val="left"/>
+            </w:pPr>
+            <w:r>
+              <w:rPr>
+                <w:rFonts w:ascii="Microsoft YaHei" w:hAnsi="Microsoft YaHei" w:eastAsia="Microsoft YaHei"/>
+                <w:b w:val="0"/>
+                <w:sz w:val="17"/>
+              </w:rPr>
+              <w:t>游戏内描述建议</w:t>
+            </w:r>
+          </w:p>
+        </w:tc>
+      </w:tr>
+      <w:tr>
+        <w:tc>
+          <w:tcPr>
+            <w:tcW w:type="dxa" w:w="864"/>
             <w:tcMar>
               <w:top w:w="80" w:type="dxa"/>
               <w:start w:w="120" w:type="dxa"/>
@@ -6798,25 +8127,24 @@
           <w:p>
             <w:pPr>
               <w:keepNext w:val="0"/>
-              <w:spacing w:before="0" w:after="0" w:line="300" w:lineRule="auto"/>
+              <w:spacing w:before="0" w:after="0" w:line="264" w:lineRule="auto"/>
               <w:jc w:val="center"/>
             </w:pPr>
             <w:r>
               <w:rPr>
                 <w:rFonts w:ascii="Microsoft YaHei" w:hAnsi="Microsoft YaHei" w:eastAsia="Microsoft YaHei"/>
-                <w:b/>
+                <w:b w:val="0"/>
                 <w:i w:val="0"/>
                 <w:color w:val="1F4D78"/>
-                <w:sz w:val="19"/>
-              </w:rPr>
-              <w:t>技能</w:t>
+                <w:sz w:val="17"/>
+              </w:rPr>
+              <w:t>1 星</w:t>
             </w:r>
           </w:p>
         </w:tc>
         <w:tc>
           <w:tcPr>
-            <w:tcW w:type="dxa" w:w="6460"/>
-            <w:shd w:fill="E8EEF5"/>
+            <w:tcW w:type="dxa" w:w="1872"/>
             <w:tcMar>
               <w:top w:w="80" w:type="dxa"/>
               <w:start w:w="120" w:type="dxa"/>
@@ -6828,7 +8156,7 @@
           <w:p>
             <w:pPr>
               <w:keepNext w:val="0"/>
-              <w:spacing w:before="0" w:after="0" w:line="300" w:lineRule="auto"/>
+              <w:spacing w:before="0" w:after="0" w:line="264" w:lineRule="auto"/>
               <w:jc w:val="center"/>
             </w:pPr>
             <w:r>
@@ -6836,47 +8164,34 @@
                 <w:rFonts w:ascii="Microsoft YaHei" w:hAnsi="Microsoft YaHei" w:eastAsia="Microsoft YaHei"/>
                 <w:b/>
                 <w:i w:val="0"/>
-                <w:color w:val="1F4D78"/>
-                <w:sz w:val="19"/>
-              </w:rPr>
-              <w:t>正式效果与自动规则</w:t>
-            </w:r>
-          </w:p>
-        </w:tc>
-      </w:tr>
-      <w:tr>
-        <w:tc>
-          <w:tcPr>
-            <w:tcW w:type="dxa" w:w="900"/>
-            <w:tcMar>
-              <w:top w:w="80" w:type="dxa"/>
-              <w:start w:w="120" w:type="dxa"/>
-              <w:bottom w:w="80" w:type="dxa"/>
-              <w:end w:w="120" w:type="dxa"/>
-            </w:tcMar>
-            <w:vAlign w:val="center"/>
-          </w:tcPr>
-          <w:p>
-            <w:pPr>
-              <w:keepNext w:val="0"/>
-              <w:spacing w:before="0" w:after="0" w:line="300" w:lineRule="auto"/>
-              <w:jc w:val="center"/>
-            </w:pPr>
+                <w:color w:val="1F2937"/>
+                <w:sz w:val="17"/>
+              </w:rPr>
+              <w:t>疾袭定标</w:t>
+            </w:r>
+            <w:r>
+              <w:rPr>
+                <w:rFonts w:ascii="Microsoft YaHei" w:hAnsi="Microsoft YaHei" w:eastAsia="Microsoft YaHei"/>
+                <w:b/>
+                <w:sz w:val="17"/>
+              </w:rPr>
+              <w:br/>
+            </w:r>
             <w:r>
               <w:rPr>
                 <w:rFonts w:ascii="Microsoft YaHei" w:hAnsi="Microsoft YaHei" w:eastAsia="Microsoft YaHei"/>
                 <w:b/>
                 <w:i w:val="0"/>
-                <w:color w:val="1F4D78"/>
-                <w:sz w:val="19"/>
-              </w:rPr>
-              <w:t>1 星</w:t>
+                <w:color w:val="5B6573"/>
+                <w:sz w:val="17"/>
+              </w:rPr>
+              <w:t>主动</w:t>
             </w:r>
           </w:p>
         </w:tc>
         <w:tc>
           <w:tcPr>
-            <w:tcW w:type="dxa" w:w="2000"/>
+            <w:tcW w:type="dxa" w:w="4320"/>
             <w:tcMar>
               <w:top w:w="80" w:type="dxa"/>
               <w:start w:w="120" w:type="dxa"/>
@@ -6893,31 +8208,116 @@
             <w:r>
               <w:rPr>
                 <w:rFonts w:ascii="Microsoft YaHei" w:hAnsi="Microsoft YaHei" w:eastAsia="Microsoft YaHei"/>
-                <w:b/>
+                <w:b w:val="0"/>
                 <w:i w:val="0"/>
                 <w:color w:val="1F2937"/>
-                <w:sz w:val="19"/>
-              </w:rPr>
-              <w:t>疾袭定标</w:t>
-            </w:r>
-            <w:r>
-              <w:br/>
-            </w:r>
-            <w:r>
-              <w:rPr>
-                <w:rFonts w:ascii="Microsoft YaHei" w:hAnsi="Microsoft YaHei" w:eastAsia="Microsoft YaHei"/>
-                <w:b w:val="0"/>
-                <w:i w:val="0"/>
-                <w:color w:val="5B6573"/>
-                <w:sz w:val="17"/>
-              </w:rPr>
-              <w:t>主动</w:t>
+                <w:sz w:val="18"/>
+              </w:rPr>
+              <w:t>自动对当前目标造成 185% 攻击物理伤害；CD = 8 秒。</w:t>
             </w:r>
           </w:p>
         </w:tc>
         <w:tc>
           <w:tcPr>
-            <w:tcW w:type="dxa" w:w="6460"/>
+            <w:vAlign w:val="center"/>
+            <w:tcW w:w="4320" w:type="dxa"/>
+          </w:tcPr>
+          <w:p>
+            <w:pPr>
+              <w:spacing w:before="0" w:after="0" w:line="264" w:lineRule="auto"/>
+              <w:jc w:val="left"/>
+            </w:pPr>
+            <w:r>
+              <w:rPr>
+                <w:rFonts w:ascii="Microsoft YaHei" w:hAnsi="Microsoft YaHei" w:eastAsia="Microsoft YaHei"/>
+                <w:b w:val="0"/>
+                <w:sz w:val="17"/>
+              </w:rPr>
+              <w:t>对当前目标造成 185% 物理伤害。</w:t>
+            </w:r>
+          </w:p>
+        </w:tc>
+      </w:tr>
+      <w:tr>
+        <w:tc>
+          <w:tcPr>
+            <w:tcW w:type="dxa" w:w="864"/>
+            <w:tcMar>
+              <w:top w:w="80" w:type="dxa"/>
+              <w:start w:w="120" w:type="dxa"/>
+              <w:bottom w:w="80" w:type="dxa"/>
+              <w:end w:w="120" w:type="dxa"/>
+            </w:tcMar>
+            <w:vAlign w:val="center"/>
+          </w:tcPr>
+          <w:p>
+            <w:pPr>
+              <w:keepNext w:val="0"/>
+              <w:spacing w:before="0" w:after="0" w:line="264" w:lineRule="auto"/>
+              <w:jc w:val="center"/>
+            </w:pPr>
+            <w:r>
+              <w:rPr>
+                <w:rFonts w:ascii="Microsoft YaHei" w:hAnsi="Microsoft YaHei" w:eastAsia="Microsoft YaHei"/>
+                <w:b w:val="0"/>
+                <w:i w:val="0"/>
+                <w:color w:val="1F4D78"/>
+                <w:sz w:val="17"/>
+              </w:rPr>
+              <w:t>2 星</w:t>
+            </w:r>
+          </w:p>
+        </w:tc>
+        <w:tc>
+          <w:tcPr>
+            <w:tcW w:type="dxa" w:w="1872"/>
+            <w:tcMar>
+              <w:top w:w="80" w:type="dxa"/>
+              <w:start w:w="120" w:type="dxa"/>
+              <w:bottom w:w="80" w:type="dxa"/>
+              <w:end w:w="120" w:type="dxa"/>
+            </w:tcMar>
+            <w:vAlign w:val="center"/>
+          </w:tcPr>
+          <w:p>
+            <w:pPr>
+              <w:keepNext w:val="0"/>
+              <w:spacing w:before="0" w:after="0" w:line="264" w:lineRule="auto"/>
+              <w:jc w:val="center"/>
+            </w:pPr>
+            <w:r>
+              <w:rPr>
+                <w:rFonts w:ascii="Microsoft YaHei" w:hAnsi="Microsoft YaHei" w:eastAsia="Microsoft YaHei"/>
+                <w:b/>
+                <w:i w:val="0"/>
+                <w:color w:val="1F2937"/>
+                <w:sz w:val="17"/>
+              </w:rPr>
+              <w:t>神速追猎</w:t>
+            </w:r>
+            <w:r>
+              <w:rPr>
+                <w:rFonts w:ascii="Microsoft YaHei" w:hAnsi="Microsoft YaHei" w:eastAsia="Microsoft YaHei"/>
+                <w:b/>
+                <w:sz w:val="17"/>
+              </w:rPr>
+              <w:br/>
+            </w:r>
+            <w:r>
+              <w:rPr>
+                <w:rFonts w:ascii="Microsoft YaHei" w:hAnsi="Microsoft YaHei" w:eastAsia="Microsoft YaHei"/>
+                <w:b/>
+                <w:i w:val="0"/>
+                <w:color w:val="5B6573"/>
+                <w:sz w:val="17"/>
+              </w:rPr>
+              <w:t>被动</w:t>
+            </w:r>
+          </w:p>
+        </w:tc>
+        <w:tc>
+          <w:tcPr>
+            <w:tcW w:type="dxa" w:w="4320"/>
             <w:tcMar>
               <w:top w:w="80" w:type="dxa"/>
               <w:start w:w="120" w:type="dxa"/>
@@ -6939,7 +8339,27 @@
                 <w:color w:val="1F2937"/>
                 <w:sz w:val="18"/>
               </w:rPr>
-              <w:t>自动对当前目标造成 185% 攻击物理伤害；CD = 8 秒。</w:t>
+              <w:t>启用追猎：普攻首次命中未被锁定敌人时施加猎印，持续 4 秒，仅维持 1 个且后续普攻不刷新；自然结束或目标死亡时完成追猎，获得 1 层猎机并清除猎印，每 1.5 秒最多 1 次；猎机最多 3 层，本波次保留、波次结束清空；每层对敌方队长/精英伤害 +5%。战前中排或后排时，攻击速度 +12%。</w:t>
+            </w:r>
+          </w:p>
+        </w:tc>
+        <w:tc>
+          <w:tcPr>
+            <w:vAlign w:val="center"/>
+            <w:tcW w:w="4320" w:type="dxa"/>
+          </w:tcPr>
+          <w:p>
+            <w:pPr>
+              <w:spacing w:before="0" w:after="0" w:line="264" w:lineRule="auto"/>
+              <w:jc w:val="left"/>
+            </w:pPr>
+            <w:r>
+              <w:rPr>
+                <w:rFonts w:ascii="Microsoft YaHei" w:hAnsi="Microsoft YaHei" w:eastAsia="Microsoft YaHei"/>
+                <w:b w:val="0"/>
+                <w:sz w:val="17"/>
+              </w:rPr>
+              <w:t>启用追猎：猎印结束或目标死亡时获得猎机，最多 3 层；每层对队长/精英伤害 +5%；中后排时攻速 +12%。</w:t>
             </w:r>
           </w:p>
         </w:tc>
@@ -6947,7 +8367,7 @@
       <w:tr>
         <w:tc>
           <w:tcPr>
-            <w:tcW w:type="dxa" w:w="900"/>
+            <w:tcW w:type="dxa" w:w="864"/>
             <w:tcMar>
               <w:top w:w="80" w:type="dxa"/>
               <w:start w:w="120" w:type="dxa"/>
@@ -6959,24 +8379,71 @@
           <w:p>
             <w:pPr>
               <w:keepNext w:val="0"/>
-              <w:spacing w:before="0" w:after="0" w:line="300" w:lineRule="auto"/>
+              <w:spacing w:before="0" w:after="0" w:line="264" w:lineRule="auto"/>
               <w:jc w:val="center"/>
             </w:pPr>
             <w:r>
               <w:rPr>
                 <w:rFonts w:ascii="Microsoft YaHei" w:hAnsi="Microsoft YaHei" w:eastAsia="Microsoft YaHei"/>
-                <w:b/>
+                <w:b w:val="0"/>
                 <w:i w:val="0"/>
                 <w:color w:val="1F4D78"/>
-                <w:sz w:val="19"/>
-              </w:rPr>
-              <w:t>2 星</w:t>
+                <w:sz w:val="17"/>
+              </w:rPr>
+              <w:t>3 星</w:t>
             </w:r>
           </w:p>
         </w:tc>
         <w:tc>
           <w:tcPr>
-            <w:tcW w:type="dxa" w:w="2000"/>
+            <w:tcW w:type="dxa" w:w="1872"/>
+            <w:tcMar>
+              <w:top w:w="80" w:type="dxa"/>
+              <w:start w:w="120" w:type="dxa"/>
+              <w:bottom w:w="80" w:type="dxa"/>
+              <w:end w:w="120" w:type="dxa"/>
+            </w:tcMar>
+            <w:vAlign w:val="center"/>
+          </w:tcPr>
+          <w:p>
+            <w:pPr>
+              <w:keepNext w:val="0"/>
+              <w:spacing w:before="0" w:after="0" w:line="264" w:lineRule="auto"/>
+              <w:jc w:val="center"/>
+            </w:pPr>
+            <w:r>
+              <w:rPr>
+                <w:rFonts w:ascii="Microsoft YaHei" w:hAnsi="Microsoft YaHei" w:eastAsia="Microsoft YaHei"/>
+                <w:b/>
+                <w:i w:val="0"/>
+                <w:color w:val="1F2937"/>
+                <w:sz w:val="17"/>
+              </w:rPr>
+              <w:t>急袭贯阵</w:t>
+            </w:r>
+            <w:r>
+              <w:rPr>
+                <w:rFonts w:ascii="Microsoft YaHei" w:hAnsi="Microsoft YaHei" w:eastAsia="Microsoft YaHei"/>
+                <w:b/>
+                <w:sz w:val="17"/>
+              </w:rPr>
+              <w:br/>
+            </w:r>
+            <w:r>
+              <w:rPr>
+                <w:rFonts w:ascii="Microsoft YaHei" w:hAnsi="Microsoft YaHei" w:eastAsia="Microsoft YaHei"/>
+                <w:b/>
+                <w:i w:val="0"/>
+                <w:color w:val="5B6573"/>
+                <w:sz w:val="17"/>
+              </w:rPr>
+              <w:t>主动</w:t>
+            </w:r>
+          </w:p>
+        </w:tc>
+        <w:tc>
+          <w:tcPr>
+            <w:tcW w:type="dxa" w:w="4320"/>
             <w:tcMar>
               <w:top w:w="80" w:type="dxa"/>
               <w:start w:w="120" w:type="dxa"/>
@@ -6993,31 +8460,116 @@
             <w:r>
               <w:rPr>
                 <w:rFonts w:ascii="Microsoft YaHei" w:hAnsi="Microsoft YaHei" w:eastAsia="Microsoft YaHei"/>
-                <w:b/>
+                <w:b w:val="0"/>
                 <w:i w:val="0"/>
                 <w:color w:val="1F2937"/>
-                <w:sz w:val="19"/>
-              </w:rPr>
-              <w:t>神速追猎</w:t>
-            </w:r>
-            <w:r>
-              <w:br/>
-            </w:r>
-            <w:r>
-              <w:rPr>
-                <w:rFonts w:ascii="Microsoft YaHei" w:hAnsi="Microsoft YaHei" w:eastAsia="Microsoft YaHei"/>
-                <w:b w:val="0"/>
-                <w:i w:val="0"/>
-                <w:color w:val="5B6573"/>
-                <w:sz w:val="17"/>
-              </w:rPr>
-              <w:t>被动</w:t>
+                <w:sz w:val="18"/>
+              </w:rPr>
+              <w:t>存在猎印目标且该目标所在一路至少有 2 名敌人时自动释放。对猎印目标及该路最多另外 3 名敌人各造成 115% 攻击物理伤害；猎印目标额外受 80% 攻击物理伤害；不消耗猎机；CD = 11 秒。</w:t>
             </w:r>
           </w:p>
         </w:tc>
         <w:tc>
           <w:tcPr>
-            <w:tcW w:type="dxa" w:w="6460"/>
+            <w:vAlign w:val="center"/>
+            <w:tcW w:w="4320" w:type="dxa"/>
+          </w:tcPr>
+          <w:p>
+            <w:pPr>
+              <w:spacing w:before="0" w:after="0" w:line="264" w:lineRule="auto"/>
+              <w:jc w:val="left"/>
+            </w:pPr>
+            <w:r>
+              <w:rPr>
+                <w:rFonts w:ascii="Microsoft YaHei" w:hAnsi="Microsoft YaHei" w:eastAsia="Microsoft YaHei"/>
+                <w:b w:val="0"/>
+                <w:sz w:val="17"/>
+              </w:rPr>
+              <w:t>攻击猎印目标及同路最多 3 名额外敌人，各造成 115% 物理伤害；猎印目标额外受 80%。</w:t>
+            </w:r>
+          </w:p>
+        </w:tc>
+      </w:tr>
+      <w:tr>
+        <w:tc>
+          <w:tcPr>
+            <w:tcW w:type="dxa" w:w="864"/>
+            <w:tcMar>
+              <w:top w:w="80" w:type="dxa"/>
+              <w:start w:w="120" w:type="dxa"/>
+              <w:bottom w:w="80" w:type="dxa"/>
+              <w:end w:w="120" w:type="dxa"/>
+            </w:tcMar>
+            <w:vAlign w:val="center"/>
+          </w:tcPr>
+          <w:p>
+            <w:pPr>
+              <w:keepNext w:val="0"/>
+              <w:spacing w:before="0" w:after="0" w:line="264" w:lineRule="auto"/>
+              <w:jc w:val="center"/>
+            </w:pPr>
+            <w:r>
+              <w:rPr>
+                <w:rFonts w:ascii="Microsoft YaHei" w:hAnsi="Microsoft YaHei" w:eastAsia="Microsoft YaHei"/>
+                <w:b w:val="0"/>
+                <w:i w:val="0"/>
+                <w:color w:val="1F4D78"/>
+                <w:sz w:val="17"/>
+              </w:rPr>
+              <w:t>4 星</w:t>
+            </w:r>
+          </w:p>
+        </w:tc>
+        <w:tc>
+          <w:tcPr>
+            <w:tcW w:type="dxa" w:w="1872"/>
+            <w:tcMar>
+              <w:top w:w="80" w:type="dxa"/>
+              <w:start w:w="120" w:type="dxa"/>
+              <w:bottom w:w="80" w:type="dxa"/>
+              <w:end w:w="120" w:type="dxa"/>
+            </w:tcMar>
+            <w:vAlign w:val="center"/>
+          </w:tcPr>
+          <w:p>
+            <w:pPr>
+              <w:keepNext w:val="0"/>
+              <w:spacing w:before="0" w:after="0" w:line="264" w:lineRule="auto"/>
+              <w:jc w:val="center"/>
+            </w:pPr>
+            <w:r>
+              <w:rPr>
+                <w:rFonts w:ascii="Microsoft YaHei" w:hAnsi="Microsoft YaHei" w:eastAsia="Microsoft YaHei"/>
+                <w:b/>
+                <w:i w:val="0"/>
+                <w:color w:val="1F2937"/>
+                <w:sz w:val="17"/>
+              </w:rPr>
+              <w:t>乘隙疾行</w:t>
+            </w:r>
+            <w:r>
+              <w:rPr>
+                <w:rFonts w:ascii="Microsoft YaHei" w:hAnsi="Microsoft YaHei" w:eastAsia="Microsoft YaHei"/>
+                <w:b/>
+                <w:sz w:val="17"/>
+              </w:rPr>
+              <w:br/>
+            </w:r>
+            <w:r>
+              <w:rPr>
+                <w:rFonts w:ascii="Microsoft YaHei" w:hAnsi="Microsoft YaHei" w:eastAsia="Microsoft YaHei"/>
+                <w:b/>
+                <w:i w:val="0"/>
+                <w:color w:val="5B6573"/>
+                <w:sz w:val="17"/>
+              </w:rPr>
+              <w:t>被动</w:t>
+            </w:r>
+          </w:p>
+        </w:tc>
+        <w:tc>
+          <w:tcPr>
+            <w:tcW w:type="dxa" w:w="4320"/>
             <w:tcMar>
               <w:top w:w="80" w:type="dxa"/>
               <w:start w:w="120" w:type="dxa"/>
@@ -7039,7 +8591,27 @@
                 <w:color w:val="1F2937"/>
                 <w:sz w:val="18"/>
               </w:rPr>
-              <w:t>启用追猎：普攻首次命中未被锁定敌人时施加猎印，持续 4 秒，仅维持 1 个且后续普攻不刷新；自然结束或目标死亡时完成追猎，获得 1 层猎机并清除猎印，每 1.5 秒最多 1 次；猎机最多 3 层，本波次保留、波次结束清空；每层对敌方队长/精英伤害 +5%。战前中排或后排时，攻击速度 +12%。</w:t>
+              <w:t>每波首次猎机达到 3 层时自动触发：夏侯渊攻击速度 +15%，本队远程小兵攻击速度 +10%，持续 6 秒；每波 1 次。</w:t>
+            </w:r>
+          </w:p>
+        </w:tc>
+        <w:tc>
+          <w:tcPr>
+            <w:vAlign w:val="center"/>
+            <w:tcW w:w="4320" w:type="dxa"/>
+          </w:tcPr>
+          <w:p>
+            <w:pPr>
+              <w:spacing w:before="0" w:after="0" w:line="264" w:lineRule="auto"/>
+              <w:jc w:val="left"/>
+            </w:pPr>
+            <w:r>
+              <w:rPr>
+                <w:rFonts w:ascii="Microsoft YaHei" w:hAnsi="Microsoft YaHei" w:eastAsia="Microsoft YaHei"/>
+                <w:b w:val="0"/>
+                <w:sz w:val="17"/>
+              </w:rPr>
+              <w:t>每波首次达到 3 层猎机时，夏侯渊攻速 +15%，本队远程兵攻速 +10%，持续 6 秒。</w:t>
             </w:r>
           </w:p>
         </w:tc>
@@ -7047,7 +8619,7 @@
       <w:tr>
         <w:tc>
           <w:tcPr>
-            <w:tcW w:type="dxa" w:w="900"/>
+            <w:tcW w:type="dxa" w:w="864"/>
             <w:tcMar>
               <w:top w:w="80" w:type="dxa"/>
               <w:start w:w="120" w:type="dxa"/>
@@ -7059,24 +8631,71 @@
           <w:p>
             <w:pPr>
               <w:keepNext w:val="0"/>
-              <w:spacing w:before="0" w:after="0" w:line="300" w:lineRule="auto"/>
+              <w:spacing w:before="0" w:after="0" w:line="264" w:lineRule="auto"/>
               <w:jc w:val="center"/>
             </w:pPr>
             <w:r>
               <w:rPr>
                 <w:rFonts w:ascii="Microsoft YaHei" w:hAnsi="Microsoft YaHei" w:eastAsia="Microsoft YaHei"/>
-                <w:b/>
+                <w:b w:val="0"/>
                 <w:i w:val="0"/>
                 <w:color w:val="1F4D78"/>
-                <w:sz w:val="19"/>
-              </w:rPr>
-              <w:t>3 星</w:t>
+                <w:sz w:val="17"/>
+              </w:rPr>
+              <w:t>5 星</w:t>
             </w:r>
           </w:p>
         </w:tc>
         <w:tc>
           <w:tcPr>
-            <w:tcW w:type="dxa" w:w="2000"/>
+            <w:tcW w:type="dxa" w:w="1872"/>
+            <w:tcMar>
+              <w:top w:w="80" w:type="dxa"/>
+              <w:start w:w="120" w:type="dxa"/>
+              <w:bottom w:w="80" w:type="dxa"/>
+              <w:end w:w="120" w:type="dxa"/>
+            </w:tcMar>
+            <w:vAlign w:val="center"/>
+          </w:tcPr>
+          <w:p>
+            <w:pPr>
+              <w:keepNext w:val="0"/>
+              <w:spacing w:before="0" w:after="0" w:line="264" w:lineRule="auto"/>
+              <w:jc w:val="center"/>
+            </w:pPr>
+            <w:r>
+              <w:rPr>
+                <w:rFonts w:ascii="Microsoft YaHei" w:hAnsi="Microsoft YaHei" w:eastAsia="Microsoft YaHei"/>
+                <w:b/>
+                <w:i w:val="0"/>
+                <w:color w:val="1F2937"/>
+                <w:sz w:val="17"/>
+              </w:rPr>
+              <w:t>追魂一击</w:t>
+            </w:r>
+            <w:r>
+              <w:rPr>
+                <w:rFonts w:ascii="Microsoft YaHei" w:hAnsi="Microsoft YaHei" w:eastAsia="Microsoft YaHei"/>
+                <w:b/>
+                <w:sz w:val="17"/>
+              </w:rPr>
+              <w:br/>
+            </w:r>
+            <w:r>
+              <w:rPr>
+                <w:rFonts w:ascii="Microsoft YaHei" w:hAnsi="Microsoft YaHei" w:eastAsia="Microsoft YaHei"/>
+                <w:b/>
+                <w:i w:val="0"/>
+                <w:color w:val="5B6573"/>
+                <w:sz w:val="17"/>
+              </w:rPr>
+              <w:t>主动</w:t>
+            </w:r>
+          </w:p>
+        </w:tc>
+        <w:tc>
+          <w:tcPr>
+            <w:tcW w:type="dxa" w:w="4320"/>
             <w:tcMar>
               <w:top w:w="80" w:type="dxa"/>
               <w:start w:w="120" w:type="dxa"/>
@@ -7093,31 +8712,116 @@
             <w:r>
               <w:rPr>
                 <w:rFonts w:ascii="Microsoft YaHei" w:hAnsi="Microsoft YaHei" w:eastAsia="Microsoft YaHei"/>
-                <w:b/>
+                <w:b w:val="0"/>
                 <w:i w:val="0"/>
                 <w:color w:val="1F2937"/>
-                <w:sz w:val="19"/>
-              </w:rPr>
-              <w:t>急袭贯阵</w:t>
-            </w:r>
-            <w:r>
-              <w:br/>
-            </w:r>
-            <w:r>
-              <w:rPr>
-                <w:rFonts w:ascii="Microsoft YaHei" w:hAnsi="Microsoft YaHei" w:eastAsia="Microsoft YaHei"/>
-                <w:b w:val="0"/>
-                <w:i w:val="0"/>
-                <w:color w:val="5B6573"/>
-                <w:sz w:val="17"/>
-              </w:rPr>
-              <w:t>主动</w:t>
+                <w:sz w:val="18"/>
+              </w:rPr>
+              <w:t>猎机至少 1 层且存在敌方队长或精英时自动释放。选择生命比例最低的敌方队长或精英，造成 250% 攻击 + 每层猎机 45% 攻击的物理伤害；消耗全部猎机；CD = 15 秒。</w:t>
             </w:r>
           </w:p>
         </w:tc>
         <w:tc>
           <w:tcPr>
-            <w:tcW w:type="dxa" w:w="6460"/>
+            <w:vAlign w:val="center"/>
+            <w:tcW w:w="4320" w:type="dxa"/>
+          </w:tcPr>
+          <w:p>
+            <w:pPr>
+              <w:spacing w:before="0" w:after="0" w:line="264" w:lineRule="auto"/>
+              <w:jc w:val="left"/>
+            </w:pPr>
+            <w:r>
+              <w:rPr>
+                <w:rFonts w:ascii="Microsoft YaHei" w:hAnsi="Microsoft YaHei" w:eastAsia="Microsoft YaHei"/>
+                <w:b w:val="0"/>
+                <w:sz w:val="17"/>
+              </w:rPr>
+              <w:t>消耗全部猎机，攻击低血队长/精英：造成 250% + 每层 45% 物理伤害。</w:t>
+            </w:r>
+          </w:p>
+        </w:tc>
+      </w:tr>
+      <w:tr>
+        <w:tc>
+          <w:tcPr>
+            <w:tcW w:type="dxa" w:w="864"/>
+            <w:tcMar>
+              <w:top w:w="80" w:type="dxa"/>
+              <w:start w:w="120" w:type="dxa"/>
+              <w:bottom w:w="80" w:type="dxa"/>
+              <w:end w:w="120" w:type="dxa"/>
+            </w:tcMar>
+            <w:vAlign w:val="center"/>
+          </w:tcPr>
+          <w:p>
+            <w:pPr>
+              <w:keepNext w:val="0"/>
+              <w:spacing w:before="0" w:after="0" w:line="264" w:lineRule="auto"/>
+              <w:jc w:val="center"/>
+            </w:pPr>
+            <w:r>
+              <w:rPr>
+                <w:rFonts w:ascii="Microsoft YaHei" w:hAnsi="Microsoft YaHei" w:eastAsia="Microsoft YaHei"/>
+                <w:b w:val="0"/>
+                <w:i w:val="0"/>
+                <w:color w:val="1F4D78"/>
+                <w:sz w:val="17"/>
+              </w:rPr>
+              <w:t>6 星</w:t>
+            </w:r>
+          </w:p>
+        </w:tc>
+        <w:tc>
+          <w:tcPr>
+            <w:tcW w:type="dxa" w:w="1872"/>
+            <w:tcMar>
+              <w:top w:w="80" w:type="dxa"/>
+              <w:start w:w="120" w:type="dxa"/>
+              <w:bottom w:w="80" w:type="dxa"/>
+              <w:end w:w="120" w:type="dxa"/>
+            </w:tcMar>
+            <w:vAlign w:val="center"/>
+          </w:tcPr>
+          <w:p>
+            <w:pPr>
+              <w:keepNext w:val="0"/>
+              <w:spacing w:before="0" w:after="0" w:line="264" w:lineRule="auto"/>
+              <w:jc w:val="center"/>
+            </w:pPr>
+            <w:r>
+              <w:rPr>
+                <w:rFonts w:ascii="Microsoft YaHei" w:hAnsi="Microsoft YaHei" w:eastAsia="Microsoft YaHei"/>
+                <w:b/>
+                <w:i w:val="0"/>
+                <w:color w:val="1F2937"/>
+                <w:sz w:val="17"/>
+              </w:rPr>
+              <w:t>追迹识破</w:t>
+            </w:r>
+            <w:r>
+              <w:rPr>
+                <w:rFonts w:ascii="Microsoft YaHei" w:hAnsi="Microsoft YaHei" w:eastAsia="Microsoft YaHei"/>
+                <w:b/>
+                <w:sz w:val="17"/>
+              </w:rPr>
+              <w:br/>
+            </w:r>
+            <w:r>
+              <w:rPr>
+                <w:rFonts w:ascii="Microsoft YaHei" w:hAnsi="Microsoft YaHei" w:eastAsia="Microsoft YaHei"/>
+                <w:b/>
+                <w:i w:val="0"/>
+                <w:color w:val="5B6573"/>
+                <w:sz w:val="17"/>
+              </w:rPr>
+              <w:t>被动</w:t>
+            </w:r>
+          </w:p>
+        </w:tc>
+        <w:tc>
+          <w:tcPr>
+            <w:tcW w:type="dxa" w:w="4320"/>
             <w:tcMar>
               <w:top w:w="80" w:type="dxa"/>
               <w:start w:w="120" w:type="dxa"/>
@@ -7139,307 +8843,27 @@
                 <w:color w:val="1F2937"/>
                 <w:sz w:val="18"/>
               </w:rPr>
-              <w:t>存在猎印目标且该目标所在一路至少有 2 名敌人时自动释放。对猎印目标及该路最多另外 3 名敌人各造成 115% 攻击物理伤害；猎印目标额外受 80% 攻击物理伤害；不消耗猎机；CD = 11 秒。</w:t>
-            </w:r>
-          </w:p>
-        </w:tc>
-      </w:tr>
-      <w:tr>
-        <w:tc>
-          <w:tcPr>
-            <w:tcW w:type="dxa" w:w="900"/>
-            <w:tcMar>
-              <w:top w:w="80" w:type="dxa"/>
-              <w:start w:w="120" w:type="dxa"/>
-              <w:bottom w:w="80" w:type="dxa"/>
-              <w:end w:w="120" w:type="dxa"/>
-            </w:tcMar>
-            <w:vAlign w:val="center"/>
-          </w:tcPr>
-          <w:p>
-            <w:pPr>
-              <w:keepNext w:val="0"/>
-              <w:spacing w:before="0" w:after="0" w:line="300" w:lineRule="auto"/>
-              <w:jc w:val="center"/>
-            </w:pPr>
-            <w:r>
-              <w:rPr>
-                <w:rFonts w:ascii="Microsoft YaHei" w:hAnsi="Microsoft YaHei" w:eastAsia="Microsoft YaHei"/>
-                <w:b/>
-                <w:i w:val="0"/>
-                <w:color w:val="1F4D78"/>
-                <w:sz w:val="19"/>
-              </w:rPr>
-              <w:t>4 星</w:t>
+              <w:t>每波中，同一敌方队长或精英被猎印锁定满 4 秒且仍存活时，获得“识破”：夏侯渊对其伤害 +20%，本队远程小兵对其自然攻击伤害 +10%，持续 6 秒；同一目标每波 1 次。猎印正常结束并提供猎机；识破不因猎印结束而提前消失。</w:t>
             </w:r>
           </w:p>
         </w:tc>
         <w:tc>
           <w:tcPr>
-            <w:tcW w:type="dxa" w:w="2000"/>
-            <w:tcMar>
-              <w:top w:w="80" w:type="dxa"/>
-              <w:start w:w="120" w:type="dxa"/>
-              <w:bottom w:w="80" w:type="dxa"/>
-              <w:end w:w="120" w:type="dxa"/>
-            </w:tcMar>
             <w:vAlign w:val="center"/>
+            <w:tcW w:w="4320" w:type="dxa"/>
           </w:tcPr>
           <w:p>
             <w:pPr>
-              <w:keepNext w:val="0"/>
-              <w:spacing w:before="0" w:after="0" w:line="300" w:lineRule="auto"/>
+              <w:spacing w:before="0" w:after="0" w:line="264" w:lineRule="auto"/>
+              <w:jc w:val="left"/>
             </w:pPr>
             <w:r>
               <w:rPr>
                 <w:rFonts w:ascii="Microsoft YaHei" w:hAnsi="Microsoft YaHei" w:eastAsia="Microsoft YaHei"/>
-                <w:b/>
-                <w:i w:val="0"/>
-                <w:color w:val="1F2937"/>
-                <w:sz w:val="19"/>
-              </w:rPr>
-              <w:t>乘隙疾行</w:t>
-            </w:r>
-            <w:r>
-              <w:br/>
-            </w:r>
-            <w:r>
-              <w:rPr>
-                <w:rFonts w:ascii="Microsoft YaHei" w:hAnsi="Microsoft YaHei" w:eastAsia="Microsoft YaHei"/>
                 <w:b w:val="0"/>
-                <w:i w:val="0"/>
-                <w:color w:val="5B6573"/>
                 <w:sz w:val="17"/>
               </w:rPr>
-              <w:t>被动</w:t>
-            </w:r>
-          </w:p>
-        </w:tc>
-        <w:tc>
-          <w:tcPr>
-            <w:tcW w:type="dxa" w:w="6460"/>
-            <w:tcMar>
-              <w:top w:w="80" w:type="dxa"/>
-              <w:start w:w="120" w:type="dxa"/>
-              <w:bottom w:w="80" w:type="dxa"/>
-              <w:end w:w="120" w:type="dxa"/>
-            </w:tcMar>
-            <w:vAlign w:val="center"/>
-          </w:tcPr>
-          <w:p>
-            <w:pPr>
-              <w:keepNext w:val="0"/>
-              <w:spacing w:before="0" w:after="0" w:line="300" w:lineRule="auto"/>
-            </w:pPr>
-            <w:r>
-              <w:rPr>
-                <w:rFonts w:ascii="Microsoft YaHei" w:hAnsi="Microsoft YaHei" w:eastAsia="Microsoft YaHei"/>
-                <w:b w:val="0"/>
-                <w:i w:val="0"/>
-                <w:color w:val="1F2937"/>
-                <w:sz w:val="18"/>
-              </w:rPr>
-              <w:t>每波首次猎机达到 3 层时自动触发：夏侯渊攻击速度 +15%，本队远程小兵攻击速度 +10%，持续 6 秒；每波 1 次。</w:t>
-            </w:r>
-          </w:p>
-        </w:tc>
-      </w:tr>
-      <w:tr>
-        <w:tc>
-          <w:tcPr>
-            <w:tcW w:type="dxa" w:w="900"/>
-            <w:tcMar>
-              <w:top w:w="80" w:type="dxa"/>
-              <w:start w:w="120" w:type="dxa"/>
-              <w:bottom w:w="80" w:type="dxa"/>
-              <w:end w:w="120" w:type="dxa"/>
-            </w:tcMar>
-            <w:vAlign w:val="center"/>
-          </w:tcPr>
-          <w:p>
-            <w:pPr>
-              <w:keepNext w:val="0"/>
-              <w:spacing w:before="0" w:after="0" w:line="300" w:lineRule="auto"/>
-              <w:jc w:val="center"/>
-            </w:pPr>
-            <w:r>
-              <w:rPr>
-                <w:rFonts w:ascii="Microsoft YaHei" w:hAnsi="Microsoft YaHei" w:eastAsia="Microsoft YaHei"/>
-                <w:b/>
-                <w:i w:val="0"/>
-                <w:color w:val="1F4D78"/>
-                <w:sz w:val="19"/>
-              </w:rPr>
-              <w:t>5 星</w:t>
-            </w:r>
-          </w:p>
-        </w:tc>
-        <w:tc>
-          <w:tcPr>
-            <w:tcW w:type="dxa" w:w="2000"/>
-            <w:tcMar>
-              <w:top w:w="80" w:type="dxa"/>
-              <w:start w:w="120" w:type="dxa"/>
-              <w:bottom w:w="80" w:type="dxa"/>
-              <w:end w:w="120" w:type="dxa"/>
-            </w:tcMar>
-            <w:vAlign w:val="center"/>
-          </w:tcPr>
-          <w:p>
-            <w:pPr>
-              <w:keepNext w:val="0"/>
-              <w:spacing w:before="0" w:after="0" w:line="300" w:lineRule="auto"/>
-            </w:pPr>
-            <w:r>
-              <w:rPr>
-                <w:rFonts w:ascii="Microsoft YaHei" w:hAnsi="Microsoft YaHei" w:eastAsia="Microsoft YaHei"/>
-                <w:b/>
-                <w:i w:val="0"/>
-                <w:color w:val="1F2937"/>
-                <w:sz w:val="19"/>
-              </w:rPr>
-              <w:t>追魂一击</w:t>
-            </w:r>
-            <w:r>
-              <w:br/>
-            </w:r>
-            <w:r>
-              <w:rPr>
-                <w:rFonts w:ascii="Microsoft YaHei" w:hAnsi="Microsoft YaHei" w:eastAsia="Microsoft YaHei"/>
-                <w:b w:val="0"/>
-                <w:i w:val="0"/>
-                <w:color w:val="5B6573"/>
-                <w:sz w:val="17"/>
-              </w:rPr>
-              <w:t>主动</w:t>
-            </w:r>
-          </w:p>
-        </w:tc>
-        <w:tc>
-          <w:tcPr>
-            <w:tcW w:type="dxa" w:w="6460"/>
-            <w:tcMar>
-              <w:top w:w="80" w:type="dxa"/>
-              <w:start w:w="120" w:type="dxa"/>
-              <w:bottom w:w="80" w:type="dxa"/>
-              <w:end w:w="120" w:type="dxa"/>
-            </w:tcMar>
-            <w:vAlign w:val="center"/>
-          </w:tcPr>
-          <w:p>
-            <w:pPr>
-              <w:keepNext w:val="0"/>
-              <w:spacing w:before="0" w:after="0" w:line="300" w:lineRule="auto"/>
-            </w:pPr>
-            <w:r>
-              <w:rPr>
-                <w:rFonts w:ascii="Microsoft YaHei" w:hAnsi="Microsoft YaHei" w:eastAsia="Microsoft YaHei"/>
-                <w:b w:val="0"/>
-                <w:i w:val="0"/>
-                <w:color w:val="1F2937"/>
-                <w:sz w:val="18"/>
-              </w:rPr>
-              <w:t>猎机至少 1 层且存在敌方队长或精英时自动释放。选择生命比例最低的敌方队长或精英，造成 250% 攻击 + 每层猎机 45% 攻击的物理伤害；消耗全部猎机；CD = 15 秒。</w:t>
-            </w:r>
-          </w:p>
-        </w:tc>
-      </w:tr>
-      <w:tr>
-        <w:tc>
-          <w:tcPr>
-            <w:tcW w:type="dxa" w:w="900"/>
-            <w:tcMar>
-              <w:top w:w="80" w:type="dxa"/>
-              <w:start w:w="120" w:type="dxa"/>
-              <w:bottom w:w="80" w:type="dxa"/>
-              <w:end w:w="120" w:type="dxa"/>
-            </w:tcMar>
-            <w:vAlign w:val="center"/>
-          </w:tcPr>
-          <w:p>
-            <w:pPr>
-              <w:keepNext w:val="0"/>
-              <w:spacing w:before="0" w:after="0" w:line="300" w:lineRule="auto"/>
-              <w:jc w:val="center"/>
-            </w:pPr>
-            <w:r>
-              <w:rPr>
-                <w:rFonts w:ascii="Microsoft YaHei" w:hAnsi="Microsoft YaHei" w:eastAsia="Microsoft YaHei"/>
-                <w:b/>
-                <w:i w:val="0"/>
-                <w:color w:val="1F4D78"/>
-                <w:sz w:val="19"/>
-              </w:rPr>
-              <w:t>6 星</w:t>
-            </w:r>
-          </w:p>
-        </w:tc>
-        <w:tc>
-          <w:tcPr>
-            <w:tcW w:type="dxa" w:w="2000"/>
-            <w:tcMar>
-              <w:top w:w="80" w:type="dxa"/>
-              <w:start w:w="120" w:type="dxa"/>
-              <w:bottom w:w="80" w:type="dxa"/>
-              <w:end w:w="120" w:type="dxa"/>
-            </w:tcMar>
-            <w:vAlign w:val="center"/>
-          </w:tcPr>
-          <w:p>
-            <w:pPr>
-              <w:keepNext w:val="0"/>
-              <w:spacing w:before="0" w:after="0" w:line="300" w:lineRule="auto"/>
-            </w:pPr>
-            <w:r>
-              <w:rPr>
-                <w:rFonts w:ascii="Microsoft YaHei" w:hAnsi="Microsoft YaHei" w:eastAsia="Microsoft YaHei"/>
-                <w:b/>
-                <w:i w:val="0"/>
-                <w:color w:val="1F2937"/>
-                <w:sz w:val="19"/>
-              </w:rPr>
-              <w:t>追迹识破</w:t>
-            </w:r>
-            <w:r>
-              <w:br/>
-            </w:r>
-            <w:r>
-              <w:rPr>
-                <w:rFonts w:ascii="Microsoft YaHei" w:hAnsi="Microsoft YaHei" w:eastAsia="Microsoft YaHei"/>
-                <w:b w:val="0"/>
-                <w:i w:val="0"/>
-                <w:color w:val="5B6573"/>
-                <w:sz w:val="17"/>
-              </w:rPr>
-              <w:t>被动</w:t>
-            </w:r>
-          </w:p>
-        </w:tc>
-        <w:tc>
-          <w:tcPr>
-            <w:tcW w:type="dxa" w:w="6460"/>
-            <w:tcMar>
-              <w:top w:w="80" w:type="dxa"/>
-              <w:start w:w="120" w:type="dxa"/>
-              <w:bottom w:w="80" w:type="dxa"/>
-              <w:end w:w="120" w:type="dxa"/>
-            </w:tcMar>
-            <w:vAlign w:val="center"/>
-          </w:tcPr>
-          <w:p>
-            <w:pPr>
-              <w:keepNext w:val="0"/>
-              <w:spacing w:before="0" w:after="0" w:line="300" w:lineRule="auto"/>
-            </w:pPr>
-            <w:r>
-              <w:rPr>
-                <w:rFonts w:ascii="Microsoft YaHei" w:hAnsi="Microsoft YaHei" w:eastAsia="Microsoft YaHei"/>
-                <w:b w:val="0"/>
-                <w:i w:val="0"/>
-                <w:color w:val="1F2937"/>
-                <w:sz w:val="18"/>
-              </w:rPr>
-              <w:t>每波中，同一敌方队长或精英被猎印锁定满 4 秒且仍存活时，获得“识破”：夏侯渊对其伤害 +20%，本队远程小兵对其自然攻击伤害 +10%，持续 6 秒；同一目标每波 1 次。猎印正常结束并提供猎机；识破不因猎印结束而提前消失。</w:t>
+              <w:t>同一队长/精英被猎印锁定满 4 秒时，对其伤害 +20%，本队远程兵对其伤害 +10%，持续 6 秒。</w:t>
             </w:r>
           </w:p>
         </w:tc>
